--- a/docs/panduan/Panduan_Penggunaan_SI-MENTILIN_PKB.docx
+++ b/docs/panduan/Panduan_Penggunaan_SI-MENTILIN_PKB.docx
@@ -4,229 +4,142 @@
   <w:body>
     <w:p>
       <w:pPr>
-        <w:spacing w:before="800" w:after="200"/>
+        <w:spacing w:before="720" w:after="40"/>
+        <w:jc w:val="center"/>
       </w:pPr>
       <w:r>
         <w:rPr>
-          <w:rFonts w:ascii="Calibri" w:hAnsi="Calibri"/>
           <w:b/>
-          <w:color w:val="008060"/>
-          <w:sz w:val="24"/>
         </w:rPr>
-        <w:t>PANDUAN OPERASIONAL RESMI</w:t>
+        <w:t>PEMERINTAH KABUPATEN BANGKA</w:t>
+        <w:br/>
+      </w:r>
+      <w:r>
+        <w:rPr>
+          <w:b/>
+        </w:rPr>
+        <w:t>DINAS PENGENDALIAN PENDUDUK, KELUARGA BERENCANA,</w:t>
+        <w:br/>
+        <w:t>PEMBERDAYAAN PEREMPUAN DAN PERLINDUNGAN ANAK (DP2KBP3A)</w:t>
       </w:r>
     </w:p>
     <w:p>
       <w:pPr>
-        <w:spacing w:before="0" w:after="120"/>
+        <w:spacing w:before="200" w:after="480"/>
+        <w:jc w:val="center"/>
       </w:pPr>
       <w:r>
         <w:rPr>
-          <w:rFonts w:ascii="Calibri" w:hAnsi="Calibri"/>
           <w:b/>
-          <w:color w:val="0B2E59"/>
-          <w:sz w:val="64"/>
+          <w:color w:val="0F766E"/>
         </w:rPr>
-        <w:t>SI-MENTILIN</w:t>
+        <w:t>――――――――――――――――――――――――――――――――――――――</w:t>
       </w:r>
     </w:p>
     <w:p>
       <w:pPr>
-        <w:spacing w:after="400"/>
+        <w:spacing w:before="240" w:after="160"/>
+        <w:jc w:val="center"/>
       </w:pPr>
       <w:r>
         <w:rPr>
-          <w:rFonts w:ascii="Calibri" w:hAnsi="Calibri"/>
           <w:b/>
-          <w:color w:val="008060"/>
-          <w:sz w:val="30"/>
+          <w:color w:val="1E3A8A"/>
+          <w:sz w:val="44"/>
         </w:rPr>
-        <w:t>Sistem Skrining Lima Indikator PUS &amp; Penanda Sasaran MUPAR</w:t>
+        <w:t>PANDUAN OPERASIONAL LAPANGAN</w:t>
+        <w:br/>
+        <w:t>APLIKASI SI-MENTILIN</w:t>
       </w:r>
     </w:p>
     <w:p>
       <w:pPr>
-        <w:spacing w:after="400"/>
+        <w:spacing w:before="80" w:after="320"/>
+        <w:jc w:val="center"/>
       </w:pPr>
       <w:r>
         <w:rPr>
-          <w:color w:val="008060"/>
+          <w:b/>
+          <w:color w:val="0F766E"/>
+          <w:sz w:val="26"/>
         </w:rPr>
-        <w:t>——————————————————————————————————————</w:t>
+        <w:t>Modul Khusus: Petugas Lapangan KB (PKB / PLKB / Koordinator Kecamatan)</w:t>
       </w:r>
     </w:p>
-    <w:p>
-      <w:pPr>
-        <w:spacing w:after="300"/>
-      </w:pPr>
-      <w:r>
-        <w:rPr>
-          <w:rFonts w:ascii="Calibri" w:hAnsi="Calibri"/>
-          <w:b/>
-          <w:color w:val="1E293B"/>
-          <w:sz w:val="24"/>
-        </w:rPr>
-        <w:t xml:space="preserve">MODUL KHUSUS: </w:t>
-      </w:r>
-      <w:r>
-        <w:rPr>
-          <w:rFonts w:ascii="Calibri" w:hAnsi="Calibri"/>
-          <w:b/>
-          <w:color w:val="0B2E59"/>
-          <w:sz w:val="28"/>
-        </w:rPr>
-        <w:t>PETUGAS LAPANGAN (PKB/PLKB)</w:t>
-      </w:r>
-    </w:p>
-    <w:p>
-      <w:pPr>
-        <w:spacing w:after="1200"/>
-      </w:pPr>
-      <w:r>
-        <w:rPr>
-          <w:rFonts w:ascii="Calibri" w:hAnsi="Calibri"/>
-          <w:color w:val="1E293B"/>
-          <w:sz w:val="22"/>
-        </w:rPr>
-        <w:t>Buku Petunjuk Operasional Pendataan PUS, Skrining 5 Indikator, Penanda Sasaran MUPAR, Antrean Prioritas, dan Realisasi Intervensi KB.</w:t>
-      </w:r>
-    </w:p>
-    <w:p>
-      <w:pPr>
-        <w:spacing w:after="80"/>
-      </w:pPr>
-      <w:r>
-        <w:rPr>
-          <w:rFonts w:ascii="Calibri" w:hAnsi="Calibri"/>
-          <w:b/>
-          <w:color w:val="0B2E59"/>
-          <w:sz w:val="22"/>
-        </w:rPr>
-        <w:t>Dinas Pengendalian Penduduk, Keluarga Berencana,</w:t>
-        <w:br/>
-        <w:t>Pemberdayaan Perempuan dan Perlindungan Anak (DP2KBP3A)</w:t>
-      </w:r>
-    </w:p>
-    <w:p>
-      <w:r>
-        <w:rPr>
-          <w:rFonts w:ascii="Calibri" w:hAnsi="Calibri"/>
-          <w:color w:val="64748B"/>
-          <w:sz w:val="20"/>
-        </w:rPr>
-        <w:t>Pemerintah Kabupaten Bangka • Provinsi Kepulauan Bangka Belitung</w:t>
-        <w:br/>
-        <w:t>Tahun 2026</w:t>
-      </w:r>
-    </w:p>
+    <w:tbl>
+      <w:tblPr>
+        <w:tblW w:type="auto" w:w="0"/>
+        <w:jc w:val="center"/>
+        <w:tblLook w:firstColumn="1" w:firstRow="1" w:lastColumn="0" w:lastRow="0" w:noHBand="0" w:noVBand="1" w:val="04A0"/>
+      </w:tblPr>
+      <w:tblGrid>
+        <w:gridCol w:w="9360"/>
+      </w:tblGrid>
+      <w:tr>
+        <w:tc>
+          <w:tcPr>
+            <w:tcW w:type="dxa" w:w="9360"/>
+            <w:tcMar>
+              <w:top w:w="140" w:type="dxa"/>
+              <w:bottom w:w="140" w:type="dxa"/>
+              <w:left w:w="200" w:type="dxa"/>
+              <w:right w:w="160" w:type="dxa"/>
+            </w:tcMar>
+            <w:shd w:fill="EFF6FF"/>
+            <w:tcBorders>
+              <w:top w:val="none"/>
+              <w:left w:val="single" w:sz="32" w:space="0" w:color="1E3A8A"/>
+              <w:bottom w:val="none"/>
+              <w:right w:val="none"/>
+            </w:tcBorders>
+          </w:tcPr>
+          <w:p>
+            <w:pPr>
+              <w:spacing w:before="0" w:after="80"/>
+            </w:pPr>
+            <w:r>
+              <w:rPr>
+                <w:rFonts w:ascii="Calibri" w:hAnsi="Calibri"/>
+                <w:b/>
+                <w:color w:val="1E3A8A"/>
+                <w:sz w:val="21"/>
+              </w:rPr>
+              <w:t>📌 BUKU PETUNJUK OPERASIONAL PKB/PLKB</w:t>
+            </w:r>
+          </w:p>
+          <w:p>
+            <w:pPr>
+              <w:spacing w:before="40" w:after="40" w:line="276" w:lineRule="auto"/>
+            </w:pPr>
+            <w:r>
+              <w:rPr>
+                <w:rFonts w:ascii="Calibri" w:hAnsi="Calibri"/>
+                <w:color w:val="334155"/>
+                <w:sz w:val="19"/>
+              </w:rPr>
+              <w:t>Buku petunjuk operasional lapangan (SOP) bagi Petugas Lini Lapangan KB di Kabupaten Bangka.</w:t>
+            </w:r>
+          </w:p>
+          <w:p>
+            <w:pPr>
+              <w:spacing w:before="40" w:after="40" w:line="276" w:lineRule="auto"/>
+            </w:pPr>
+            <w:r>
+              <w:rPr>
+                <w:rFonts w:ascii="Calibri" w:hAnsi="Calibri"/>
+                <w:color w:val="334155"/>
+                <w:sz w:val="19"/>
+              </w:rPr>
+              <w:t>Mencakup alur kerja dari login, input data PUS, skrining 5 indikator, penanganan antrean prioritas, pencatatan intervensi KB, hingga pembuatan laporan rekapitulasi desa.</w:t>
+            </w:r>
+          </w:p>
+        </w:tc>
+      </w:tr>
+    </w:tbl>
+    <w:p/>
     <w:p>
       <w:r>
         <w:br w:type="page"/>
-      </w:r>
-    </w:p>
-    <w:p>
-      <w:pPr>
-        <w:spacing w:before="40" w:after="100" w:line="276" w:lineRule="auto"/>
-      </w:pPr>
-      <w:r>
-        <w:rPr>
-          <w:rFonts w:ascii="Calibri" w:hAnsi="Calibri"/>
-          <w:color w:val="1E293B"/>
-          <w:sz w:val="21"/>
-        </w:rPr>
-        <w:t xml:space="preserve">Selamat datang di Buku Petunjuk Operasional </w:t>
-      </w:r>
-      <w:r>
-        <w:rPr>
-          <w:rFonts w:ascii="Calibri" w:hAnsi="Calibri"/>
-          <w:b/>
-          <w:color w:val="1E293B"/>
-          <w:sz w:val="21"/>
-        </w:rPr>
-        <w:t>SI-MENTILIN</w:t>
-      </w:r>
-      <w:r>
-        <w:rPr>
-          <w:rFonts w:ascii="Calibri" w:hAnsi="Calibri"/>
-          <w:color w:val="1E293B"/>
-          <w:sz w:val="21"/>
-        </w:rPr>
-        <w:t xml:space="preserve"> (</w:t>
-      </w:r>
-      <w:r>
-        <w:rPr>
-          <w:rFonts w:ascii="Calibri" w:hAnsi="Calibri"/>
-          <w:i/>
-          <w:color w:val="1E293B"/>
-          <w:sz w:val="21"/>
-        </w:rPr>
-        <w:t>Sistem Skrining Lima Indikator PUS &amp; Penanda Sasaran MUPAR</w:t>
-      </w:r>
-      <w:r>
-        <w:rPr>
-          <w:rFonts w:ascii="Calibri" w:hAnsi="Calibri"/>
-          <w:color w:val="1E293B"/>
-          <w:sz w:val="21"/>
-        </w:rPr>
-        <w:t xml:space="preserve">) untuk </w:t>
-      </w:r>
-      <w:r>
-        <w:rPr>
-          <w:rFonts w:ascii="Calibri" w:hAnsi="Calibri"/>
-          <w:b/>
-          <w:color w:val="1E293B"/>
-          <w:sz w:val="21"/>
-        </w:rPr>
-        <w:t>Petugas Lapangan KB (PKB / PLKB / Koordinator Lapangan Kecamatan)</w:t>
-      </w:r>
-      <w:r>
-        <w:rPr>
-          <w:rFonts w:ascii="Calibri" w:hAnsi="Calibri"/>
-          <w:color w:val="1E293B"/>
-          <w:sz w:val="21"/>
-        </w:rPr>
-        <w:t xml:space="preserve"> pada </w:t>
-      </w:r>
-      <w:r>
-        <w:rPr>
-          <w:rFonts w:ascii="Calibri" w:hAnsi="Calibri"/>
-          <w:b/>
-          <w:color w:val="1E293B"/>
-          <w:sz w:val="21"/>
-        </w:rPr>
-        <w:t>Dinas Pengendalian Penduduk, Keluarga Berencana, Pemberdayaan Perempuan dan Perlindungan Anak (DP2KBP3A) Kabupaten Bangka</w:t>
-      </w:r>
-      <w:r>
-        <w:rPr>
-          <w:rFonts w:ascii="Calibri" w:hAnsi="Calibri"/>
-          <w:color w:val="1E293B"/>
-          <w:sz w:val="21"/>
-        </w:rPr>
-        <w:t>.</w:t>
-      </w:r>
-    </w:p>
-    <w:p>
-      <w:pPr>
-        <w:spacing w:before="40" w:after="100" w:line="276" w:lineRule="auto"/>
-      </w:pPr>
-      <w:r>
-        <w:rPr>
-          <w:rFonts w:ascii="Calibri" w:hAnsi="Calibri"/>
-          <w:color w:val="1E293B"/>
-          <w:sz w:val="21"/>
-        </w:rPr>
-        <w:t>Buku panduan ini disusun sebagai pedoman praktis langkah demi langkah (SOP) bagi petugas dalam melakukan pendataan PUS, penapisan risiko kehamilan 5 indikator, penentuan sasaran MUPAR, tindak lanjut antrean prioritas, serta pencatatan realisasi intervensi KB.</w:t>
-      </w:r>
-    </w:p>
-    <w:p>
-      <w:pPr>
-        <w:spacing w:before="160" w:after="160"/>
-      </w:pPr>
-      <w:r>
-        <w:rPr>
-          <w:color w:val="E2E8F0"/>
-        </w:rPr>
-        <w:t>——————————————————————————————————————————————————</w:t>
       </w:r>
     </w:p>
     <w:p>
@@ -238,351 +151,211 @@
         <w:rPr>
           <w:rFonts w:ascii="Calibri" w:hAnsi="Calibri"/>
           <w:b/>
-          <w:color w:val="0B2E59"/>
-          <w:sz w:val="28"/>
+          <w:color w:val="1E3A8A"/>
+          <w:sz w:val="32"/>
         </w:rPr>
-        <w:t>Daftar Isi</w:t>
+        <w:t>BAB 1: PRINSIP DASAR &amp; LOGIKA SKORING</w:t>
       </w:r>
     </w:p>
     <w:p>
       <w:pPr>
-        <w:spacing w:before="40" w:after="40"/>
-        <w:ind w:left="360"/>
+        <w:spacing w:before="0" w:after="80" w:line="276" w:lineRule="auto"/>
+      </w:pPr>
+      <w:r>
+        <w:rPr>
+          <w:rFonts w:ascii="Calibri" w:hAnsi="Calibri"/>
+          <w:color w:val="334155"/>
+          <w:sz w:val="21"/>
+        </w:rPr>
+        <w:t>SI-MENTILIN adalah sistem pendukung keputusan bagi PKB dalam menentukan urgensi intervensi KB berbasis 5 parameter risiko:</w:t>
+      </w:r>
+    </w:p>
+    <w:p>
+      <w:pPr>
+        <w:pStyle w:val="ListBullet"/>
+        <w:spacing w:before="20" w:after="60" w:line="276" w:lineRule="auto"/>
       </w:pPr>
       <w:r>
         <w:rPr>
           <w:rFonts w:ascii="Calibri" w:hAnsi="Calibri"/>
           <w:b/>
-          <w:color w:val="0B2E59"/>
+          <w:color w:val="1E293B"/>
           <w:sz w:val="20"/>
         </w:rPr>
-        <w:t xml:space="preserve">1. </w:t>
+        <w:t xml:space="preserve">P1: </w:t>
       </w:r>
       <w:r>
         <w:rPr>
           <w:rFonts w:ascii="Calibri" w:hAnsi="Calibri"/>
-          <w:color w:val="1E293B"/>
+          <w:color w:val="334155"/>
           <w:sz w:val="20"/>
         </w:rPr>
-        <w:t>[Prinsip Dasar &amp; Logika Bisnis Sistem](#1-prinsip-dasar--logika-bisnis-sistem)</w:t>
+        <w:t>Usia Istri (P1): Dihitung otomatis dari tanggal lahir (Skor 0 s.d 3).</w:t>
       </w:r>
     </w:p>
     <w:p>
       <w:pPr>
-        <w:spacing w:before="40" w:after="40"/>
-        <w:ind w:left="360"/>
+        <w:pStyle w:val="ListBullet"/>
+        <w:spacing w:before="20" w:after="60" w:line="276" w:lineRule="auto"/>
       </w:pPr>
       <w:r>
         <w:rPr>
           <w:rFonts w:ascii="Calibri" w:hAnsi="Calibri"/>
           <w:b/>
-          <w:color w:val="0B2E59"/>
+          <w:color w:val="1E293B"/>
           <w:sz w:val="20"/>
         </w:rPr>
-        <w:t xml:space="preserve">2. </w:t>
+        <w:t xml:space="preserve">P2: </w:t>
       </w:r>
       <w:r>
         <w:rPr>
           <w:rFonts w:ascii="Calibri" w:hAnsi="Calibri"/>
-          <w:color w:val="1E293B"/>
+          <w:color w:val="334155"/>
           <w:sz w:val="20"/>
         </w:rPr>
-        <w:t>[Akses Masuk &amp; Autentikasi Sistem](#2-akses-masuk--autentikasi-sistem)</w:t>
+        <w:t>Jumlah Anak Lahir Hidup (P2): Dihitung otomatis dari paritas (Skor 0 s.d 3).</w:t>
       </w:r>
     </w:p>
     <w:p>
       <w:pPr>
-        <w:spacing w:before="40" w:after="40"/>
-        <w:ind w:left="360"/>
+        <w:pStyle w:val="ListBullet"/>
+        <w:spacing w:before="20" w:after="60" w:line="276" w:lineRule="auto"/>
       </w:pPr>
       <w:r>
         <w:rPr>
           <w:rFonts w:ascii="Calibri" w:hAnsi="Calibri"/>
           <w:b/>
-          <w:color w:val="0B2E59"/>
+          <w:color w:val="1E293B"/>
           <w:sz w:val="20"/>
         </w:rPr>
-        <w:t xml:space="preserve">3. </w:t>
+        <w:t xml:space="preserve">P3: </w:t>
       </w:r>
       <w:r>
         <w:rPr>
           <w:rFonts w:ascii="Calibri" w:hAnsi="Calibri"/>
-          <w:color w:val="1E293B"/>
+          <w:color w:val="334155"/>
           <w:sz w:val="20"/>
         </w:rPr>
-        <w:t>[Eksplorasi Dashboard Kerja PKB](#3-eksplorasi-dashboard-kerja-pkb)</w:t>
+        <w:t>Status Kontrasepsi (P3): Status penggunaan alokon saat ini (Skor 0 s.d 3).</w:t>
       </w:r>
     </w:p>
     <w:p>
       <w:pPr>
-        <w:spacing w:before="40" w:after="40"/>
-        <w:ind w:left="360"/>
+        <w:pStyle w:val="ListBullet"/>
+        <w:spacing w:before="20" w:after="60" w:line="276" w:lineRule="auto"/>
       </w:pPr>
       <w:r>
         <w:rPr>
           <w:rFonts w:ascii="Calibri" w:hAnsi="Calibri"/>
           <w:b/>
-          <w:color w:val="0B2E59"/>
+          <w:color w:val="1E293B"/>
           <w:sz w:val="20"/>
         </w:rPr>
-        <w:t xml:space="preserve">4. </w:t>
+        <w:t xml:space="preserve">P4: </w:t>
       </w:r>
       <w:r>
         <w:rPr>
           <w:rFonts w:ascii="Calibri" w:hAnsi="Calibri"/>
-          <w:color w:val="1E293B"/>
+          <w:color w:val="334155"/>
           <w:sz w:val="20"/>
         </w:rPr>
-        <w:t>[Manajemen Data Profil PUS (Pasangan Usia Subur)](#4-manajemen-data-profil-pus-pasangan-usia-subur)</w:t>
+        <w:t>Tujuan Reproduksi (P4): Niat menunda/menjarangkan/tidak ingin anak (Skor 0 s.d 3).</w:t>
       </w:r>
     </w:p>
     <w:p>
       <w:pPr>
         <w:pStyle w:val="ListBullet"/>
-        <w:spacing w:before="20" w:after="40"/>
-        <w:ind w:left="720"/>
-      </w:pPr>
-      <w:r>
-        <w:rPr>
-          <w:rFonts w:ascii="Calibri" w:hAnsi="Calibri"/>
-          <w:color w:val="1E293B"/>
-          <w:sz w:val="20"/>
-        </w:rPr>
-        <w:t>[Melihat dan Memfilter Data PUS](#melihat-dan-memfilter-data-pus)</w:t>
-      </w:r>
-    </w:p>
-    <w:p>
-      <w:pPr>
-        <w:pStyle w:val="ListBullet"/>
-        <w:spacing w:before="20" w:after="40"/>
-        <w:ind w:left="720"/>
-      </w:pPr>
-      <w:r>
-        <w:rPr>
-          <w:rFonts w:ascii="Calibri" w:hAnsi="Calibri"/>
-          <w:color w:val="1E293B"/>
-          <w:sz w:val="20"/>
-        </w:rPr>
-        <w:t>[Menambah Data PUS Baru](#menambah-data-pus-baru)</w:t>
-      </w:r>
-    </w:p>
-    <w:p>
-      <w:pPr>
-        <w:spacing w:before="40" w:after="40"/>
-        <w:ind w:left="360"/>
+        <w:spacing w:before="20" w:after="60" w:line="276" w:lineRule="auto"/>
       </w:pPr>
       <w:r>
         <w:rPr>
           <w:rFonts w:ascii="Calibri" w:hAnsi="Calibri"/>
           <w:b/>
-          <w:color w:val="0B2E59"/>
+          <w:color w:val="1E293B"/>
           <w:sz w:val="20"/>
         </w:rPr>
-        <w:t xml:space="preserve">5. </w:t>
+        <w:t xml:space="preserve">P5: </w:t>
       </w:r>
       <w:r>
         <w:rPr>
           <w:rFonts w:ascii="Calibri" w:hAnsi="Calibri"/>
-          <w:color w:val="1E293B"/>
+          <w:color w:val="334155"/>
           <w:sz w:val="20"/>
         </w:rPr>
-        <w:t>[Skrining 5 Indikator &amp; Deteksi MUPAR](#5-skrining-5-indikator--deteksi-mupar)</w:t>
+        <w:t>Risiko KTD (P5): Riwayat komplikasi dan kondisi 4 Terlalu (Skor 0 s.d 3).</w:t>
       </w:r>
     </w:p>
-    <w:p>
-      <w:pPr>
-        <w:pStyle w:val="ListBullet"/>
-        <w:spacing w:before="20" w:after="40"/>
-        <w:ind w:left="720"/>
-      </w:pPr>
-      <w:r>
-        <w:rPr>
-          <w:rFonts w:ascii="Calibri" w:hAnsi="Calibri"/>
-          <w:color w:val="1E293B"/>
-          <w:sz w:val="20"/>
-        </w:rPr>
-        <w:t>[Struktur 5 Parameter Skrining](#struktur-5-parameter-skrining)</w:t>
-      </w:r>
-    </w:p>
-    <w:p>
-      <w:pPr>
-        <w:pStyle w:val="ListBullet"/>
-        <w:spacing w:before="20" w:after="40"/>
-        <w:ind w:left="720"/>
-      </w:pPr>
-      <w:r>
-        <w:rPr>
-          <w:rFonts w:ascii="Calibri" w:hAnsi="Calibri"/>
-          <w:color w:val="1E293B"/>
-          <w:sz w:val="20"/>
-        </w:rPr>
-        <w:t>[Proses Pengisian Formulir Skrining](#proses-pengisian-formulir-skrining)</w:t>
-      </w:r>
-    </w:p>
-    <w:p>
-      <w:pPr>
-        <w:pStyle w:val="ListBullet"/>
-        <w:spacing w:before="20" w:after="40"/>
-        <w:ind w:left="720"/>
-      </w:pPr>
-      <w:r>
-        <w:rPr>
-          <w:rFonts w:ascii="Calibri" w:hAnsi="Calibri"/>
-          <w:color w:val="1E293B"/>
-          <w:sz w:val="20"/>
-        </w:rPr>
-        <w:t>[Hasil Kalkulasi &amp; Ketetapan Prioritas](#hasil-kalkulasi--ketetapan-prioritas)</w:t>
-      </w:r>
-    </w:p>
-    <w:p>
-      <w:pPr>
-        <w:spacing w:before="40" w:after="40"/>
-        <w:ind w:left="360"/>
-      </w:pPr>
-      <w:r>
-        <w:rPr>
-          <w:rFonts w:ascii="Calibri" w:hAnsi="Calibri"/>
-          <w:b/>
-          <w:color w:val="0B2E59"/>
-          <w:sz w:val="20"/>
-        </w:rPr>
-        <w:t xml:space="preserve">6. </w:t>
-      </w:r>
-      <w:r>
-        <w:rPr>
-          <w:rFonts w:ascii="Calibri" w:hAnsi="Calibri"/>
-          <w:color w:val="1E293B"/>
-          <w:sz w:val="20"/>
-        </w:rPr>
-        <w:t>[Pengelolaan Antrean Prioritas (Priority Queue)](#6-pengelolaan-antrean-prioritas-priority-queue)</w:t>
-      </w:r>
-    </w:p>
-    <w:p>
-      <w:pPr>
-        <w:spacing w:before="40" w:after="40"/>
-        <w:ind w:left="360"/>
-      </w:pPr>
-      <w:r>
-        <w:rPr>
-          <w:rFonts w:ascii="Calibri" w:hAnsi="Calibri"/>
-          <w:b/>
-          <w:color w:val="0B2E59"/>
-          <w:sz w:val="20"/>
-        </w:rPr>
-        <w:t xml:space="preserve">7. </w:t>
-      </w:r>
-      <w:r>
-        <w:rPr>
-          <w:rFonts w:ascii="Calibri" w:hAnsi="Calibri"/>
-          <w:color w:val="1E293B"/>
-          <w:sz w:val="20"/>
-        </w:rPr>
-        <w:t>[Pencatatan Realisasi Intervensi &amp; Konseling KB](#7-pencatatan-realisasi-intervensi--konseling-kb)</w:t>
-      </w:r>
-    </w:p>
-    <w:p>
-      <w:pPr>
-        <w:spacing w:before="40" w:after="40"/>
-        <w:ind w:left="360"/>
-      </w:pPr>
-      <w:r>
-        <w:rPr>
-          <w:rFonts w:ascii="Calibri" w:hAnsi="Calibri"/>
-          <w:b/>
-          <w:color w:val="0B2E59"/>
-          <w:sz w:val="20"/>
-        </w:rPr>
-        <w:t xml:space="preserve">8. </w:t>
-      </w:r>
-      <w:r>
-        <w:rPr>
-          <w:rFonts w:ascii="Calibri" w:hAnsi="Calibri"/>
-          <w:color w:val="1E293B"/>
-          <w:sz w:val="20"/>
-        </w:rPr>
-        <w:t>[Riwayat Skrining &amp; Pemantauan Data](#8-riwayat-skrining--pemantauan-data)</w:t>
-      </w:r>
-    </w:p>
-    <w:p>
-      <w:pPr>
-        <w:spacing w:before="40" w:after="40"/>
-        <w:ind w:left="360"/>
-      </w:pPr>
-      <w:r>
-        <w:rPr>
-          <w:rFonts w:ascii="Calibri" w:hAnsi="Calibri"/>
-          <w:b/>
-          <w:color w:val="0B2E59"/>
-          <w:sz w:val="20"/>
-        </w:rPr>
-        <w:t xml:space="preserve">9. </w:t>
-      </w:r>
-      <w:r>
-        <w:rPr>
-          <w:rFonts w:ascii="Calibri" w:hAnsi="Calibri"/>
-          <w:color w:val="1E293B"/>
-          <w:sz w:val="20"/>
-        </w:rPr>
-        <w:t>[Modul Proyeksi Capaian MCPR, TFR &amp; Nilai Ekonomis](#9-modul-proyeksi-capaian-mcpr-tfr--nilai-ekonomis)</w:t>
-      </w:r>
-    </w:p>
-    <w:p>
-      <w:pPr>
-        <w:spacing w:before="40" w:after="40"/>
-        <w:ind w:left="360"/>
-      </w:pPr>
-      <w:r>
-        <w:rPr>
-          <w:rFonts w:ascii="Calibri" w:hAnsi="Calibri"/>
-          <w:b/>
-          <w:color w:val="0B2E59"/>
-          <w:sz w:val="20"/>
-        </w:rPr>
-        <w:t xml:space="preserve">10. </w:t>
-      </w:r>
-      <w:r>
-        <w:rPr>
-          <w:rFonts w:ascii="Calibri" w:hAnsi="Calibri"/>
-          <w:color w:val="1E293B"/>
-          <w:sz w:val="20"/>
-        </w:rPr>
-        <w:t>[Pelaporan &amp; Ekspor Data Tingkat Lapangan](#10-pelaporan--ekspor-data-tingkat-lapangan)</w:t>
-      </w:r>
-    </w:p>
-    <w:p>
-      <w:pPr>
-        <w:spacing w:before="40" w:after="40"/>
-        <w:ind w:left="360"/>
-      </w:pPr>
-      <w:r>
-        <w:rPr>
-          <w:rFonts w:ascii="Calibri" w:hAnsi="Calibri"/>
-          <w:b/>
-          <w:color w:val="0B2E59"/>
-          <w:sz w:val="20"/>
-        </w:rPr>
-        <w:t xml:space="preserve">11. </w:t>
-      </w:r>
-      <w:r>
-        <w:rPr>
-          <w:rFonts w:ascii="Calibri" w:hAnsi="Calibri"/>
-          <w:color w:val="1E293B"/>
-          <w:sz w:val="20"/>
-        </w:rPr>
-        <w:t>[Troubleshooting &amp; Tanya Jawab (FAQ)](#11-troubleshooting--tanya-jawab-faq)</w:t>
-      </w:r>
-    </w:p>
-    <w:p>
-      <w:pPr>
-        <w:spacing w:before="160" w:after="160"/>
-      </w:pPr>
-      <w:r>
-        <w:rPr>
-          <w:color w:val="E2E8F0"/>
-        </w:rPr>
-        <w:t>——————————————————————————————————————————————————</w:t>
-      </w:r>
-    </w:p>
+    <w:tbl>
+      <w:tblPr>
+        <w:tblW w:type="auto" w:w="0"/>
+        <w:jc w:val="center"/>
+        <w:tblLook w:firstColumn="1" w:firstRow="1" w:lastColumn="0" w:lastRow="0" w:noHBand="0" w:noVBand="1" w:val="04A0"/>
+      </w:tblPr>
+      <w:tblGrid>
+        <w:gridCol w:w="9360"/>
+      </w:tblGrid>
+      <w:tr>
+        <w:tc>
+          <w:tcPr>
+            <w:tcW w:type="dxa" w:w="9360"/>
+            <w:tcMar>
+              <w:top w:w="140" w:type="dxa"/>
+              <w:bottom w:w="140" w:type="dxa"/>
+              <w:left w:w="200" w:type="dxa"/>
+              <w:right w:w="160" w:type="dxa"/>
+            </w:tcMar>
+            <w:shd w:fill="FEF2F2"/>
+            <w:tcBorders>
+              <w:top w:val="none"/>
+              <w:left w:val="single" w:sz="32" w:space="0" w:color="DC2626"/>
+              <w:bottom w:val="none"/>
+              <w:right w:val="none"/>
+            </w:tcBorders>
+          </w:tcPr>
+          <w:p>
+            <w:pPr>
+              <w:spacing w:before="0" w:after="80"/>
+            </w:pPr>
+            <w:r>
+              <w:rPr>
+                <w:rFonts w:ascii="Calibri" w:hAnsi="Calibri"/>
+                <w:b/>
+                <w:color w:val="DC2626"/>
+                <w:sz w:val="21"/>
+              </w:rPr>
+              <w:t>📌 KETENTUAN STATUS MUPAR</w:t>
+            </w:r>
+          </w:p>
+          <w:p>
+            <w:pPr>
+              <w:spacing w:before="40" w:after="40" w:line="276" w:lineRule="auto"/>
+            </w:pPr>
+            <w:r>
+              <w:rPr>
+                <w:rFonts w:ascii="Calibri" w:hAnsi="Calibri"/>
+                <w:color w:val="334155"/>
+                <w:sz w:val="19"/>
+              </w:rPr>
+              <w:t>MUPAR (Muda Paritas Rendah) adalah istri usia ≤ 35 tahun dengan anak lahir hidup ≤ 2 orang.</w:t>
+            </w:r>
+          </w:p>
+          <w:p>
+            <w:pPr>
+              <w:spacing w:before="40" w:after="40" w:line="276" w:lineRule="auto"/>
+            </w:pPr>
+            <w:r>
+              <w:rPr>
+                <w:rFonts w:ascii="Calibri" w:hAnsi="Calibri"/>
+                <w:color w:val="334155"/>
+                <w:sz w:val="19"/>
+              </w:rPr>
+              <w:t>MUPAR BUKAN parameter penambah skor, melainkan flag strategis yang menaikkan prioritas kunjungan rumah menjadi Prioritas Utama (#1).</w:t>
+            </w:r>
+          </w:p>
+        </w:tc>
+      </w:tr>
+    </w:tbl>
+    <w:p/>
     <w:p>
       <w:pPr>
         <w:keepNext/>
@@ -592,632 +365,15 @@
         <w:rPr>
           <w:rFonts w:ascii="Calibri" w:hAnsi="Calibri"/>
           <w:b/>
-          <w:color w:val="0B2E59"/>
-          <w:sz w:val="28"/>
+          <w:color w:val="1E3A8A"/>
+          <w:sz w:val="32"/>
         </w:rPr>
-        <w:t>1. Prinsip Dasar &amp; Logika Bisnis Sistem</w:t>
+        <w:t>BAB 2: AKSES MASUK &amp; LOGIN PETUGAS LAPANGAN</w:t>
       </w:r>
     </w:p>
     <w:p>
       <w:pPr>
-        <w:spacing w:before="40" w:after="100" w:line="276" w:lineRule="auto"/>
-      </w:pPr>
-      <w:r>
-        <w:rPr>
-          <w:rFonts w:ascii="Calibri" w:hAnsi="Calibri"/>
-          <w:color w:val="1E293B"/>
-          <w:sz w:val="21"/>
-        </w:rPr>
-        <w:t>Aplikasi SI-MENTILIN dirancang dengan standar logika bisnis terukur:</w:t>
-      </w:r>
-    </w:p>
-    <w:p>
-      <w:pPr>
-        <w:spacing w:before="40" w:after="40"/>
-        <w:ind w:left="360"/>
-      </w:pPr>
-      <w:r>
-        <w:rPr>
-          <w:rFonts w:ascii="Calibri" w:hAnsi="Calibri"/>
-          <w:b/>
-          <w:color w:val="0B2E59"/>
-          <w:sz w:val="20"/>
-        </w:rPr>
-        <w:t xml:space="preserve">1. </w:t>
-      </w:r>
-      <w:r>
-        <w:rPr>
-          <w:rFonts w:ascii="Calibri" w:hAnsi="Calibri"/>
-          <w:b/>
-          <w:color w:val="1E293B"/>
-          <w:sz w:val="20"/>
-        </w:rPr>
-        <w:t>Skoring 5 Indikator (0–15):</w:t>
-      </w:r>
-    </w:p>
-    <w:p>
-      <w:pPr>
-        <w:pStyle w:val="ListBullet"/>
-        <w:spacing w:before="20" w:after="40"/>
-        <w:ind w:left="720"/>
-      </w:pPr>
-      <w:r>
-        <w:rPr>
-          <w:rFonts w:ascii="Calibri" w:hAnsi="Calibri"/>
-          <w:b/>
-          <w:color w:val="1E293B"/>
-          <w:sz w:val="20"/>
-        </w:rPr>
-        <w:t>P1 (Usia Istri):</w:t>
-      </w:r>
-      <w:r>
-        <w:rPr>
-          <w:rFonts w:ascii="Calibri" w:hAnsi="Calibri"/>
-          <w:color w:val="1E293B"/>
-          <w:sz w:val="20"/>
-        </w:rPr>
-        <w:t xml:space="preserve"> Terhitung otomatis dari tanggal lahir istri (Skor 0 s.d 3).</w:t>
-      </w:r>
-    </w:p>
-    <w:p>
-      <w:pPr>
-        <w:pStyle w:val="ListBullet"/>
-        <w:spacing w:before="20" w:after="40"/>
-        <w:ind w:left="720"/>
-      </w:pPr>
-      <w:r>
-        <w:rPr>
-          <w:rFonts w:ascii="Calibri" w:hAnsi="Calibri"/>
-          <w:b/>
-          <w:color w:val="1E293B"/>
-          <w:sz w:val="20"/>
-        </w:rPr>
-        <w:t>P2 (Jumlah Anak Lahir Hidup):</w:t>
-      </w:r>
-      <w:r>
-        <w:rPr>
-          <w:rFonts w:ascii="Calibri" w:hAnsi="Calibri"/>
-          <w:color w:val="1E293B"/>
-          <w:sz w:val="20"/>
-        </w:rPr>
-        <w:t xml:space="preserve"> Terhitung otomatis dari paritas PUS (Skor 0 s.d 3).</w:t>
-      </w:r>
-    </w:p>
-    <w:p>
-      <w:pPr>
-        <w:pStyle w:val="ListBullet"/>
-        <w:spacing w:before="20" w:after="40"/>
-        <w:ind w:left="720"/>
-      </w:pPr>
-      <w:r>
-        <w:rPr>
-          <w:rFonts w:ascii="Calibri" w:hAnsi="Calibri"/>
-          <w:b/>
-          <w:color w:val="1E293B"/>
-          <w:sz w:val="20"/>
-        </w:rPr>
-        <w:t>P3 (Status Kontrasepsi):</w:t>
-      </w:r>
-      <w:r>
-        <w:rPr>
-          <w:rFonts w:ascii="Calibri" w:hAnsi="Calibri"/>
-          <w:color w:val="1E293B"/>
-          <w:sz w:val="20"/>
-        </w:rPr>
-        <w:t xml:space="preserve"> Diisi berdasarkan status kepesertaan KB saat ini (Skor 0 s.d 3).</w:t>
-      </w:r>
-    </w:p>
-    <w:p>
-      <w:pPr>
-        <w:pStyle w:val="ListBullet"/>
-        <w:spacing w:before="20" w:after="40"/>
-        <w:ind w:left="720"/>
-      </w:pPr>
-      <w:r>
-        <w:rPr>
-          <w:rFonts w:ascii="Calibri" w:hAnsi="Calibri"/>
-          <w:b/>
-          <w:color w:val="1E293B"/>
-          <w:sz w:val="20"/>
-        </w:rPr>
-        <w:t>P4 (Tujuan Reproduksi):</w:t>
-      </w:r>
-      <w:r>
-        <w:rPr>
-          <w:rFonts w:ascii="Calibri" w:hAnsi="Calibri"/>
-          <w:color w:val="1E293B"/>
-          <w:sz w:val="20"/>
-        </w:rPr>
-        <w:t xml:space="preserve"> Kebutuhan menunda, menjarangkan, atau tidak ingin anak lagi (Skor 0 s.d 3).</w:t>
-      </w:r>
-    </w:p>
-    <w:p>
-      <w:pPr>
-        <w:pStyle w:val="ListBullet"/>
-        <w:spacing w:before="20" w:after="40"/>
-        <w:ind w:left="720"/>
-      </w:pPr>
-      <w:r>
-        <w:rPr>
-          <w:rFonts w:ascii="Calibri" w:hAnsi="Calibri"/>
-          <w:b/>
-          <w:color w:val="1E293B"/>
-          <w:sz w:val="20"/>
-        </w:rPr>
-        <w:t>P5 (Risiko KTD):</w:t>
-      </w:r>
-      <w:r>
-        <w:rPr>
-          <w:rFonts w:ascii="Calibri" w:hAnsi="Calibri"/>
-          <w:color w:val="1E293B"/>
-          <w:sz w:val="20"/>
-        </w:rPr>
-        <w:t xml:space="preserve"> Riwayat komplikasi, 4 Terlalu, atau penyakit penyerta (Skor 0 s.d 3).</w:t>
-      </w:r>
-    </w:p>
-    <w:p>
-      <w:pPr>
-        <w:pStyle w:val="ListBullet"/>
-        <w:spacing w:before="20" w:after="40"/>
-        <w:ind w:left="720"/>
-      </w:pPr>
-      <w:r>
-        <w:rPr>
-          <w:rFonts w:ascii="Calibri" w:hAnsi="Calibri"/>
-          <w:b/>
-          <w:color w:val="1E293B"/>
-          <w:sz w:val="20"/>
-        </w:rPr>
-        <w:t>Total Skor:</w:t>
-      </w:r>
-      <w:r>
-        <w:rPr>
-          <w:rFonts w:ascii="Calibri" w:hAnsi="Calibri"/>
-          <w:color w:val="1E293B"/>
-          <w:sz w:val="20"/>
-        </w:rPr>
-        <w:t xml:space="preserve"> </w:t>
-      </w:r>
-      <w:r>
-        <w:rPr>
-          <w:rFonts w:ascii="Consolas" w:hAnsi="Consolas"/>
-          <w:b/>
-          <w:color w:val="0B2E59"/>
-          <w:sz w:val="19"/>
-        </w:rPr>
-        <w:t>Total = P1 + P2 + P3 + P4 + P5</w:t>
-      </w:r>
-      <w:r>
-        <w:rPr>
-          <w:rFonts w:ascii="Calibri" w:hAnsi="Calibri"/>
-          <w:color w:val="1E293B"/>
-          <w:sz w:val="20"/>
-        </w:rPr>
-        <w:t xml:space="preserve"> (Rentang: 0 s.d 15).</w:t>
-      </w:r>
-    </w:p>
-    <w:p>
-      <w:pPr>
-        <w:spacing w:before="40" w:after="40"/>
-        <w:ind w:left="360"/>
-      </w:pPr>
-      <w:r>
-        <w:rPr>
-          <w:rFonts w:ascii="Calibri" w:hAnsi="Calibri"/>
-          <w:b/>
-          <w:color w:val="0B2E59"/>
-          <w:sz w:val="20"/>
-        </w:rPr>
-        <w:t xml:space="preserve">2. </w:t>
-      </w:r>
-      <w:r>
-        <w:rPr>
-          <w:rFonts w:ascii="Calibri" w:hAnsi="Calibri"/>
-          <w:b/>
-          <w:color w:val="1E293B"/>
-          <w:sz w:val="20"/>
-        </w:rPr>
-        <w:t>Kategori Skor:</w:t>
-      </w:r>
-    </w:p>
-    <w:p>
-      <w:pPr>
-        <w:pStyle w:val="ListBullet"/>
-        <w:spacing w:before="20" w:after="40"/>
-        <w:ind w:left="720"/>
-      </w:pPr>
-      <w:r>
-        <w:rPr>
-          <w:rFonts w:ascii="Calibri" w:hAnsi="Calibri"/>
-          <w:b/>
-          <w:color w:val="1E293B"/>
-          <w:sz w:val="20"/>
-        </w:rPr>
-        <w:t>Rendah:</w:t>
-      </w:r>
-      <w:r>
-        <w:rPr>
-          <w:rFonts w:ascii="Calibri" w:hAnsi="Calibri"/>
-          <w:color w:val="1E293B"/>
-          <w:sz w:val="20"/>
-        </w:rPr>
-        <w:t xml:space="preserve"> Total skor 0 – 6</w:t>
-      </w:r>
-    </w:p>
-    <w:p>
-      <w:pPr>
-        <w:pStyle w:val="ListBullet"/>
-        <w:spacing w:before="20" w:after="40"/>
-        <w:ind w:left="720"/>
-      </w:pPr>
-      <w:r>
-        <w:rPr>
-          <w:rFonts w:ascii="Calibri" w:hAnsi="Calibri"/>
-          <w:b/>
-          <w:color w:val="1E293B"/>
-          <w:sz w:val="20"/>
-        </w:rPr>
-        <w:t>Sedang:</w:t>
-      </w:r>
-      <w:r>
-        <w:rPr>
-          <w:rFonts w:ascii="Calibri" w:hAnsi="Calibri"/>
-          <w:color w:val="1E293B"/>
-          <w:sz w:val="20"/>
-        </w:rPr>
-        <w:t xml:space="preserve"> Total skor 7 – 10</w:t>
-      </w:r>
-    </w:p>
-    <w:p>
-      <w:pPr>
-        <w:pStyle w:val="ListBullet"/>
-        <w:spacing w:before="20" w:after="40"/>
-        <w:ind w:left="720"/>
-      </w:pPr>
-      <w:r>
-        <w:rPr>
-          <w:rFonts w:ascii="Calibri" w:hAnsi="Calibri"/>
-          <w:b/>
-          <w:color w:val="1E293B"/>
-          <w:sz w:val="20"/>
-        </w:rPr>
-        <w:t>Tinggi:</w:t>
-      </w:r>
-      <w:r>
-        <w:rPr>
-          <w:rFonts w:ascii="Calibri" w:hAnsi="Calibri"/>
-          <w:color w:val="1E293B"/>
-          <w:sz w:val="20"/>
-        </w:rPr>
-        <w:t xml:space="preserve"> Total skor 11 – 15</w:t>
-      </w:r>
-    </w:p>
-    <w:p>
-      <w:pPr>
-        <w:spacing w:before="40" w:after="40"/>
-        <w:ind w:left="360"/>
-      </w:pPr>
-      <w:r>
-        <w:rPr>
-          <w:rFonts w:ascii="Calibri" w:hAnsi="Calibri"/>
-          <w:b/>
-          <w:color w:val="0B2E59"/>
-          <w:sz w:val="20"/>
-        </w:rPr>
-        <w:t xml:space="preserve">3. </w:t>
-      </w:r>
-      <w:r>
-        <w:rPr>
-          <w:rFonts w:ascii="Calibri" w:hAnsi="Calibri"/>
-          <w:b/>
-          <w:color w:val="1E293B"/>
-          <w:sz w:val="20"/>
-        </w:rPr>
-        <w:t>MUPAR (Muda Paritas Rendah) BUKAN Penambah Skor:</w:t>
-      </w:r>
-    </w:p>
-    <w:p>
-      <w:pPr>
-        <w:pStyle w:val="ListBullet"/>
-        <w:spacing w:before="20" w:after="40"/>
-        <w:ind w:left="720"/>
-      </w:pPr>
-      <w:r>
-        <w:rPr>
-          <w:rFonts w:ascii="Calibri" w:hAnsi="Calibri"/>
-          <w:color w:val="1E293B"/>
-          <w:sz w:val="20"/>
-        </w:rPr>
-        <w:t>MUPAR adalah indikator penanda khusus (Istri usia $\le$ 35 tahun dengan anak lahir hidup $\le$ 2).</w:t>
-      </w:r>
-    </w:p>
-    <w:p>
-      <w:pPr>
-        <w:pStyle w:val="ListBullet"/>
-        <w:spacing w:before="20" w:after="40"/>
-        <w:ind w:left="720"/>
-      </w:pPr>
-      <w:r>
-        <w:rPr>
-          <w:rFonts w:ascii="Calibri" w:hAnsi="Calibri"/>
-          <w:color w:val="1E293B"/>
-          <w:sz w:val="20"/>
-        </w:rPr>
-        <w:t xml:space="preserve">MUPAR bertindak sebagai </w:t>
-      </w:r>
-      <w:r>
-        <w:rPr>
-          <w:rFonts w:ascii="Calibri" w:hAnsi="Calibri"/>
-          <w:i/>
-          <w:color w:val="1E293B"/>
-          <w:sz w:val="20"/>
-        </w:rPr>
-        <w:t>multiplier strategis</w:t>
-      </w:r>
-      <w:r>
-        <w:rPr>
-          <w:rFonts w:ascii="Calibri" w:hAnsi="Calibri"/>
-          <w:color w:val="1E293B"/>
-          <w:sz w:val="20"/>
-        </w:rPr>
-        <w:t xml:space="preserve"> yang memprioritaskan antrean intervensi:</w:t>
-      </w:r>
-    </w:p>
-    <w:p>
-      <w:pPr>
-        <w:pStyle w:val="ListBullet"/>
-        <w:spacing w:before="20" w:after="40"/>
-        <w:ind w:left="1080"/>
-      </w:pPr>
-      <w:r>
-        <w:rPr>
-          <w:rFonts w:ascii="Calibri" w:hAnsi="Calibri"/>
-          <w:b/>
-          <w:color w:val="1E293B"/>
-          <w:sz w:val="20"/>
-        </w:rPr>
-        <w:t>Skor 11–15 + MUPAR</w:t>
-      </w:r>
-      <w:r>
-        <w:rPr>
-          <w:rFonts w:ascii="Calibri" w:hAnsi="Calibri"/>
-          <w:color w:val="1E293B"/>
-          <w:sz w:val="20"/>
-        </w:rPr>
-        <w:t xml:space="preserve"> $\rightarrow$ </w:t>
-      </w:r>
-      <w:r>
-        <w:rPr>
-          <w:rFonts w:ascii="Calibri" w:hAnsi="Calibri"/>
-          <w:b/>
-          <w:color w:val="1E293B"/>
-          <w:sz w:val="20"/>
-        </w:rPr>
-        <w:t>Prioritas Utama (#1)</w:t>
-      </w:r>
-      <w:r>
-        <w:rPr>
-          <w:rFonts w:ascii="Calibri" w:hAnsi="Calibri"/>
-          <w:color w:val="1E293B"/>
-          <w:sz w:val="20"/>
-        </w:rPr>
-        <w:t xml:space="preserve"> (Wajib kunjungan segera)</w:t>
-      </w:r>
-    </w:p>
-    <w:p>
-      <w:pPr>
-        <w:pStyle w:val="ListBullet"/>
-        <w:spacing w:before="20" w:after="40"/>
-        <w:ind w:left="1080"/>
-      </w:pPr>
-      <w:r>
-        <w:rPr>
-          <w:rFonts w:ascii="Calibri" w:hAnsi="Calibri"/>
-          <w:b/>
-          <w:color w:val="1E293B"/>
-          <w:sz w:val="20"/>
-        </w:rPr>
-        <w:t>Skor 11–15 + Non-MUPAR</w:t>
-      </w:r>
-      <w:r>
-        <w:rPr>
-          <w:rFonts w:ascii="Calibri" w:hAnsi="Calibri"/>
-          <w:color w:val="1E293B"/>
-          <w:sz w:val="20"/>
-        </w:rPr>
-        <w:t xml:space="preserve"> $\rightarrow$ </w:t>
-      </w:r>
-      <w:r>
-        <w:rPr>
-          <w:rFonts w:ascii="Calibri" w:hAnsi="Calibri"/>
-          <w:b/>
-          <w:color w:val="1E293B"/>
-          <w:sz w:val="20"/>
-        </w:rPr>
-        <w:t>Prioritas Tinggi (#2)</w:t>
-      </w:r>
-    </w:p>
-    <w:p>
-      <w:pPr>
-        <w:pStyle w:val="ListBullet"/>
-        <w:spacing w:before="20" w:after="40"/>
-        <w:ind w:left="1080"/>
-      </w:pPr>
-      <w:r>
-        <w:rPr>
-          <w:rFonts w:ascii="Calibri" w:hAnsi="Calibri"/>
-          <w:b/>
-          <w:color w:val="1E293B"/>
-          <w:sz w:val="20"/>
-        </w:rPr>
-        <w:t>Skor 7–10 + MUPAR</w:t>
-      </w:r>
-      <w:r>
-        <w:rPr>
-          <w:rFonts w:ascii="Calibri" w:hAnsi="Calibri"/>
-          <w:color w:val="1E293B"/>
-          <w:sz w:val="20"/>
-        </w:rPr>
-        <w:t xml:space="preserve"> $\rightarrow$ </w:t>
-      </w:r>
-      <w:r>
-        <w:rPr>
-          <w:rFonts w:ascii="Calibri" w:hAnsi="Calibri"/>
-          <w:b/>
-          <w:color w:val="1E293B"/>
-          <w:sz w:val="20"/>
-        </w:rPr>
-        <w:t>Prioritas Edukasi Terjadwal (#3)</w:t>
-      </w:r>
-    </w:p>
-    <w:p>
-      <w:pPr>
-        <w:pStyle w:val="ListBullet"/>
-        <w:spacing w:before="20" w:after="40"/>
-        <w:ind w:left="1080"/>
-      </w:pPr>
-      <w:r>
-        <w:rPr>
-          <w:rFonts w:ascii="Calibri" w:hAnsi="Calibri"/>
-          <w:b/>
-          <w:color w:val="1E293B"/>
-          <w:sz w:val="20"/>
-        </w:rPr>
-        <w:t>Skor 7–10 + Non-MUPAR</w:t>
-      </w:r>
-      <w:r>
-        <w:rPr>
-          <w:rFonts w:ascii="Calibri" w:hAnsi="Calibri"/>
-          <w:color w:val="1E293B"/>
-          <w:sz w:val="20"/>
-        </w:rPr>
-        <w:t xml:space="preserve"> $\rightarrow$ </w:t>
-      </w:r>
-      <w:r>
-        <w:rPr>
-          <w:rFonts w:ascii="Calibri" w:hAnsi="Calibri"/>
-          <w:b/>
-          <w:color w:val="1E293B"/>
-          <w:sz w:val="20"/>
-        </w:rPr>
-        <w:t>Prioritas Sedang (#4)</w:t>
-      </w:r>
-    </w:p>
-    <w:p>
-      <w:pPr>
-        <w:pStyle w:val="ListBullet"/>
-        <w:spacing w:before="20" w:after="40"/>
-        <w:ind w:left="1080"/>
-      </w:pPr>
-      <w:r>
-        <w:rPr>
-          <w:rFonts w:ascii="Calibri" w:hAnsi="Calibri"/>
-          <w:b/>
-          <w:color w:val="1E293B"/>
-          <w:sz w:val="20"/>
-        </w:rPr>
-        <w:t>Skor 0–6 (MUPAR / Non-MUPAR)</w:t>
-      </w:r>
-      <w:r>
-        <w:rPr>
-          <w:rFonts w:ascii="Calibri" w:hAnsi="Calibri"/>
-          <w:color w:val="1E293B"/>
-          <w:sz w:val="20"/>
-        </w:rPr>
-        <w:t xml:space="preserve"> $\rightarrow$ </w:t>
-      </w:r>
-      <w:r>
-        <w:rPr>
-          <w:rFonts w:ascii="Calibri" w:hAnsi="Calibri"/>
-          <w:b/>
-          <w:color w:val="1E293B"/>
-          <w:sz w:val="20"/>
-        </w:rPr>
-        <w:t>Monitoring / Edukasi Rutin (#5)</w:t>
-      </w:r>
-    </w:p>
-    <w:p>
-      <w:pPr>
-        <w:spacing w:before="40" w:after="40"/>
-        <w:ind w:left="360"/>
-      </w:pPr>
-      <w:r>
-        <w:rPr>
-          <w:rFonts w:ascii="Calibri" w:hAnsi="Calibri"/>
-          <w:b/>
-          <w:color w:val="0B2E59"/>
-          <w:sz w:val="20"/>
-        </w:rPr>
-        <w:t xml:space="preserve">4. </w:t>
-      </w:r>
-      <w:r>
-        <w:rPr>
-          <w:rFonts w:ascii="Calibri" w:hAnsi="Calibri"/>
-          <w:b/>
-          <w:color w:val="1E293B"/>
-          <w:sz w:val="20"/>
-        </w:rPr>
-        <w:t>Isolasi Wilayah Petugas Lapangan:</w:t>
-      </w:r>
-    </w:p>
-    <w:p>
-      <w:pPr>
-        <w:pStyle w:val="ListBullet"/>
-        <w:spacing w:before="20" w:after="40"/>
-        <w:ind w:left="720"/>
-      </w:pPr>
-      <w:r>
-        <w:rPr>
-          <w:rFonts w:ascii="Calibri" w:hAnsi="Calibri"/>
-          <w:color w:val="1E293B"/>
-          <w:sz w:val="20"/>
-        </w:rPr>
-        <w:t>PKB hanya dapat melihat, menambah, dan mengelola data PUS di kecamatan atau desa tempat yang bersangkutan ditugaskan.</w:t>
-      </w:r>
-    </w:p>
-    <w:p>
-      <w:pPr>
-        <w:spacing w:before="160" w:after="160"/>
-      </w:pPr>
-      <w:r>
-        <w:rPr>
-          <w:color w:val="E2E8F0"/>
-        </w:rPr>
-        <w:t>——————————————————————————————————————————————————</w:t>
-      </w:r>
-    </w:p>
-    <w:p>
-      <w:pPr>
-        <w:keepNext/>
-        <w:spacing w:before="360" w:after="120"/>
-      </w:pPr>
-      <w:r>
-        <w:rPr>
-          <w:rFonts w:ascii="Calibri" w:hAnsi="Calibri"/>
-          <w:b/>
-          <w:color w:val="0B2E59"/>
-          <w:sz w:val="28"/>
-        </w:rPr>
-        <w:t>2. Akses Masuk &amp; Autentikasi Sistem</w:t>
-      </w:r>
-    </w:p>
-    <w:p>
-      <w:pPr>
-        <w:spacing w:before="40" w:after="100" w:line="276" w:lineRule="auto"/>
-      </w:pPr>
-      <w:r>
-        <w:rPr>
-          <w:rFonts w:ascii="Calibri" w:hAnsi="Calibri"/>
-          <w:color w:val="1E293B"/>
-          <w:sz w:val="21"/>
-        </w:rPr>
-        <w:t>Setiap petugas lapangan dibekali akun resmi dari DP2KBP3A Kabupaten Bangka.</w:t>
-      </w:r>
-    </w:p>
-    <w:p>
-      <w:pPr>
-        <w:keepNext/>
-        <w:spacing w:before="200" w:after="40"/>
+        <w:spacing w:before="200" w:after="80"/>
         <w:jc w:val="center"/>
       </w:pPr>
       <w:r>
@@ -1267,330 +423,85 @@
           <w:color w:val="64748B"/>
           <w:sz w:val="18"/>
         </w:rPr>
-        <w:t>Gambar: Halaman Login SI-MENTILIN</w:t>
+        <w:t>Gambar 2.1: Halaman Login SI-MENTILIN</w:t>
       </w:r>
     </w:p>
     <w:p>
       <w:pPr>
-        <w:keepNext/>
-        <w:spacing w:before="240" w:after="80"/>
+        <w:spacing w:before="0" w:after="80" w:line="276" w:lineRule="auto"/>
       </w:pPr>
       <w:r>
         <w:rPr>
           <w:rFonts w:ascii="Calibri" w:hAnsi="Calibri"/>
           <w:b/>
-          <w:color w:val="008060"/>
-          <w:sz w:val="23"/>
+          <w:color w:val="1E293B"/>
+          <w:sz w:val="21"/>
         </w:rPr>
-        <w:t>Langkah-langkah Masuk:</w:t>
+        <w:t xml:space="preserve">Prosedur: </w:t>
+      </w:r>
+      <w:r>
+        <w:rPr>
+          <w:rFonts w:ascii="Calibri" w:hAnsi="Calibri"/>
+          <w:color w:val="334155"/>
+          <w:sz w:val="21"/>
+        </w:rPr>
+        <w:t>Langkah Login PKB:</w:t>
       </w:r>
     </w:p>
     <w:p>
       <w:pPr>
-        <w:spacing w:before="40" w:after="40"/>
-        <w:ind w:left="360"/>
+        <w:pStyle w:val="ListBullet"/>
+        <w:spacing w:before="20" w:after="60" w:line="276" w:lineRule="auto"/>
       </w:pPr>
       <w:r>
         <w:rPr>
           <w:rFonts w:ascii="Calibri" w:hAnsi="Calibri"/>
-          <w:b/>
-          <w:color w:val="0B2E59"/>
+          <w:color w:val="334155"/>
           <w:sz w:val="20"/>
         </w:rPr>
-        <w:t xml:space="preserve">1. </w:t>
-      </w:r>
-      <w:r>
-        <w:rPr>
-          <w:rFonts w:ascii="Calibri" w:hAnsi="Calibri"/>
-          <w:color w:val="1E293B"/>
-          <w:sz w:val="20"/>
-        </w:rPr>
-        <w:t>Buka peramban (</w:t>
-      </w:r>
-      <w:r>
-        <w:rPr>
-          <w:rFonts w:ascii="Calibri" w:hAnsi="Calibri"/>
-          <w:i/>
-          <w:color w:val="1E293B"/>
-          <w:sz w:val="20"/>
-        </w:rPr>
-        <w:t>web browser</w:t>
-      </w:r>
-      <w:r>
-        <w:rPr>
-          <w:rFonts w:ascii="Calibri" w:hAnsi="Calibri"/>
-          <w:color w:val="1E293B"/>
-          <w:sz w:val="20"/>
-        </w:rPr>
-        <w:t>) seperti Google Chrome atau Microsoft Edge pada laptop atau smartphone.</w:t>
+        <w:t>Buka peramban web dan akses alamat resmi SI-MENTILIN.</w:t>
       </w:r>
     </w:p>
     <w:p>
       <w:pPr>
-        <w:spacing w:before="40" w:after="40"/>
-        <w:ind w:left="360"/>
+        <w:pStyle w:val="ListBullet"/>
+        <w:spacing w:before="20" w:after="60" w:line="276" w:lineRule="auto"/>
       </w:pPr>
       <w:r>
         <w:rPr>
           <w:rFonts w:ascii="Calibri" w:hAnsi="Calibri"/>
-          <w:b/>
-          <w:color w:val="0B2E59"/>
+          <w:color w:val="334155"/>
           <w:sz w:val="20"/>
         </w:rPr>
-        <w:t xml:space="preserve">2. </w:t>
-      </w:r>
-      <w:r>
-        <w:rPr>
-          <w:rFonts w:ascii="Calibri" w:hAnsi="Calibri"/>
-          <w:color w:val="1E293B"/>
-          <w:sz w:val="20"/>
-        </w:rPr>
-        <w:t>Akses alamat web SI-MENTILIN yang telah ditetapkan oleh admin dinas.</w:t>
+        <w:t>Masukkan email kedinasan PKB (contoh: pkb.sungailiat@simentilin.bangka.go.id).</w:t>
       </w:r>
     </w:p>
     <w:p>
       <w:pPr>
-        <w:spacing w:before="40" w:after="40"/>
-        <w:ind w:left="360"/>
+        <w:pStyle w:val="ListBullet"/>
+        <w:spacing w:before="20" w:after="60" w:line="276" w:lineRule="auto"/>
       </w:pPr>
       <w:r>
         <w:rPr>
           <w:rFonts w:ascii="Calibri" w:hAnsi="Calibri"/>
-          <w:b/>
-          <w:color w:val="0B2E59"/>
+          <w:color w:val="334155"/>
           <w:sz w:val="20"/>
         </w:rPr>
-        <w:t xml:space="preserve">3. </w:t>
-      </w:r>
-      <w:r>
-        <w:rPr>
-          <w:rFonts w:ascii="Calibri" w:hAnsi="Calibri"/>
-          <w:color w:val="1E293B"/>
-          <w:sz w:val="20"/>
-        </w:rPr>
-        <w:t xml:space="preserve">Masukkan </w:t>
-      </w:r>
-      <w:r>
-        <w:rPr>
-          <w:rFonts w:ascii="Calibri" w:hAnsi="Calibri"/>
-          <w:b/>
-          <w:color w:val="1E293B"/>
-          <w:sz w:val="20"/>
-        </w:rPr>
-        <w:t>Alamat Email</w:t>
-      </w:r>
-      <w:r>
-        <w:rPr>
-          <w:rFonts w:ascii="Calibri" w:hAnsi="Calibri"/>
-          <w:color w:val="1E293B"/>
-          <w:sz w:val="20"/>
-        </w:rPr>
-        <w:t xml:space="preserve"> resmi Anda (contoh: </w:t>
-      </w:r>
-      <w:r>
-        <w:rPr>
-          <w:rFonts w:ascii="Consolas" w:hAnsi="Consolas"/>
-          <w:b/>
-          <w:color w:val="0B2E59"/>
-          <w:sz w:val="19"/>
-        </w:rPr>
-        <w:t>pkb.sungailiat@simentilin.bangka.go.id</w:t>
-      </w:r>
-      <w:r>
-        <w:rPr>
-          <w:rFonts w:ascii="Calibri" w:hAnsi="Calibri"/>
-          <w:color w:val="1E293B"/>
-          <w:sz w:val="20"/>
-        </w:rPr>
-        <w:t>).</w:t>
+        <w:t>Masukkan kata sandi akun PKB.</w:t>
       </w:r>
     </w:p>
     <w:p>
       <w:pPr>
-        <w:spacing w:before="40" w:after="40"/>
-        <w:ind w:left="360"/>
+        <w:pStyle w:val="ListBullet"/>
+        <w:spacing w:before="20" w:after="60" w:line="276" w:lineRule="auto"/>
       </w:pPr>
       <w:r>
         <w:rPr>
           <w:rFonts w:ascii="Calibri" w:hAnsi="Calibri"/>
-          <w:b/>
-          <w:color w:val="0B2E59"/>
+          <w:color w:val="334155"/>
           <w:sz w:val="20"/>
         </w:rPr>
-        <w:t xml:space="preserve">4. </w:t>
-      </w:r>
-      <w:r>
-        <w:rPr>
-          <w:rFonts w:ascii="Calibri" w:hAnsi="Calibri"/>
-          <w:color w:val="1E293B"/>
-          <w:sz w:val="20"/>
-        </w:rPr>
-        <w:t xml:space="preserve">Masukkan </w:t>
-      </w:r>
-      <w:r>
-        <w:rPr>
-          <w:rFonts w:ascii="Calibri" w:hAnsi="Calibri"/>
-          <w:b/>
-          <w:color w:val="1E293B"/>
-          <w:sz w:val="20"/>
-        </w:rPr>
-        <w:t>Kata Sandi</w:t>
-      </w:r>
-      <w:r>
-        <w:rPr>
-          <w:rFonts w:ascii="Calibri" w:hAnsi="Calibri"/>
-          <w:color w:val="1E293B"/>
-          <w:sz w:val="20"/>
-        </w:rPr>
-        <w:t xml:space="preserve"> akun Anda. Anda dapat mengklik ikon mata di sisi kanan untuk memeriksa ketepatan karakter sandi.</w:t>
-      </w:r>
-    </w:p>
-    <w:p>
-      <w:pPr>
-        <w:spacing w:before="40" w:after="40"/>
-        <w:ind w:left="360"/>
-      </w:pPr>
-      <w:r>
-        <w:rPr>
-          <w:rFonts w:ascii="Calibri" w:hAnsi="Calibri"/>
-          <w:b/>
-          <w:color w:val="0B2E59"/>
-          <w:sz w:val="20"/>
-        </w:rPr>
-        <w:t xml:space="preserve">5. </w:t>
-      </w:r>
-      <w:r>
-        <w:rPr>
-          <w:rFonts w:ascii="Calibri" w:hAnsi="Calibri"/>
-          <w:color w:val="1E293B"/>
-          <w:sz w:val="20"/>
-        </w:rPr>
-        <w:t xml:space="preserve">Centang opsi </w:t>
-      </w:r>
-      <w:r>
-        <w:rPr>
-          <w:rFonts w:ascii="Calibri" w:hAnsi="Calibri"/>
-          <w:b/>
-          <w:color w:val="1E293B"/>
-          <w:sz w:val="20"/>
-        </w:rPr>
-        <w:t>Ingat sesi login saya</w:t>
-      </w:r>
-      <w:r>
-        <w:rPr>
-          <w:rFonts w:ascii="Calibri" w:hAnsi="Calibri"/>
-          <w:color w:val="1E293B"/>
-          <w:sz w:val="20"/>
-        </w:rPr>
-        <w:t xml:space="preserve"> jika menggunakan perangkat pribadi.</w:t>
-      </w:r>
-    </w:p>
-    <w:p>
-      <w:pPr>
-        <w:spacing w:before="40" w:after="40"/>
-        <w:ind w:left="360"/>
-      </w:pPr>
-      <w:r>
-        <w:rPr>
-          <w:rFonts w:ascii="Calibri" w:hAnsi="Calibri"/>
-          <w:b/>
-          <w:color w:val="0B2E59"/>
-          <w:sz w:val="20"/>
-        </w:rPr>
-        <w:t xml:space="preserve">6. </w:t>
-      </w:r>
-      <w:r>
-        <w:rPr>
-          <w:rFonts w:ascii="Calibri" w:hAnsi="Calibri"/>
-          <w:color w:val="1E293B"/>
-          <w:sz w:val="20"/>
-        </w:rPr>
-        <w:t xml:space="preserve">Klik tombol </w:t>
-      </w:r>
-      <w:r>
-        <w:rPr>
-          <w:rFonts w:ascii="Calibri" w:hAnsi="Calibri"/>
-          <w:b/>
-          <w:color w:val="1E293B"/>
-          <w:sz w:val="20"/>
-        </w:rPr>
-        <w:t>Masuk ke Sistem</w:t>
-      </w:r>
-      <w:r>
-        <w:rPr>
-          <w:rFonts w:ascii="Calibri" w:hAnsi="Calibri"/>
-          <w:color w:val="1E293B"/>
-          <w:sz w:val="20"/>
-        </w:rPr>
-        <w:t>. Sistem akan memverifikasi kredensial dan langsung mengarahkan Anda ke Dashboard Petugas Lapangan.</w:t>
-      </w:r>
-    </w:p>
-    <w:tbl>
-      <w:tblPr>
-        <w:tblW w:type="auto" w:w="0"/>
-        <w:jc w:val="center"/>
-        <w:tblLook w:firstColumn="1" w:firstRow="1" w:lastColumn="0" w:lastRow="0" w:noHBand="0" w:noVBand="1" w:val="04A0"/>
-      </w:tblPr>
-      <w:tblGrid>
-        <w:gridCol w:w="9360"/>
-      </w:tblGrid>
-      <w:tr>
-        <w:tc>
-          <w:tcPr>
-            <w:tcW w:type="dxa" w:w="9360"/>
-            <w:shd w:fill="F0FDF4"/>
-            <w:tcMar>
-              <w:top w:w="100" w:type="dxa"/>
-              <w:bottom w:w="100" w:type="dxa"/>
-              <w:left w:w="150" w:type="dxa"/>
-              <w:right w:w="150" w:type="dxa"/>
-            </w:tcMar>
-            <w:tcBorders>
-              <w:left w:val="single" w:sz="24" w:space="0" w:color="008060"/>
-              <w:top w:val="none"/>
-              <w:bottom w:val="none"/>
-              <w:right w:val="none"/>
-            </w:tcBorders>
-          </w:tcPr>
-          <w:p>
-            <w:pPr>
-              <w:spacing w:before="40" w:after="40"/>
-            </w:pPr>
-            <w:r>
-              <w:rPr>
-                <w:rFonts w:ascii="Calibri" w:hAnsi="Calibri"/>
-                <w:b/>
-                <w:color w:val="008060"/>
-                <w:sz w:val="20"/>
-              </w:rPr>
-              <w:t>Catatan Keamanan:</w:t>
-            </w:r>
-            <w:r>
-              <w:rPr>
-                <w:rFonts w:ascii="Calibri" w:hAnsi="Calibri"/>
-                <w:color w:val="008060"/>
-                <w:sz w:val="20"/>
-              </w:rPr>
-              <w:t xml:space="preserve"> Sistem dilengkapi pembatasan percobaan login (Rate Limiting). Hindari kesalahan pengetikan sandi lebih dari 5 kali berturut-turut agar akun tidak terkunci sementara selama 60 detik.</w:t>
-            </w:r>
-          </w:p>
-        </w:tc>
-      </w:tr>
-    </w:tbl>
-    <w:p>
-      <w:pPr>
-        <w:spacing w:after="80"/>
-      </w:pPr>
-    </w:p>
-    <w:p>
-      <w:pPr>
-        <w:spacing w:before="160" w:after="160"/>
-      </w:pPr>
-      <w:r>
-        <w:rPr>
-          <w:color w:val="E2E8F0"/>
-        </w:rPr>
-        <w:t>——————————————————————————————————————————————————</w:t>
+        <w:t>Klik 'Masuk ke Sistem'. Sistem langsung mengarahkan ke Dashboard Petugas Lapangan.</w:t>
       </w:r>
     </w:p>
     <w:p>
@@ -1602,63 +513,15 @@
         <w:rPr>
           <w:rFonts w:ascii="Calibri" w:hAnsi="Calibri"/>
           <w:b/>
-          <w:color w:val="0B2E59"/>
-          <w:sz w:val="28"/>
+          <w:color w:val="1E3A8A"/>
+          <w:sz w:val="32"/>
         </w:rPr>
-        <w:t>3. Eksplorasi Dashboard Kerja PKB</w:t>
+        <w:t>BAB 3: DASHBOARD KERJA PKB</w:t>
       </w:r>
     </w:p>
     <w:p>
       <w:pPr>
-        <w:spacing w:before="40" w:after="100" w:line="276" w:lineRule="auto"/>
-      </w:pPr>
-      <w:r>
-        <w:rPr>
-          <w:rFonts w:ascii="Calibri" w:hAnsi="Calibri"/>
-          <w:color w:val="1E293B"/>
-          <w:sz w:val="21"/>
-        </w:rPr>
-        <w:t xml:space="preserve">Setelah login berhasil, Anda disambut oleh </w:t>
-      </w:r>
-      <w:r>
-        <w:rPr>
-          <w:rFonts w:ascii="Calibri" w:hAnsi="Calibri"/>
-          <w:b/>
-          <w:color w:val="1E293B"/>
-          <w:sz w:val="21"/>
-        </w:rPr>
-        <w:t>Dashboard Petugas Lapangan</w:t>
-      </w:r>
-      <w:r>
-        <w:rPr>
-          <w:rFonts w:ascii="Calibri" w:hAnsi="Calibri"/>
-          <w:color w:val="1E293B"/>
-          <w:sz w:val="21"/>
-        </w:rPr>
-        <w:t xml:space="preserve">. Dashboard ini menyajikan indikator kinerja utama secara </w:t>
-      </w:r>
-      <w:r>
-        <w:rPr>
-          <w:rFonts w:ascii="Calibri" w:hAnsi="Calibri"/>
-          <w:i/>
-          <w:color w:val="1E293B"/>
-          <w:sz w:val="21"/>
-        </w:rPr>
-        <w:t>real-time</w:t>
-      </w:r>
-      <w:r>
-        <w:rPr>
-          <w:rFonts w:ascii="Calibri" w:hAnsi="Calibri"/>
-          <w:color w:val="1E293B"/>
-          <w:sz w:val="21"/>
-        </w:rPr>
-        <w:t xml:space="preserve"> di wilayah binaan Anda.</w:t>
-      </w:r>
-    </w:p>
-    <w:p>
-      <w:pPr>
-        <w:keepNext/>
-        <w:spacing w:before="200" w:after="40"/>
+        <w:spacing w:before="200" w:after="80"/>
         <w:jc w:val="center"/>
       </w:pPr>
       <w:r>
@@ -1708,265 +571,20 @@
           <w:color w:val="64748B"/>
           <w:sz w:val="18"/>
         </w:rPr>
-        <w:t>Gambar: Dashboard Petugas Lapangan</w:t>
+        <w:t>Gambar 3.1: Dashboard Kinerja Petugas Lapangan</w:t>
       </w:r>
     </w:p>
     <w:p>
       <w:pPr>
-        <w:keepNext/>
-        <w:spacing w:before="240" w:after="80"/>
+        <w:spacing w:before="0" w:after="80" w:line="276" w:lineRule="auto"/>
       </w:pPr>
       <w:r>
         <w:rPr>
           <w:rFonts w:ascii="Calibri" w:hAnsi="Calibri"/>
-          <w:b/>
-          <w:color w:val="008060"/>
-          <w:sz w:val="23"/>
+          <w:color w:val="334155"/>
+          <w:sz w:val="21"/>
         </w:rPr>
-        <w:t>Komponen Utama Dashboard:</w:t>
-      </w:r>
-    </w:p>
-    <w:p>
-      <w:pPr>
-        <w:spacing w:before="40" w:after="40"/>
-        <w:ind w:left="360"/>
-      </w:pPr>
-      <w:r>
-        <w:rPr>
-          <w:rFonts w:ascii="Calibri" w:hAnsi="Calibri"/>
-          <w:b/>
-          <w:color w:val="0B2E59"/>
-          <w:sz w:val="20"/>
-        </w:rPr>
-        <w:t xml:space="preserve">1. </w:t>
-      </w:r>
-      <w:r>
-        <w:rPr>
-          <w:rFonts w:ascii="Calibri" w:hAnsi="Calibri"/>
-          <w:b/>
-          <w:color w:val="1E293B"/>
-          <w:sz w:val="20"/>
-        </w:rPr>
-        <w:t>Kartu Statistik Ringkas (Top KPI Cards):</w:t>
-      </w:r>
-    </w:p>
-    <w:p>
-      <w:pPr>
-        <w:pStyle w:val="ListBullet"/>
-        <w:spacing w:before="20" w:after="40"/>
-        <w:ind w:left="720"/>
-      </w:pPr>
-      <w:r>
-        <w:rPr>
-          <w:rFonts w:ascii="Calibri" w:hAnsi="Calibri"/>
-          <w:b/>
-          <w:color w:val="1E293B"/>
-          <w:sz w:val="20"/>
-        </w:rPr>
-        <w:t>Total PUS Terdata:</w:t>
-      </w:r>
-      <w:r>
-        <w:rPr>
-          <w:rFonts w:ascii="Calibri" w:hAnsi="Calibri"/>
-          <w:color w:val="1E293B"/>
-          <w:sz w:val="20"/>
-        </w:rPr>
-        <w:t xml:space="preserve"> Akumulasi pasangan usia subur di desa/kelurahan binaan Anda.</w:t>
-      </w:r>
-    </w:p>
-    <w:p>
-      <w:pPr>
-        <w:pStyle w:val="ListBullet"/>
-        <w:spacing w:before="20" w:after="40"/>
-        <w:ind w:left="720"/>
-      </w:pPr>
-      <w:r>
-        <w:rPr>
-          <w:rFonts w:ascii="Calibri" w:hAnsi="Calibri"/>
-          <w:b/>
-          <w:color w:val="1E293B"/>
-          <w:sz w:val="20"/>
-        </w:rPr>
-        <w:t>Skrining Selesai:</w:t>
-      </w:r>
-      <w:r>
-        <w:rPr>
-          <w:rFonts w:ascii="Calibri" w:hAnsi="Calibri"/>
-          <w:color w:val="1E293B"/>
-          <w:sz w:val="20"/>
-        </w:rPr>
-        <w:t xml:space="preserve"> Jumlah PUS yang telah diskrining 5 indikator.</w:t>
-      </w:r>
-    </w:p>
-    <w:p>
-      <w:pPr>
-        <w:pStyle w:val="ListBullet"/>
-        <w:spacing w:before="20" w:after="40"/>
-        <w:ind w:left="720"/>
-      </w:pPr>
-      <w:r>
-        <w:rPr>
-          <w:rFonts w:ascii="Calibri" w:hAnsi="Calibri"/>
-          <w:b/>
-          <w:color w:val="1E293B"/>
-          <w:sz w:val="20"/>
-        </w:rPr>
-        <w:t>Persentase Sasaran MUPAR:</w:t>
-      </w:r>
-      <w:r>
-        <w:rPr>
-          <w:rFonts w:ascii="Calibri" w:hAnsi="Calibri"/>
-          <w:color w:val="1E293B"/>
-          <w:sz w:val="20"/>
-        </w:rPr>
-        <w:t xml:space="preserve"> Proporsi PUS muda beranak sedikit yang rentan tidak ber-KB.</w:t>
-      </w:r>
-    </w:p>
-    <w:p>
-      <w:pPr>
-        <w:pStyle w:val="ListBullet"/>
-        <w:spacing w:before="20" w:after="40"/>
-        <w:ind w:left="720"/>
-      </w:pPr>
-      <w:r>
-        <w:rPr>
-          <w:rFonts w:ascii="Calibri" w:hAnsi="Calibri"/>
-          <w:b/>
-          <w:color w:val="1E293B"/>
-          <w:sz w:val="20"/>
-        </w:rPr>
-        <w:t>Realisasi Intervensi:</w:t>
-      </w:r>
-      <w:r>
-        <w:rPr>
-          <w:rFonts w:ascii="Calibri" w:hAnsi="Calibri"/>
-          <w:color w:val="1E293B"/>
-          <w:sz w:val="20"/>
-        </w:rPr>
-        <w:t xml:space="preserve"> Jumlah tindakan advokasi, konseling, dan pemasangan alokon KB yang telah tercatat.</w:t>
-      </w:r>
-    </w:p>
-    <w:p>
-      <w:pPr>
-        <w:spacing w:before="40" w:after="40"/>
-        <w:ind w:left="360"/>
-      </w:pPr>
-      <w:r>
-        <w:rPr>
-          <w:rFonts w:ascii="Calibri" w:hAnsi="Calibri"/>
-          <w:b/>
-          <w:color w:val="0B2E59"/>
-          <w:sz w:val="20"/>
-        </w:rPr>
-        <w:t xml:space="preserve">2. </w:t>
-      </w:r>
-      <w:r>
-        <w:rPr>
-          <w:rFonts w:ascii="Calibri" w:hAnsi="Calibri"/>
-          <w:b/>
-          <w:color w:val="1E293B"/>
-          <w:sz w:val="20"/>
-        </w:rPr>
-        <w:t>Status Antrean Prioritas:</w:t>
-      </w:r>
-    </w:p>
-    <w:p>
-      <w:pPr>
-        <w:pStyle w:val="ListBullet"/>
-        <w:spacing w:before="20" w:after="40"/>
-        <w:ind w:left="720"/>
-      </w:pPr>
-      <w:r>
-        <w:rPr>
-          <w:rFonts w:ascii="Calibri" w:hAnsi="Calibri"/>
-          <w:color w:val="1E293B"/>
-          <w:sz w:val="20"/>
-        </w:rPr>
-        <w:t xml:space="preserve">Notifikasi jumlah PUS yang masuk dalam kategori </w:t>
-      </w:r>
-      <w:r>
-        <w:rPr>
-          <w:rFonts w:ascii="Calibri" w:hAnsi="Calibri"/>
-          <w:b/>
-          <w:color w:val="1E293B"/>
-          <w:sz w:val="20"/>
-        </w:rPr>
-        <w:t>Prioritas Utama</w:t>
-      </w:r>
-      <w:r>
-        <w:rPr>
-          <w:rFonts w:ascii="Calibri" w:hAnsi="Calibri"/>
-          <w:color w:val="1E293B"/>
-          <w:sz w:val="20"/>
-        </w:rPr>
-        <w:t xml:space="preserve"> dan </w:t>
-      </w:r>
-      <w:r>
-        <w:rPr>
-          <w:rFonts w:ascii="Calibri" w:hAnsi="Calibri"/>
-          <w:b/>
-          <w:color w:val="1E293B"/>
-          <w:sz w:val="20"/>
-        </w:rPr>
-        <w:t>Prioritas Tinggi</w:t>
-      </w:r>
-      <w:r>
-        <w:rPr>
-          <w:rFonts w:ascii="Calibri" w:hAnsi="Calibri"/>
-          <w:color w:val="1E293B"/>
-          <w:sz w:val="20"/>
-        </w:rPr>
-        <w:t xml:space="preserve"> yang membutuhkan penanganan segera.</w:t>
-      </w:r>
-    </w:p>
-    <w:p>
-      <w:pPr>
-        <w:spacing w:before="40" w:after="40"/>
-        <w:ind w:left="360"/>
-      </w:pPr>
-      <w:r>
-        <w:rPr>
-          <w:rFonts w:ascii="Calibri" w:hAnsi="Calibri"/>
-          <w:b/>
-          <w:color w:val="0B2E59"/>
-          <w:sz w:val="20"/>
-        </w:rPr>
-        <w:t xml:space="preserve">3. </w:t>
-      </w:r>
-      <w:r>
-        <w:rPr>
-          <w:rFonts w:ascii="Calibri" w:hAnsi="Calibri"/>
-          <w:b/>
-          <w:color w:val="1E293B"/>
-          <w:sz w:val="20"/>
-        </w:rPr>
-        <w:t>Grafik Sebaran &amp; Progres:</w:t>
-      </w:r>
-    </w:p>
-    <w:p>
-      <w:pPr>
-        <w:pStyle w:val="ListBullet"/>
-        <w:spacing w:before="20" w:after="40"/>
-        <w:ind w:left="720"/>
-      </w:pPr>
-      <w:r>
-        <w:rPr>
-          <w:rFonts w:ascii="Calibri" w:hAnsi="Calibri"/>
-          <w:color w:val="1E293B"/>
-          <w:sz w:val="20"/>
-        </w:rPr>
-        <w:t>Visualisasi distribusi PUS per dusun/lingkungan serta tren capaian penapisan bulanan.</w:t>
-      </w:r>
-    </w:p>
-    <w:p>
-      <w:pPr>
-        <w:spacing w:before="160" w:after="160"/>
-      </w:pPr>
-      <w:r>
-        <w:rPr>
-          <w:color w:val="E2E8F0"/>
-        </w:rPr>
-        <w:t>——————————————————————————————————————————————————</w:t>
+        <w:t>Dashboard menampilkan ringkasan data PUS binaan, jumlah skrining selesai, rasio MUPAR, realisasi intervensi, serta sinyal darurat kasus Prioritas Utama.</w:t>
       </w:r>
     </w:p>
     <w:p>
@@ -1978,91 +596,15 @@
         <w:rPr>
           <w:rFonts w:ascii="Calibri" w:hAnsi="Calibri"/>
           <w:b/>
-          <w:color w:val="0B2E59"/>
-          <w:sz w:val="28"/>
+          <w:color w:val="1E3A8A"/>
+          <w:sz w:val="32"/>
         </w:rPr>
-        <w:t>4. Manajemen Data Profil PUS (Pasangan Usia Subur)</w:t>
+        <w:t>BAB 4: MANAJEMEN DATA PUS</w:t>
       </w:r>
     </w:p>
     <w:p>
       <w:pPr>
-        <w:spacing w:before="40" w:after="100" w:line="276" w:lineRule="auto"/>
-      </w:pPr>
-      <w:r>
-        <w:rPr>
-          <w:rFonts w:ascii="Calibri" w:hAnsi="Calibri"/>
-          <w:color w:val="1E293B"/>
-          <w:sz w:val="21"/>
-        </w:rPr>
-        <w:t xml:space="preserve">Menu </w:t>
-      </w:r>
-      <w:r>
-        <w:rPr>
-          <w:rFonts w:ascii="Calibri" w:hAnsi="Calibri"/>
-          <w:b/>
-          <w:color w:val="1E293B"/>
-          <w:sz w:val="21"/>
-        </w:rPr>
-        <w:t>Data PUS</w:t>
-      </w:r>
-      <w:r>
-        <w:rPr>
-          <w:rFonts w:ascii="Calibri" w:hAnsi="Calibri"/>
-          <w:color w:val="1E293B"/>
-          <w:sz w:val="21"/>
-        </w:rPr>
-        <w:t xml:space="preserve"> merupakan basis data utama seluruh keluarga sasaran di wilayah kerja Anda.</w:t>
-      </w:r>
-    </w:p>
-    <w:p>
-      <w:pPr>
-        <w:keepNext/>
-        <w:spacing w:before="240" w:after="80"/>
-      </w:pPr>
-      <w:r>
-        <w:rPr>
-          <w:rFonts w:ascii="Calibri" w:hAnsi="Calibri"/>
-          <w:b/>
-          <w:color w:val="008060"/>
-          <w:sz w:val="23"/>
-        </w:rPr>
-        <w:t>Melihat dan Memfilter Data PUS</w:t>
-      </w:r>
-    </w:p>
-    <w:p>
-      <w:pPr>
-        <w:spacing w:before="40" w:after="100" w:line="276" w:lineRule="auto"/>
-      </w:pPr>
-      <w:r>
-        <w:rPr>
-          <w:rFonts w:ascii="Calibri" w:hAnsi="Calibri"/>
-          <w:color w:val="1E293B"/>
-          <w:sz w:val="21"/>
-        </w:rPr>
-        <w:t xml:space="preserve">Akses menu </w:t>
-      </w:r>
-      <w:r>
-        <w:rPr>
-          <w:rFonts w:ascii="Calibri" w:hAnsi="Calibri"/>
-          <w:b/>
-          <w:color w:val="1E293B"/>
-          <w:sz w:val="21"/>
-        </w:rPr>
-        <w:t>Data PUS</w:t>
-      </w:r>
-      <w:r>
-        <w:rPr>
-          <w:rFonts w:ascii="Calibri" w:hAnsi="Calibri"/>
-          <w:color w:val="1E293B"/>
-          <w:sz w:val="21"/>
-        </w:rPr>
-        <w:t xml:space="preserve"> pada bilah navigasi kiri.</w:t>
-      </w:r>
-    </w:p>
-    <w:p>
-      <w:pPr>
-        <w:keepNext/>
-        <w:spacing w:before="200" w:after="40"/>
+        <w:spacing w:before="200" w:after="80"/>
         <w:jc w:val="center"/>
       </w:pPr>
       <w:r>
@@ -2112,247 +654,25 @@
           <w:color w:val="64748B"/>
           <w:sz w:val="18"/>
         </w:rPr>
-        <w:t>Gambar: Daftar Data PUS</w:t>
+        <w:t>Gambar 4.1: Daftar Data PUS di Wilayah Binaan</w:t>
       </w:r>
     </w:p>
     <w:p>
       <w:pPr>
-        <w:spacing w:before="40" w:after="100" w:line="276" w:lineRule="auto"/>
+        <w:spacing w:before="0" w:after="80" w:line="276" w:lineRule="auto"/>
       </w:pPr>
       <w:r>
         <w:rPr>
           <w:rFonts w:ascii="Calibri" w:hAnsi="Calibri"/>
-          <w:color w:val="1E293B"/>
+          <w:color w:val="334155"/>
           <w:sz w:val="21"/>
         </w:rPr>
-        <w:t>Fitur pada halaman ini meliputi:</w:t>
+        <w:t>Untuk menginput data PUS baru, klik tombol '+ Tambah PUS' di kanan atas tabel:</w:t>
       </w:r>
     </w:p>
     <w:p>
       <w:pPr>
-        <w:pStyle w:val="ListBullet"/>
-        <w:spacing w:before="20" w:after="40"/>
-        <w:ind w:left="360"/>
-      </w:pPr>
-      <w:r>
-        <w:rPr>
-          <w:rFonts w:ascii="Calibri" w:hAnsi="Calibri"/>
-          <w:b/>
-          <w:color w:val="1E293B"/>
-          <w:sz w:val="20"/>
-        </w:rPr>
-        <w:t>Pencarian Cepat:</w:t>
-      </w:r>
-      <w:r>
-        <w:rPr>
-          <w:rFonts w:ascii="Calibri" w:hAnsi="Calibri"/>
-          <w:color w:val="1E293B"/>
-          <w:sz w:val="20"/>
-        </w:rPr>
-        <w:t xml:space="preserve"> Ketik nama istri, nama suami, atau alamat untuk menemukan data secara instan.</w:t>
-      </w:r>
-    </w:p>
-    <w:p>
-      <w:pPr>
-        <w:pStyle w:val="ListBullet"/>
-        <w:spacing w:before="20" w:after="40"/>
-        <w:ind w:left="360"/>
-      </w:pPr>
-      <w:r>
-        <w:rPr>
-          <w:rFonts w:ascii="Calibri" w:hAnsi="Calibri"/>
-          <w:b/>
-          <w:color w:val="1E293B"/>
-          <w:sz w:val="20"/>
-        </w:rPr>
-        <w:t>Filter Status Skrining:</w:t>
-      </w:r>
-      <w:r>
-        <w:rPr>
-          <w:rFonts w:ascii="Calibri" w:hAnsi="Calibri"/>
-          <w:color w:val="1E293B"/>
-          <w:sz w:val="20"/>
-        </w:rPr>
-        <w:t xml:space="preserve"> Saring berdasarkan PUS yang </w:t>
-      </w:r>
-      <w:r>
-        <w:rPr>
-          <w:rFonts w:ascii="Calibri" w:hAnsi="Calibri"/>
-          <w:i/>
-          <w:color w:val="1E293B"/>
-          <w:sz w:val="20"/>
-        </w:rPr>
-        <w:t>Sudah Skrining</w:t>
-      </w:r>
-      <w:r>
-        <w:rPr>
-          <w:rFonts w:ascii="Calibri" w:hAnsi="Calibri"/>
-          <w:color w:val="1E293B"/>
-          <w:sz w:val="20"/>
-        </w:rPr>
-        <w:t xml:space="preserve"> atau </w:t>
-      </w:r>
-      <w:r>
-        <w:rPr>
-          <w:rFonts w:ascii="Calibri" w:hAnsi="Calibri"/>
-          <w:i/>
-          <w:color w:val="1E293B"/>
-          <w:sz w:val="20"/>
-        </w:rPr>
-        <w:t>Belum Skrining</w:t>
-      </w:r>
-      <w:r>
-        <w:rPr>
-          <w:rFonts w:ascii="Calibri" w:hAnsi="Calibri"/>
-          <w:color w:val="1E293B"/>
-          <w:sz w:val="20"/>
-        </w:rPr>
-        <w:t>.</w:t>
-      </w:r>
-    </w:p>
-    <w:p>
-      <w:pPr>
-        <w:pStyle w:val="ListBullet"/>
-        <w:spacing w:before="20" w:after="40"/>
-        <w:ind w:left="360"/>
-      </w:pPr>
-      <w:r>
-        <w:rPr>
-          <w:rFonts w:ascii="Calibri" w:hAnsi="Calibri"/>
-          <w:b/>
-          <w:color w:val="1E293B"/>
-          <w:sz w:val="20"/>
-        </w:rPr>
-        <w:t>Filter Status MUPAR:</w:t>
-      </w:r>
-      <w:r>
-        <w:rPr>
-          <w:rFonts w:ascii="Calibri" w:hAnsi="Calibri"/>
-          <w:color w:val="1E293B"/>
-          <w:sz w:val="20"/>
-        </w:rPr>
-        <w:t xml:space="preserve"> Tampilkan khusus PUS berstatus MUPAR atau Non-MUPAR.</w:t>
-      </w:r>
-    </w:p>
-    <w:p>
-      <w:pPr>
-        <w:pStyle w:val="ListBullet"/>
-        <w:spacing w:before="20" w:after="40"/>
-        <w:ind w:left="360"/>
-      </w:pPr>
-      <w:r>
-        <w:rPr>
-          <w:rFonts w:ascii="Calibri" w:hAnsi="Calibri"/>
-          <w:b/>
-          <w:color w:val="1E293B"/>
-          <w:sz w:val="20"/>
-        </w:rPr>
-        <w:t>Badge Indikator Status:</w:t>
-      </w:r>
-      <w:r>
-        <w:rPr>
-          <w:rFonts w:ascii="Calibri" w:hAnsi="Calibri"/>
-          <w:color w:val="1E293B"/>
-          <w:sz w:val="20"/>
-        </w:rPr>
-        <w:t xml:space="preserve"> Setiap baris dilengkapi badge otomatis status usia, jumlah anak, dan MUPAR.</w:t>
-      </w:r>
-    </w:p>
-    <w:p>
-      <w:pPr>
-        <w:keepNext/>
-        <w:spacing w:before="240" w:after="80"/>
-      </w:pPr>
-      <w:r>
-        <w:rPr>
-          <w:rFonts w:ascii="Calibri" w:hAnsi="Calibri"/>
-          <w:b/>
-          <w:color w:val="008060"/>
-          <w:sz w:val="23"/>
-        </w:rPr>
-        <w:t>Menambah Data PUS Baru</w:t>
-      </w:r>
-    </w:p>
-    <w:p>
-      <w:pPr>
-        <w:spacing w:before="40" w:after="100" w:line="276" w:lineRule="auto"/>
-      </w:pPr>
-      <w:r>
-        <w:rPr>
-          <w:rFonts w:ascii="Calibri" w:hAnsi="Calibri"/>
-          <w:color w:val="1E293B"/>
-          <w:sz w:val="21"/>
-        </w:rPr>
-        <w:t>Jika ada pasangan usia subur baru di lingkungan kerja Anda:</w:t>
-      </w:r>
-    </w:p>
-    <w:p>
-      <w:pPr>
-        <w:spacing w:before="40" w:after="40"/>
-        <w:ind w:left="360"/>
-      </w:pPr>
-      <w:r>
-        <w:rPr>
-          <w:rFonts w:ascii="Calibri" w:hAnsi="Calibri"/>
-          <w:b/>
-          <w:color w:val="0B2E59"/>
-          <w:sz w:val="20"/>
-        </w:rPr>
-        <w:t xml:space="preserve">1. </w:t>
-      </w:r>
-      <w:r>
-        <w:rPr>
-          <w:rFonts w:ascii="Calibri" w:hAnsi="Calibri"/>
-          <w:color w:val="1E293B"/>
-          <w:sz w:val="20"/>
-        </w:rPr>
-        <w:t xml:space="preserve">Klik tombol </w:t>
-      </w:r>
-      <w:r>
-        <w:rPr>
-          <w:rFonts w:ascii="Calibri" w:hAnsi="Calibri"/>
-          <w:b/>
-          <w:color w:val="1E293B"/>
-          <w:sz w:val="20"/>
-        </w:rPr>
-        <w:t>Tambah Profil PUS</w:t>
-      </w:r>
-      <w:r>
-        <w:rPr>
-          <w:rFonts w:ascii="Calibri" w:hAnsi="Calibri"/>
-          <w:color w:val="1E293B"/>
-          <w:sz w:val="20"/>
-        </w:rPr>
-        <w:t xml:space="preserve"> (tombol hijau di pojok kanan atas).</w:t>
-      </w:r>
-    </w:p>
-    <w:p>
-      <w:pPr>
-        <w:spacing w:before="40" w:after="40"/>
-        <w:ind w:left="360"/>
-      </w:pPr>
-      <w:r>
-        <w:rPr>
-          <w:rFonts w:ascii="Calibri" w:hAnsi="Calibri"/>
-          <w:b/>
-          <w:color w:val="0B2E59"/>
-          <w:sz w:val="20"/>
-        </w:rPr>
-        <w:t xml:space="preserve">2. </w:t>
-      </w:r>
-      <w:r>
-        <w:rPr>
-          <w:rFonts w:ascii="Calibri" w:hAnsi="Calibri"/>
-          <w:color w:val="1E293B"/>
-          <w:sz w:val="20"/>
-        </w:rPr>
-        <w:t>Jendela pop-up (modal) formulir akan muncul.</w:t>
-      </w:r>
-    </w:p>
-    <w:p>
-      <w:pPr>
-        <w:keepNext/>
-        <w:spacing w:before="200" w:after="40"/>
+        <w:spacing w:before="200" w:after="80"/>
         <w:jc w:val="center"/>
       </w:pPr>
       <w:r>
@@ -2402,300 +722,99 @@
           <w:color w:val="64748B"/>
           <w:sz w:val="18"/>
         </w:rPr>
-        <w:t>Gambar: Modal Tambah Data PUS</w:t>
+        <w:t>Gambar 4.2: Formulir Modal Tambah Data PUS</w:t>
       </w:r>
     </w:p>
     <w:p>
       <w:pPr>
-        <w:spacing w:before="40" w:after="40"/>
-        <w:ind w:left="360"/>
-      </w:pPr>
-      <w:r>
-        <w:rPr>
-          <w:rFonts w:ascii="Calibri" w:hAnsi="Calibri"/>
-          <w:b/>
-          <w:color w:val="0B2E59"/>
-          <w:sz w:val="20"/>
-        </w:rPr>
-        <w:t xml:space="preserve">3. </w:t>
-      </w:r>
-      <w:r>
-        <w:rPr>
-          <w:rFonts w:ascii="Calibri" w:hAnsi="Calibri"/>
-          <w:color w:val="1E293B"/>
-          <w:sz w:val="20"/>
-        </w:rPr>
-        <w:t>Lengkapi isian data berikut:</w:t>
-      </w:r>
-    </w:p>
-    <w:p>
-      <w:pPr>
-        <w:pStyle w:val="ListBullet"/>
-        <w:spacing w:before="20" w:after="40"/>
-        <w:ind w:left="720"/>
+        <w:spacing w:before="0" w:after="80" w:line="276" w:lineRule="auto"/>
       </w:pPr>
       <w:r>
         <w:rPr>
           <w:rFonts w:ascii="Calibri" w:hAnsi="Calibri"/>
           <w:b/>
           <w:color w:val="1E293B"/>
-          <w:sz w:val="20"/>
+          <w:sz w:val="21"/>
         </w:rPr>
-        <w:t>Nama Istri:</w:t>
+        <w:t xml:space="preserve">Elemen Input: </w:t>
       </w:r>
       <w:r>
         <w:rPr>
           <w:rFonts w:ascii="Calibri" w:hAnsi="Calibri"/>
-          <w:color w:val="1E293B"/>
-          <w:sz w:val="20"/>
+          <w:color w:val="334155"/>
+          <w:sz w:val="21"/>
         </w:rPr>
-        <w:t xml:space="preserve"> Nama lengkap istri (contoh: </w:t>
-      </w:r>
-      <w:r>
-        <w:rPr>
-          <w:rFonts w:ascii="Calibri" w:hAnsi="Calibri"/>
-          <w:i/>
-          <w:color w:val="1E293B"/>
-          <w:sz w:val="20"/>
-        </w:rPr>
-        <w:t>Ny. Siti Rahma</w:t>
-      </w:r>
-      <w:r>
-        <w:rPr>
-          <w:rFonts w:ascii="Calibri" w:hAnsi="Calibri"/>
-          <w:color w:val="1E293B"/>
-          <w:sz w:val="20"/>
-        </w:rPr>
-        <w:t>).</w:t>
+        <w:t>Formulir Tambah PUS:</w:t>
       </w:r>
     </w:p>
     <w:p>
       <w:pPr>
         <w:pStyle w:val="ListBullet"/>
-        <w:spacing w:before="20" w:after="40"/>
-        <w:ind w:left="720"/>
+        <w:spacing w:before="20" w:after="60" w:line="276" w:lineRule="auto"/>
       </w:pPr>
       <w:r>
         <w:rPr>
           <w:rFonts w:ascii="Calibri" w:hAnsi="Calibri"/>
-          <w:b/>
-          <w:color w:val="1E293B"/>
+          <w:color w:val="334155"/>
           <w:sz w:val="20"/>
         </w:rPr>
-        <w:t>Nama Suami:</w:t>
-      </w:r>
-      <w:r>
-        <w:rPr>
-          <w:rFonts w:ascii="Calibri" w:hAnsi="Calibri"/>
-          <w:color w:val="1E293B"/>
-          <w:sz w:val="20"/>
-        </w:rPr>
-        <w:t xml:space="preserve"> Nama lengkap suami (contoh: </w:t>
-      </w:r>
-      <w:r>
-        <w:rPr>
-          <w:rFonts w:ascii="Calibri" w:hAnsi="Calibri"/>
-          <w:i/>
-          <w:color w:val="1E293B"/>
-          <w:sz w:val="20"/>
-        </w:rPr>
-        <w:t>Tn. Ahmad Zaki</w:t>
-      </w:r>
-      <w:r>
-        <w:rPr>
-          <w:rFonts w:ascii="Calibri" w:hAnsi="Calibri"/>
-          <w:color w:val="1E293B"/>
-          <w:sz w:val="20"/>
-        </w:rPr>
-        <w:t>).</w:t>
+        <w:t>NIK Istri (16 digit angka sesuai KTP).</w:t>
       </w:r>
     </w:p>
     <w:p>
       <w:pPr>
         <w:pStyle w:val="ListBullet"/>
-        <w:spacing w:before="20" w:after="40"/>
-        <w:ind w:left="720"/>
+        <w:spacing w:before="20" w:after="60" w:line="276" w:lineRule="auto"/>
       </w:pPr>
       <w:r>
         <w:rPr>
           <w:rFonts w:ascii="Calibri" w:hAnsi="Calibri"/>
-          <w:b/>
-          <w:color w:val="1E293B"/>
+          <w:color w:val="334155"/>
           <w:sz w:val="20"/>
         </w:rPr>
-        <w:t>Tanggal Lahir Istri:</w:t>
-      </w:r>
-      <w:r>
-        <w:rPr>
-          <w:rFonts w:ascii="Calibri" w:hAnsi="Calibri"/>
-          <w:color w:val="1E293B"/>
-          <w:sz w:val="20"/>
-        </w:rPr>
-        <w:t xml:space="preserve"> Pilih tanggal lahir pada kalender (sistem akan otomatis menghitung umur istri).</w:t>
+        <w:t>Nama Lengkap Istri dan Tanggal Lahir Istri (menentukan P1 dan MUPAR).</w:t>
       </w:r>
     </w:p>
     <w:p>
       <w:pPr>
         <w:pStyle w:val="ListBullet"/>
-        <w:spacing w:before="20" w:after="40"/>
-        <w:ind w:left="720"/>
+        <w:spacing w:before="20" w:after="60" w:line="276" w:lineRule="auto"/>
       </w:pPr>
       <w:r>
         <w:rPr>
           <w:rFonts w:ascii="Calibri" w:hAnsi="Calibri"/>
-          <w:b/>
-          <w:color w:val="1E293B"/>
+          <w:color w:val="334155"/>
           <w:sz w:val="20"/>
         </w:rPr>
-        <w:t>Jumlah Anak Lahir Hidup:</w:t>
-      </w:r>
-      <w:r>
-        <w:rPr>
-          <w:rFonts w:ascii="Calibri" w:hAnsi="Calibri"/>
-          <w:color w:val="1E293B"/>
-          <w:sz w:val="20"/>
-        </w:rPr>
-        <w:t xml:space="preserve"> Masukkan angka paritas anak yang dilahirkan hidup (contoh: </w:t>
-      </w:r>
-      <w:r>
-        <w:rPr>
-          <w:rFonts w:ascii="Calibri" w:hAnsi="Calibri"/>
-          <w:i/>
-          <w:color w:val="1E293B"/>
-          <w:sz w:val="20"/>
-        </w:rPr>
-        <w:t>1</w:t>
-      </w:r>
-      <w:r>
-        <w:rPr>
-          <w:rFonts w:ascii="Calibri" w:hAnsi="Calibri"/>
-          <w:color w:val="1E293B"/>
-          <w:sz w:val="20"/>
-        </w:rPr>
-        <w:t>).</w:t>
+        <w:t>Nama Lengkap Suami dan Jumlah Anak Lahir Hidup (menentukan P2 dan MUPAR).</w:t>
       </w:r>
     </w:p>
     <w:p>
       <w:pPr>
         <w:pStyle w:val="ListBullet"/>
-        <w:spacing w:before="20" w:after="40"/>
-        <w:ind w:left="720"/>
+        <w:spacing w:before="20" w:after="60" w:line="276" w:lineRule="auto"/>
       </w:pPr>
       <w:r>
         <w:rPr>
           <w:rFonts w:ascii="Calibri" w:hAnsi="Calibri"/>
-          <w:b/>
-          <w:color w:val="1E293B"/>
+          <w:color w:val="334155"/>
           <w:sz w:val="20"/>
         </w:rPr>
-        <w:t>Kecamatan &amp; Desa:</w:t>
-      </w:r>
-      <w:r>
-        <w:rPr>
-          <w:rFonts w:ascii="Calibri" w:hAnsi="Calibri"/>
-          <w:color w:val="1E293B"/>
-          <w:sz w:val="20"/>
-        </w:rPr>
-        <w:t xml:space="preserve"> Terisi otomatis sesuai wilayah penugasan Anda.</w:t>
+        <w:t>RT/RW serta Alamat Domisili lengkap.</w:t>
       </w:r>
     </w:p>
     <w:p>
       <w:pPr>
         <w:pStyle w:val="ListBullet"/>
-        <w:spacing w:before="20" w:after="40"/>
-        <w:ind w:left="720"/>
+        <w:spacing w:before="20" w:after="60" w:line="276" w:lineRule="auto"/>
       </w:pPr>
       <w:r>
         <w:rPr>
           <w:rFonts w:ascii="Calibri" w:hAnsi="Calibri"/>
-          <w:b/>
-          <w:color w:val="1E293B"/>
+          <w:color w:val="334155"/>
           <w:sz w:val="20"/>
         </w:rPr>
-        <w:t>RT / RW:</w:t>
-      </w:r>
-      <w:r>
-        <w:rPr>
-          <w:rFonts w:ascii="Calibri" w:hAnsi="Calibri"/>
-          <w:color w:val="1E293B"/>
-          <w:sz w:val="20"/>
-        </w:rPr>
-        <w:t xml:space="preserve"> Masukkan identitas RT dan RW domisili.</w:t>
-      </w:r>
-    </w:p>
-    <w:p>
-      <w:pPr>
-        <w:pStyle w:val="ListBullet"/>
-        <w:spacing w:before="20" w:after="40"/>
-        <w:ind w:left="720"/>
-      </w:pPr>
-      <w:r>
-        <w:rPr>
-          <w:rFonts w:ascii="Calibri" w:hAnsi="Calibri"/>
-          <w:b/>
-          <w:color w:val="1E293B"/>
-          <w:sz w:val="20"/>
-        </w:rPr>
-        <w:t>Alamat Lengkap:</w:t>
-      </w:r>
-      <w:r>
-        <w:rPr>
-          <w:rFonts w:ascii="Calibri" w:hAnsi="Calibri"/>
-          <w:color w:val="1E293B"/>
-          <w:sz w:val="20"/>
-        </w:rPr>
-        <w:t xml:space="preserve"> Masukkan nama jalan, dusun, atau patokan rumah.</w:t>
-      </w:r>
-    </w:p>
-    <w:p>
-      <w:pPr>
-        <w:spacing w:before="40" w:after="40"/>
-        <w:ind w:left="360"/>
-      </w:pPr>
-      <w:r>
-        <w:rPr>
-          <w:rFonts w:ascii="Calibri" w:hAnsi="Calibri"/>
-          <w:b/>
-          <w:color w:val="0B2E59"/>
-          <w:sz w:val="20"/>
-        </w:rPr>
-        <w:t xml:space="preserve">4. </w:t>
-      </w:r>
-      <w:r>
-        <w:rPr>
-          <w:rFonts w:ascii="Calibri" w:hAnsi="Calibri"/>
-          <w:color w:val="1E293B"/>
-          <w:sz w:val="20"/>
-        </w:rPr>
-        <w:t xml:space="preserve">Klik tombol </w:t>
-      </w:r>
-      <w:r>
-        <w:rPr>
-          <w:rFonts w:ascii="Calibri" w:hAnsi="Calibri"/>
-          <w:b/>
-          <w:color w:val="1E293B"/>
-          <w:sz w:val="20"/>
-        </w:rPr>
-        <w:t>Simpan Profil PUS</w:t>
-      </w:r>
-      <w:r>
-        <w:rPr>
-          <w:rFonts w:ascii="Calibri" w:hAnsi="Calibri"/>
-          <w:color w:val="1E293B"/>
-          <w:sz w:val="20"/>
-        </w:rPr>
-        <w:t>. Data baru akan langsung tercatat dan siap untuk diskrining.</w:t>
-      </w:r>
-    </w:p>
-    <w:p>
-      <w:pPr>
-        <w:spacing w:before="160" w:after="160"/>
-      </w:pPr>
-      <w:r>
-        <w:rPr>
-          <w:color w:val="E2E8F0"/>
-        </w:rPr>
-        <w:t>——————————————————————————————————————————————————</w:t>
+        <w:t>Klik 'Simpan Data PUS'.</w:t>
       </w:r>
     </w:p>
     <w:p>
@@ -2707,877 +826,15 @@
         <w:rPr>
           <w:rFonts w:ascii="Calibri" w:hAnsi="Calibri"/>
           <w:b/>
-          <w:color w:val="0B2E59"/>
-          <w:sz w:val="28"/>
+          <w:color w:val="1E3A8A"/>
+          <w:sz w:val="32"/>
         </w:rPr>
-        <w:t>5. Skrining 5 Indikator &amp; Deteksi MUPAR</w:t>
+        <w:t>BAB 5: FORMULIR SKRINING 5 INDIKATOR &amp; HASIL MUPAR</w:t>
       </w:r>
     </w:p>
     <w:p>
       <w:pPr>
-        <w:spacing w:before="40" w:after="100" w:line="276" w:lineRule="auto"/>
-      </w:pPr>
-      <w:r>
-        <w:rPr>
-          <w:rFonts w:ascii="Calibri" w:hAnsi="Calibri"/>
-          <w:color w:val="1E293B"/>
-          <w:sz w:val="21"/>
-        </w:rPr>
-        <w:t>Modul Skrining adalah jantung dari inovasi aplikasi SI-MENTILIN. Petugas tidak perlu lagi menghitung skor manual atau menebak kategori intervensi.</w:t>
-      </w:r>
-    </w:p>
-    <w:p>
-      <w:pPr>
-        <w:keepNext/>
-        <w:spacing w:before="240" w:after="80"/>
-      </w:pPr>
-      <w:r>
-        <w:rPr>
-          <w:rFonts w:ascii="Calibri" w:hAnsi="Calibri"/>
-          <w:b/>
-          <w:color w:val="008060"/>
-          <w:sz w:val="23"/>
-        </w:rPr>
-        <w:t>Struktur 5 Parameter Skrining</w:t>
-      </w:r>
-    </w:p>
-    <w:tbl>
-      <w:tblPr>
-        <w:tblW w:type="auto" w:w="0"/>
-        <w:jc w:val="center"/>
-        <w:tblLook w:firstColumn="1" w:firstRow="1" w:lastColumn="0" w:lastRow="0" w:noHBand="0" w:noVBand="1" w:val="04A0"/>
-        <w:tblBorders>
-          <w:top w:val="single" w:sz="4" w:space="0" w:color="CBD5E1"/>
-          <w:bottom w:val="single" w:sz="6" w:space="0" w:color="0B2E59"/>
-          <w:insideH w:val="single" w:sz="4" w:space="0" w:color="CBD5E1"/>
-          <w:insideV w:val="none"/>
-          <w:left w:val="none"/>
-          <w:right w:val="none"/>
-        </w:tblBorders>
-      </w:tblPr>
-      <w:tblGrid>
-        <w:gridCol w:w="2340"/>
-        <w:gridCol w:w="2340"/>
-        <w:gridCol w:w="2340"/>
-        <w:gridCol w:w="2340"/>
-      </w:tblGrid>
-      <w:tr>
-        <w:tc>
-          <w:tcPr>
-            <w:tcW w:type="dxa" w:w="2340"/>
-            <w:tcMar>
-              <w:top w:w="100" w:type="dxa"/>
-              <w:bottom w:w="100" w:type="dxa"/>
-              <w:left w:w="120" w:type="dxa"/>
-              <w:right w:w="120" w:type="dxa"/>
-            </w:tcMar>
-            <w:vAlign w:val="center"/>
-            <w:shd w:fill="0B2E59"/>
-          </w:tcPr>
-          <w:p>
-            <w:pPr>
-              <w:spacing w:before="40" w:after="40"/>
-            </w:pPr>
-            <w:r>
-              <w:rPr>
-                <w:rFonts w:ascii="Calibri" w:hAnsi="Calibri"/>
-                <w:b/>
-                <w:color w:val="FFFFFF"/>
-                <w:sz w:val="20"/>
-              </w:rPr>
-              <w:t>Parameter</w:t>
-            </w:r>
-          </w:p>
-        </w:tc>
-        <w:tc>
-          <w:tcPr>
-            <w:tcW w:type="dxa" w:w="2340"/>
-            <w:tcMar>
-              <w:top w:w="100" w:type="dxa"/>
-              <w:bottom w:w="100" w:type="dxa"/>
-              <w:left w:w="120" w:type="dxa"/>
-              <w:right w:w="120" w:type="dxa"/>
-            </w:tcMar>
-            <w:vAlign w:val="center"/>
-            <w:shd w:fill="0B2E59"/>
-          </w:tcPr>
-          <w:p>
-            <w:pPr>
-              <w:spacing w:before="40" w:after="40"/>
-            </w:pPr>
-            <w:r>
-              <w:rPr>
-                <w:rFonts w:ascii="Calibri" w:hAnsi="Calibri"/>
-                <w:b/>
-                <w:color w:val="FFFFFF"/>
-                <w:sz w:val="20"/>
-              </w:rPr>
-              <w:t>Nama Indikator</w:t>
-            </w:r>
-          </w:p>
-        </w:tc>
-        <w:tc>
-          <w:tcPr>
-            <w:tcW w:type="dxa" w:w="2340"/>
-            <w:tcMar>
-              <w:top w:w="100" w:type="dxa"/>
-              <w:bottom w:w="100" w:type="dxa"/>
-              <w:left w:w="120" w:type="dxa"/>
-              <w:right w:w="120" w:type="dxa"/>
-            </w:tcMar>
-            <w:vAlign w:val="center"/>
-            <w:shd w:fill="0B2E59"/>
-          </w:tcPr>
-          <w:p>
-            <w:pPr>
-              <w:spacing w:before="40" w:after="40"/>
-            </w:pPr>
-            <w:r>
-              <w:rPr>
-                <w:rFonts w:ascii="Calibri" w:hAnsi="Calibri"/>
-                <w:b/>
-                <w:color w:val="FFFFFF"/>
-                <w:sz w:val="20"/>
-              </w:rPr>
-              <w:t>Sumber Data</w:t>
-            </w:r>
-          </w:p>
-        </w:tc>
-        <w:tc>
-          <w:tcPr>
-            <w:tcW w:type="dxa" w:w="2340"/>
-            <w:tcMar>
-              <w:top w:w="100" w:type="dxa"/>
-              <w:bottom w:w="100" w:type="dxa"/>
-              <w:left w:w="120" w:type="dxa"/>
-              <w:right w:w="120" w:type="dxa"/>
-            </w:tcMar>
-            <w:vAlign w:val="center"/>
-            <w:shd w:fill="0B2E59"/>
-          </w:tcPr>
-          <w:p>
-            <w:pPr>
-              <w:spacing w:before="40" w:after="40"/>
-            </w:pPr>
-            <w:r>
-              <w:rPr>
-                <w:rFonts w:ascii="Calibri" w:hAnsi="Calibri"/>
-                <w:b/>
-                <w:color w:val="FFFFFF"/>
-                <w:sz w:val="20"/>
-              </w:rPr>
-              <w:t>Rentang Skor</w:t>
-            </w:r>
-          </w:p>
-        </w:tc>
-      </w:tr>
-      <w:tr>
-        <w:tc>
-          <w:tcPr>
-            <w:tcW w:type="dxa" w:w="2340"/>
-            <w:tcMar>
-              <w:top w:w="100" w:type="dxa"/>
-              <w:bottom w:w="100" w:type="dxa"/>
-              <w:left w:w="120" w:type="dxa"/>
-              <w:right w:w="120" w:type="dxa"/>
-            </w:tcMar>
-            <w:vAlign w:val="center"/>
-            <w:shd w:fill="F8FAFC"/>
-          </w:tcPr>
-          <w:p>
-            <w:pPr>
-              <w:spacing w:before="40" w:after="40"/>
-            </w:pPr>
-            <w:r>
-              <w:rPr>
-                <w:rFonts w:ascii="Calibri" w:hAnsi="Calibri"/>
-                <w:b/>
-                <w:color w:val="1E293B"/>
-                <w:sz w:val="19"/>
-              </w:rPr>
-              <w:t>P1</w:t>
-            </w:r>
-          </w:p>
-        </w:tc>
-        <w:tc>
-          <w:tcPr>
-            <w:tcW w:type="dxa" w:w="2340"/>
-            <w:tcMar>
-              <w:top w:w="100" w:type="dxa"/>
-              <w:bottom w:w="100" w:type="dxa"/>
-              <w:left w:w="120" w:type="dxa"/>
-              <w:right w:w="120" w:type="dxa"/>
-            </w:tcMar>
-            <w:vAlign w:val="center"/>
-            <w:shd w:fill="F8FAFC"/>
-          </w:tcPr>
-          <w:p>
-            <w:pPr>
-              <w:spacing w:before="40" w:after="40"/>
-            </w:pPr>
-            <w:r>
-              <w:rPr>
-                <w:rFonts w:ascii="Calibri" w:hAnsi="Calibri"/>
-                <w:color w:val="1E293B"/>
-                <w:sz w:val="19"/>
-              </w:rPr>
-              <w:t>Usia Istri</w:t>
-            </w:r>
-          </w:p>
-        </w:tc>
-        <w:tc>
-          <w:tcPr>
-            <w:tcW w:type="dxa" w:w="2340"/>
-            <w:tcMar>
-              <w:top w:w="100" w:type="dxa"/>
-              <w:bottom w:w="100" w:type="dxa"/>
-              <w:left w:w="120" w:type="dxa"/>
-              <w:right w:w="120" w:type="dxa"/>
-            </w:tcMar>
-            <w:vAlign w:val="center"/>
-            <w:shd w:fill="F8FAFC"/>
-          </w:tcPr>
-          <w:p>
-            <w:pPr>
-              <w:spacing w:before="40" w:after="40"/>
-            </w:pPr>
-            <w:r>
-              <w:rPr>
-                <w:rFonts w:ascii="Calibri" w:hAnsi="Calibri"/>
-                <w:color w:val="1E293B"/>
-                <w:sz w:val="19"/>
-              </w:rPr>
-              <w:t>Otomatis dari Tanggal Lahir</w:t>
-            </w:r>
-          </w:p>
-        </w:tc>
-        <w:tc>
-          <w:tcPr>
-            <w:tcW w:type="dxa" w:w="2340"/>
-            <w:tcMar>
-              <w:top w:w="100" w:type="dxa"/>
-              <w:bottom w:w="100" w:type="dxa"/>
-              <w:left w:w="120" w:type="dxa"/>
-              <w:right w:w="120" w:type="dxa"/>
-            </w:tcMar>
-            <w:vAlign w:val="center"/>
-            <w:shd w:fill="F8FAFC"/>
-          </w:tcPr>
-          <w:p>
-            <w:pPr>
-              <w:spacing w:before="40" w:after="40"/>
-            </w:pPr>
-            <w:r>
-              <w:rPr>
-                <w:rFonts w:ascii="Calibri" w:hAnsi="Calibri"/>
-                <w:color w:val="1E293B"/>
-                <w:sz w:val="19"/>
-              </w:rPr>
-              <w:t>0 – 3</w:t>
-            </w:r>
-          </w:p>
-        </w:tc>
-      </w:tr>
-      <w:tr>
-        <w:tc>
-          <w:tcPr>
-            <w:tcW w:type="dxa" w:w="2340"/>
-            <w:tcMar>
-              <w:top w:w="100" w:type="dxa"/>
-              <w:bottom w:w="100" w:type="dxa"/>
-              <w:left w:w="120" w:type="dxa"/>
-              <w:right w:w="120" w:type="dxa"/>
-            </w:tcMar>
-            <w:vAlign w:val="center"/>
-          </w:tcPr>
-          <w:p>
-            <w:pPr>
-              <w:spacing w:before="40" w:after="40"/>
-            </w:pPr>
-            <w:r>
-              <w:rPr>
-                <w:rFonts w:ascii="Calibri" w:hAnsi="Calibri"/>
-                <w:b/>
-                <w:color w:val="1E293B"/>
-                <w:sz w:val="19"/>
-              </w:rPr>
-              <w:t>P2</w:t>
-            </w:r>
-          </w:p>
-        </w:tc>
-        <w:tc>
-          <w:tcPr>
-            <w:tcW w:type="dxa" w:w="2340"/>
-            <w:tcMar>
-              <w:top w:w="100" w:type="dxa"/>
-              <w:bottom w:w="100" w:type="dxa"/>
-              <w:left w:w="120" w:type="dxa"/>
-              <w:right w:w="120" w:type="dxa"/>
-            </w:tcMar>
-            <w:vAlign w:val="center"/>
-          </w:tcPr>
-          <w:p>
-            <w:pPr>
-              <w:spacing w:before="40" w:after="40"/>
-            </w:pPr>
-            <w:r>
-              <w:rPr>
-                <w:rFonts w:ascii="Calibri" w:hAnsi="Calibri"/>
-                <w:color w:val="1E293B"/>
-                <w:sz w:val="19"/>
-              </w:rPr>
-              <w:t>Paritas (Jumlah Anak Hidup)</w:t>
-            </w:r>
-          </w:p>
-        </w:tc>
-        <w:tc>
-          <w:tcPr>
-            <w:tcW w:type="dxa" w:w="2340"/>
-            <w:tcMar>
-              <w:top w:w="100" w:type="dxa"/>
-              <w:bottom w:w="100" w:type="dxa"/>
-              <w:left w:w="120" w:type="dxa"/>
-              <w:right w:w="120" w:type="dxa"/>
-            </w:tcMar>
-            <w:vAlign w:val="center"/>
-          </w:tcPr>
-          <w:p>
-            <w:pPr>
-              <w:spacing w:before="40" w:after="40"/>
-            </w:pPr>
-            <w:r>
-              <w:rPr>
-                <w:rFonts w:ascii="Calibri" w:hAnsi="Calibri"/>
-                <w:color w:val="1E293B"/>
-                <w:sz w:val="19"/>
-              </w:rPr>
-              <w:t>Otomatis dari Data PUS</w:t>
-            </w:r>
-          </w:p>
-        </w:tc>
-        <w:tc>
-          <w:tcPr>
-            <w:tcW w:type="dxa" w:w="2340"/>
-            <w:tcMar>
-              <w:top w:w="100" w:type="dxa"/>
-              <w:bottom w:w="100" w:type="dxa"/>
-              <w:left w:w="120" w:type="dxa"/>
-              <w:right w:w="120" w:type="dxa"/>
-            </w:tcMar>
-            <w:vAlign w:val="center"/>
-          </w:tcPr>
-          <w:p>
-            <w:pPr>
-              <w:spacing w:before="40" w:after="40"/>
-            </w:pPr>
-            <w:r>
-              <w:rPr>
-                <w:rFonts w:ascii="Calibri" w:hAnsi="Calibri"/>
-                <w:color w:val="1E293B"/>
-                <w:sz w:val="19"/>
-              </w:rPr>
-              <w:t>0 – 3</w:t>
-            </w:r>
-          </w:p>
-        </w:tc>
-      </w:tr>
-      <w:tr>
-        <w:tc>
-          <w:tcPr>
-            <w:tcW w:type="dxa" w:w="2340"/>
-            <w:tcMar>
-              <w:top w:w="100" w:type="dxa"/>
-              <w:bottom w:w="100" w:type="dxa"/>
-              <w:left w:w="120" w:type="dxa"/>
-              <w:right w:w="120" w:type="dxa"/>
-            </w:tcMar>
-            <w:vAlign w:val="center"/>
-            <w:shd w:fill="F8FAFC"/>
-          </w:tcPr>
-          <w:p>
-            <w:pPr>
-              <w:spacing w:before="40" w:after="40"/>
-            </w:pPr>
-            <w:r>
-              <w:rPr>
-                <w:rFonts w:ascii="Calibri" w:hAnsi="Calibri"/>
-                <w:b/>
-                <w:color w:val="1E293B"/>
-                <w:sz w:val="19"/>
-              </w:rPr>
-              <w:t>P3</w:t>
-            </w:r>
-          </w:p>
-        </w:tc>
-        <w:tc>
-          <w:tcPr>
-            <w:tcW w:type="dxa" w:w="2340"/>
-            <w:tcMar>
-              <w:top w:w="100" w:type="dxa"/>
-              <w:bottom w:w="100" w:type="dxa"/>
-              <w:left w:w="120" w:type="dxa"/>
-              <w:right w:w="120" w:type="dxa"/>
-            </w:tcMar>
-            <w:vAlign w:val="center"/>
-            <w:shd w:fill="F8FAFC"/>
-          </w:tcPr>
-          <w:p>
-            <w:pPr>
-              <w:spacing w:before="40" w:after="40"/>
-            </w:pPr>
-            <w:r>
-              <w:rPr>
-                <w:rFonts w:ascii="Calibri" w:hAnsi="Calibri"/>
-                <w:color w:val="1E293B"/>
-                <w:sz w:val="19"/>
-              </w:rPr>
-              <w:t>Status Pemakaian Kontrasepsi</w:t>
-            </w:r>
-          </w:p>
-        </w:tc>
-        <w:tc>
-          <w:tcPr>
-            <w:tcW w:type="dxa" w:w="2340"/>
-            <w:tcMar>
-              <w:top w:w="100" w:type="dxa"/>
-              <w:bottom w:w="100" w:type="dxa"/>
-              <w:left w:w="120" w:type="dxa"/>
-              <w:right w:w="120" w:type="dxa"/>
-            </w:tcMar>
-            <w:vAlign w:val="center"/>
-            <w:shd w:fill="F8FAFC"/>
-          </w:tcPr>
-          <w:p>
-            <w:pPr>
-              <w:spacing w:before="40" w:after="40"/>
-            </w:pPr>
-            <w:r>
-              <w:rPr>
-                <w:rFonts w:ascii="Calibri" w:hAnsi="Calibri"/>
-                <w:color w:val="1E293B"/>
-                <w:sz w:val="19"/>
-              </w:rPr>
-              <w:t>Inputan PKB saat skrining</w:t>
-            </w:r>
-          </w:p>
-        </w:tc>
-        <w:tc>
-          <w:tcPr>
-            <w:tcW w:type="dxa" w:w="2340"/>
-            <w:tcMar>
-              <w:top w:w="100" w:type="dxa"/>
-              <w:bottom w:w="100" w:type="dxa"/>
-              <w:left w:w="120" w:type="dxa"/>
-              <w:right w:w="120" w:type="dxa"/>
-            </w:tcMar>
-            <w:vAlign w:val="center"/>
-            <w:shd w:fill="F8FAFC"/>
-          </w:tcPr>
-          <w:p>
-            <w:pPr>
-              <w:spacing w:before="40" w:after="40"/>
-            </w:pPr>
-            <w:r>
-              <w:rPr>
-                <w:rFonts w:ascii="Calibri" w:hAnsi="Calibri"/>
-                <w:color w:val="1E293B"/>
-                <w:sz w:val="19"/>
-              </w:rPr>
-              <w:t>0 – 3</w:t>
-            </w:r>
-          </w:p>
-        </w:tc>
-      </w:tr>
-      <w:tr>
-        <w:tc>
-          <w:tcPr>
-            <w:tcW w:type="dxa" w:w="2340"/>
-            <w:tcMar>
-              <w:top w:w="100" w:type="dxa"/>
-              <w:bottom w:w="100" w:type="dxa"/>
-              <w:left w:w="120" w:type="dxa"/>
-              <w:right w:w="120" w:type="dxa"/>
-            </w:tcMar>
-            <w:vAlign w:val="center"/>
-          </w:tcPr>
-          <w:p>
-            <w:pPr>
-              <w:spacing w:before="40" w:after="40"/>
-            </w:pPr>
-            <w:r>
-              <w:rPr>
-                <w:rFonts w:ascii="Calibri" w:hAnsi="Calibri"/>
-                <w:b/>
-                <w:color w:val="1E293B"/>
-                <w:sz w:val="19"/>
-              </w:rPr>
-              <w:t>P4</w:t>
-            </w:r>
-          </w:p>
-        </w:tc>
-        <w:tc>
-          <w:tcPr>
-            <w:tcW w:type="dxa" w:w="2340"/>
-            <w:tcMar>
-              <w:top w:w="100" w:type="dxa"/>
-              <w:bottom w:w="100" w:type="dxa"/>
-              <w:left w:w="120" w:type="dxa"/>
-              <w:right w:w="120" w:type="dxa"/>
-            </w:tcMar>
-            <w:vAlign w:val="center"/>
-          </w:tcPr>
-          <w:p>
-            <w:pPr>
-              <w:spacing w:before="40" w:after="40"/>
-            </w:pPr>
-            <w:r>
-              <w:rPr>
-                <w:rFonts w:ascii="Calibri" w:hAnsi="Calibri"/>
-                <w:color w:val="1E293B"/>
-                <w:sz w:val="19"/>
-              </w:rPr>
-              <w:t>Kebutuhan / Rencana Reproduksi</w:t>
-            </w:r>
-          </w:p>
-        </w:tc>
-        <w:tc>
-          <w:tcPr>
-            <w:tcW w:type="dxa" w:w="2340"/>
-            <w:tcMar>
-              <w:top w:w="100" w:type="dxa"/>
-              <w:bottom w:w="100" w:type="dxa"/>
-              <w:left w:w="120" w:type="dxa"/>
-              <w:right w:w="120" w:type="dxa"/>
-            </w:tcMar>
-            <w:vAlign w:val="center"/>
-          </w:tcPr>
-          <w:p>
-            <w:pPr>
-              <w:spacing w:before="40" w:after="40"/>
-            </w:pPr>
-            <w:r>
-              <w:rPr>
-                <w:rFonts w:ascii="Calibri" w:hAnsi="Calibri"/>
-                <w:color w:val="1E293B"/>
-                <w:sz w:val="19"/>
-              </w:rPr>
-              <w:t>Inputan PKB saat skrining</w:t>
-            </w:r>
-          </w:p>
-        </w:tc>
-        <w:tc>
-          <w:tcPr>
-            <w:tcW w:type="dxa" w:w="2340"/>
-            <w:tcMar>
-              <w:top w:w="100" w:type="dxa"/>
-              <w:bottom w:w="100" w:type="dxa"/>
-              <w:left w:w="120" w:type="dxa"/>
-              <w:right w:w="120" w:type="dxa"/>
-            </w:tcMar>
-            <w:vAlign w:val="center"/>
-          </w:tcPr>
-          <w:p>
-            <w:pPr>
-              <w:spacing w:before="40" w:after="40"/>
-            </w:pPr>
-            <w:r>
-              <w:rPr>
-                <w:rFonts w:ascii="Calibri" w:hAnsi="Calibri"/>
-                <w:color w:val="1E293B"/>
-                <w:sz w:val="19"/>
-              </w:rPr>
-              <w:t>0 – 3</w:t>
-            </w:r>
-          </w:p>
-        </w:tc>
-      </w:tr>
-      <w:tr>
-        <w:tc>
-          <w:tcPr>
-            <w:tcW w:type="dxa" w:w="2340"/>
-            <w:tcMar>
-              <w:top w:w="100" w:type="dxa"/>
-              <w:bottom w:w="100" w:type="dxa"/>
-              <w:left w:w="120" w:type="dxa"/>
-              <w:right w:w="120" w:type="dxa"/>
-            </w:tcMar>
-            <w:vAlign w:val="center"/>
-            <w:shd w:fill="F8FAFC"/>
-          </w:tcPr>
-          <w:p>
-            <w:pPr>
-              <w:spacing w:before="40" w:after="40"/>
-            </w:pPr>
-            <w:r>
-              <w:rPr>
-                <w:rFonts w:ascii="Calibri" w:hAnsi="Calibri"/>
-                <w:b/>
-                <w:color w:val="1E293B"/>
-                <w:sz w:val="19"/>
-              </w:rPr>
-              <w:t>P5</w:t>
-            </w:r>
-          </w:p>
-        </w:tc>
-        <w:tc>
-          <w:tcPr>
-            <w:tcW w:type="dxa" w:w="2340"/>
-            <w:tcMar>
-              <w:top w:w="100" w:type="dxa"/>
-              <w:bottom w:w="100" w:type="dxa"/>
-              <w:left w:w="120" w:type="dxa"/>
-              <w:right w:w="120" w:type="dxa"/>
-            </w:tcMar>
-            <w:vAlign w:val="center"/>
-            <w:shd w:fill="F8FAFC"/>
-          </w:tcPr>
-          <w:p>
-            <w:pPr>
-              <w:spacing w:before="40" w:after="40"/>
-            </w:pPr>
-            <w:r>
-              <w:rPr>
-                <w:rFonts w:ascii="Calibri" w:hAnsi="Calibri"/>
-                <w:color w:val="1E293B"/>
-                <w:sz w:val="19"/>
-              </w:rPr>
-              <w:t>Risiko Kehamilan Tidak Direncanakan (KTD)</w:t>
-            </w:r>
-          </w:p>
-        </w:tc>
-        <w:tc>
-          <w:tcPr>
-            <w:tcW w:type="dxa" w:w="2340"/>
-            <w:tcMar>
-              <w:top w:w="100" w:type="dxa"/>
-              <w:bottom w:w="100" w:type="dxa"/>
-              <w:left w:w="120" w:type="dxa"/>
-              <w:right w:w="120" w:type="dxa"/>
-            </w:tcMar>
-            <w:vAlign w:val="center"/>
-            <w:shd w:fill="F8FAFC"/>
-          </w:tcPr>
-          <w:p>
-            <w:pPr>
-              <w:spacing w:before="40" w:after="40"/>
-            </w:pPr>
-            <w:r>
-              <w:rPr>
-                <w:rFonts w:ascii="Calibri" w:hAnsi="Calibri"/>
-                <w:color w:val="1E293B"/>
-                <w:sz w:val="19"/>
-              </w:rPr>
-              <w:t>Inputan PKB saat skrining</w:t>
-            </w:r>
-          </w:p>
-        </w:tc>
-        <w:tc>
-          <w:tcPr>
-            <w:tcW w:type="dxa" w:w="2340"/>
-            <w:tcMar>
-              <w:top w:w="100" w:type="dxa"/>
-              <w:bottom w:w="100" w:type="dxa"/>
-              <w:left w:w="120" w:type="dxa"/>
-              <w:right w:w="120" w:type="dxa"/>
-            </w:tcMar>
-            <w:vAlign w:val="center"/>
-            <w:shd w:fill="F8FAFC"/>
-          </w:tcPr>
-          <w:p>
-            <w:pPr>
-              <w:spacing w:before="40" w:after="40"/>
-            </w:pPr>
-            <w:r>
-              <w:rPr>
-                <w:rFonts w:ascii="Calibri" w:hAnsi="Calibri"/>
-                <w:color w:val="1E293B"/>
-                <w:sz w:val="19"/>
-              </w:rPr>
-              <w:t>0 – 3</w:t>
-            </w:r>
-          </w:p>
-        </w:tc>
-      </w:tr>
-    </w:tbl>
-    <w:p>
-      <w:pPr>
-        <w:spacing w:after="160"/>
-      </w:pPr>
-    </w:p>
-    <w:tbl>
-      <w:tblPr>
-        <w:tblW w:type="auto" w:w="0"/>
-        <w:jc w:val="center"/>
-        <w:tblLook w:firstColumn="1" w:firstRow="1" w:lastColumn="0" w:lastRow="0" w:noHBand="0" w:noVBand="1" w:val="04A0"/>
-      </w:tblPr>
-      <w:tblGrid>
-        <w:gridCol w:w="9360"/>
-      </w:tblGrid>
-      <w:tr>
-        <w:tc>
-          <w:tcPr>
-            <w:tcW w:type="dxa" w:w="9360"/>
-            <w:shd w:fill="F0FDF4"/>
-            <w:tcMar>
-              <w:top w:w="100" w:type="dxa"/>
-              <w:bottom w:w="100" w:type="dxa"/>
-              <w:left w:w="150" w:type="dxa"/>
-              <w:right w:w="150" w:type="dxa"/>
-            </w:tcMar>
-            <w:tcBorders>
-              <w:left w:val="single" w:sz="24" w:space="0" w:color="008060"/>
-              <w:top w:val="none"/>
-              <w:bottom w:val="none"/>
-              <w:right w:val="none"/>
-            </w:tcBorders>
-          </w:tcPr>
-          <w:p>
-            <w:pPr>
-              <w:spacing w:before="40" w:after="40"/>
-            </w:pPr>
-            <w:r>
-              <w:rPr>
-                <w:rFonts w:ascii="Calibri" w:hAnsi="Calibri"/>
-                <w:b/>
-                <w:color w:val="008060"/>
-                <w:sz w:val="20"/>
-              </w:rPr>
-              <w:t>Perhatian:</w:t>
-            </w:r>
-            <w:r>
-              <w:rPr>
-                <w:rFonts w:ascii="Calibri" w:hAnsi="Calibri"/>
-                <w:color w:val="008060"/>
-                <w:sz w:val="20"/>
-              </w:rPr>
-              <w:t xml:space="preserve"> MUPAR (</w:t>
-            </w:r>
-            <w:r>
-              <w:rPr>
-                <w:rFonts w:ascii="Calibri" w:hAnsi="Calibri"/>
-                <w:i/>
-                <w:color w:val="008060"/>
-                <w:sz w:val="20"/>
-              </w:rPr>
-              <w:t>Istri $\le$ 35 th dan Anak Hidup $\le$ 2</w:t>
-            </w:r>
-            <w:r>
-              <w:rPr>
-                <w:rFonts w:ascii="Calibri" w:hAnsi="Calibri"/>
-                <w:color w:val="008060"/>
-                <w:sz w:val="20"/>
-              </w:rPr>
-              <w:t xml:space="preserve">) berstatus </w:t>
-            </w:r>
-            <w:r>
-              <w:rPr>
-                <w:rFonts w:ascii="Calibri" w:hAnsi="Calibri"/>
-                <w:b/>
-                <w:color w:val="008060"/>
-                <w:sz w:val="20"/>
-              </w:rPr>
-              <w:t>Flag Boolean (Ya / Tidak)</w:t>
-            </w:r>
-            <w:r>
-              <w:rPr>
-                <w:rFonts w:ascii="Calibri" w:hAnsi="Calibri"/>
-                <w:color w:val="008060"/>
-                <w:sz w:val="20"/>
-              </w:rPr>
-              <w:t xml:space="preserve"> dan </w:t>
-            </w:r>
-            <w:r>
-              <w:rPr>
-                <w:rFonts w:ascii="Calibri" w:hAnsi="Calibri"/>
-                <w:b/>
-                <w:color w:val="008060"/>
-                <w:sz w:val="20"/>
-              </w:rPr>
-              <w:t>TIDAK PERNAH MENAMBAH ANGKA SKOR</w:t>
-            </w:r>
-            <w:r>
-              <w:rPr>
-                <w:rFonts w:ascii="Calibri" w:hAnsi="Calibri"/>
-                <w:color w:val="008060"/>
-                <w:sz w:val="20"/>
-              </w:rPr>
-              <w:t>.</w:t>
-            </w:r>
-          </w:p>
-        </w:tc>
-      </w:tr>
-    </w:tbl>
-    <w:p>
-      <w:pPr>
-        <w:spacing w:after="80"/>
-      </w:pPr>
-    </w:p>
-    <w:p>
-      <w:pPr>
-        <w:keepNext/>
-        <w:spacing w:before="240" w:after="80"/>
-      </w:pPr>
-      <w:r>
-        <w:rPr>
-          <w:rFonts w:ascii="Calibri" w:hAnsi="Calibri"/>
-          <w:b/>
-          <w:color w:val="008060"/>
-          <w:sz w:val="23"/>
-        </w:rPr>
-        <w:t>Proses Pengisian Formulir Skrining</w:t>
-      </w:r>
-    </w:p>
-    <w:p>
-      <w:pPr>
-        <w:spacing w:before="40" w:after="100" w:line="276" w:lineRule="auto"/>
-      </w:pPr>
-      <w:r>
-        <w:rPr>
-          <w:rFonts w:ascii="Calibri" w:hAnsi="Calibri"/>
-          <w:color w:val="1E293B"/>
-          <w:sz w:val="21"/>
-        </w:rPr>
-        <w:t xml:space="preserve">Akses menu </w:t>
-      </w:r>
-      <w:r>
-        <w:rPr>
-          <w:rFonts w:ascii="Calibri" w:hAnsi="Calibri"/>
-          <w:b/>
-          <w:color w:val="1E293B"/>
-          <w:sz w:val="21"/>
-        </w:rPr>
-        <w:t>Kalkulator Skrining</w:t>
-      </w:r>
-      <w:r>
-        <w:rPr>
-          <w:rFonts w:ascii="Calibri" w:hAnsi="Calibri"/>
-          <w:color w:val="1E293B"/>
-          <w:sz w:val="21"/>
-        </w:rPr>
-        <w:t xml:space="preserve"> atau klik tombol </w:t>
-      </w:r>
-      <w:r>
-        <w:rPr>
-          <w:rFonts w:ascii="Calibri" w:hAnsi="Calibri"/>
-          <w:b/>
-          <w:color w:val="1E293B"/>
-          <w:sz w:val="21"/>
-        </w:rPr>
-        <w:t>Skrining</w:t>
-      </w:r>
-      <w:r>
-        <w:rPr>
-          <w:rFonts w:ascii="Calibri" w:hAnsi="Calibri"/>
-          <w:color w:val="1E293B"/>
-          <w:sz w:val="21"/>
-        </w:rPr>
-        <w:t xml:space="preserve"> pada baris data PUS.</w:t>
-      </w:r>
-    </w:p>
-    <w:p>
-      <w:pPr>
-        <w:keepNext/>
-        <w:spacing w:before="200" w:after="40"/>
+        <w:spacing w:before="200" w:after="80"/>
         <w:jc w:val="center"/>
       </w:pPr>
       <w:r>
@@ -3627,589 +884,76 @@
           <w:color w:val="64748B"/>
           <w:sz w:val="18"/>
         </w:rPr>
-        <w:t>Gambar: Formulir Skrining Awal</w:t>
+        <w:t>Gambar 5.1: Formulir Pengisian Skrining 5 Indikator</w:t>
       </w:r>
     </w:p>
     <w:p>
       <w:pPr>
-        <w:spacing w:before="40" w:after="40"/>
-        <w:ind w:left="360"/>
+        <w:spacing w:before="0" w:after="80" w:line="276" w:lineRule="auto"/>
       </w:pPr>
       <w:r>
         <w:rPr>
           <w:rFonts w:ascii="Calibri" w:hAnsi="Calibri"/>
           <w:b/>
-          <w:color w:val="0B2E59"/>
-          <w:sz w:val="20"/>
+          <w:color w:val="1E293B"/>
+          <w:sz w:val="21"/>
         </w:rPr>
-        <w:t xml:space="preserve">1. </w:t>
+        <w:t xml:space="preserve">Prosedur: </w:t>
       </w:r>
       <w:r>
         <w:rPr>
           <w:rFonts w:ascii="Calibri" w:hAnsi="Calibri"/>
-          <w:b/>
-          <w:color w:val="1E293B"/>
-          <w:sz w:val="20"/>
+          <w:color w:val="334155"/>
+          <w:sz w:val="21"/>
         </w:rPr>
-        <w:t>Pilih Sasaran PUS:</w:t>
+        <w:t>Langkah Skrining:</w:t>
       </w:r>
     </w:p>
     <w:p>
       <w:pPr>
         <w:pStyle w:val="ListBullet"/>
-        <w:spacing w:before="20" w:after="40"/>
-        <w:ind w:left="720"/>
+        <w:spacing w:before="20" w:after="60" w:line="276" w:lineRule="auto"/>
       </w:pPr>
       <w:r>
         <w:rPr>
           <w:rFonts w:ascii="Calibri" w:hAnsi="Calibri"/>
-          <w:color w:val="1E293B"/>
+          <w:color w:val="334155"/>
           <w:sz w:val="20"/>
         </w:rPr>
-        <w:t>Cari dan pilih nama PUS yang akan diskrining.</w:t>
+        <w:t>Pilih nama PUS sasaran dari dropdown. Parameter P1 dan P2 otomatis terisi.</w:t>
       </w:r>
     </w:p>
     <w:p>
       <w:pPr>
         <w:pStyle w:val="ListBullet"/>
-        <w:spacing w:before="20" w:after="40"/>
-        <w:ind w:left="720"/>
+        <w:spacing w:before="20" w:after="60" w:line="276" w:lineRule="auto"/>
       </w:pPr>
       <w:r>
         <w:rPr>
           <w:rFonts w:ascii="Calibri" w:hAnsi="Calibri"/>
-          <w:color w:val="1E293B"/>
+          <w:color w:val="334155"/>
           <w:sz w:val="20"/>
         </w:rPr>
-        <w:t xml:space="preserve">Seketika PUS dipilih, sistem otomatis menampilkan usia istri, jumlah anak, menghitung nilai </w:t>
-      </w:r>
-      <w:r>
-        <w:rPr>
-          <w:rFonts w:ascii="Calibri" w:hAnsi="Calibri"/>
-          <w:b/>
-          <w:color w:val="1E293B"/>
-          <w:sz w:val="20"/>
-        </w:rPr>
-        <w:t>P1</w:t>
-      </w:r>
-      <w:r>
-        <w:rPr>
-          <w:rFonts w:ascii="Calibri" w:hAnsi="Calibri"/>
-          <w:color w:val="1E293B"/>
-          <w:sz w:val="20"/>
-        </w:rPr>
-        <w:t xml:space="preserve">, nilai </w:t>
-      </w:r>
-      <w:r>
-        <w:rPr>
-          <w:rFonts w:ascii="Calibri" w:hAnsi="Calibri"/>
-          <w:b/>
-          <w:color w:val="1E293B"/>
-          <w:sz w:val="20"/>
-        </w:rPr>
-        <w:t>P2</w:t>
-      </w:r>
-      <w:r>
-        <w:rPr>
-          <w:rFonts w:ascii="Calibri" w:hAnsi="Calibri"/>
-          <w:color w:val="1E293B"/>
-          <w:sz w:val="20"/>
-        </w:rPr>
-        <w:t xml:space="preserve">, dan menyalakan badge status </w:t>
-      </w:r>
-      <w:r>
-        <w:rPr>
-          <w:rFonts w:ascii="Calibri" w:hAnsi="Calibri"/>
-          <w:b/>
-          <w:color w:val="1E293B"/>
-          <w:sz w:val="20"/>
-        </w:rPr>
-        <w:t>MUPAR</w:t>
-      </w:r>
-      <w:r>
-        <w:rPr>
-          <w:rFonts w:ascii="Calibri" w:hAnsi="Calibri"/>
-          <w:color w:val="1E293B"/>
-          <w:sz w:val="20"/>
-        </w:rPr>
-        <w:t>.</w:t>
-      </w:r>
-    </w:p>
-    <w:p>
-      <w:pPr>
-        <w:spacing w:before="40" w:after="40"/>
-        <w:ind w:left="360"/>
-      </w:pPr>
-      <w:r>
-        <w:rPr>
-          <w:rFonts w:ascii="Calibri" w:hAnsi="Calibri"/>
-          <w:b/>
-          <w:color w:val="0B2E59"/>
-          <w:sz w:val="20"/>
-        </w:rPr>
-        <w:t xml:space="preserve">2. </w:t>
-      </w:r>
-      <w:r>
-        <w:rPr>
-          <w:rFonts w:ascii="Calibri" w:hAnsi="Calibri"/>
-          <w:b/>
-          <w:color w:val="1E293B"/>
-          <w:sz w:val="20"/>
-        </w:rPr>
-        <w:t>Pilih Kondisi P3 (Status Kontrasepsi):</w:t>
+        <w:t>Pilih opsi P3 (Status Kontrasepsi), P4 (Tujuan Reproduksi), dan P5 (Risiko KTD).</w:t>
       </w:r>
     </w:p>
     <w:p>
       <w:pPr>
         <w:pStyle w:val="ListBullet"/>
-        <w:spacing w:before="20" w:after="40"/>
-        <w:ind w:left="720"/>
+        <w:spacing w:before="20" w:after="60" w:line="276" w:lineRule="auto"/>
       </w:pPr>
       <w:r>
         <w:rPr>
           <w:rFonts w:ascii="Calibri" w:hAnsi="Calibri"/>
-          <w:i/>
-          <w:color w:val="1E293B"/>
+          <w:color w:val="334155"/>
           <w:sz w:val="20"/>
         </w:rPr>
-        <w:t>Skor 0:</w:t>
-      </w:r>
-      <w:r>
-        <w:rPr>
-          <w:rFonts w:ascii="Calibri" w:hAnsi="Calibri"/>
-          <w:color w:val="1E293B"/>
-          <w:sz w:val="20"/>
-        </w:rPr>
-        <w:t xml:space="preserve"> Sedang menggunakan MKJP (IUD, Implan, MOW, MOP) dengan kondisi baik.</w:t>
+        <w:t>Sistem secara instan menampilkan kalkulasi total skor dan penanda MUPAR:</w:t>
       </w:r>
     </w:p>
     <w:p>
       <w:pPr>
-        <w:pStyle w:val="ListBullet"/>
-        <w:spacing w:before="20" w:after="40"/>
-        <w:ind w:left="720"/>
-      </w:pPr>
-      <w:r>
-        <w:rPr>
-          <w:rFonts w:ascii="Calibri" w:hAnsi="Calibri"/>
-          <w:i/>
-          <w:color w:val="1E293B"/>
-          <w:sz w:val="20"/>
-        </w:rPr>
-        <w:t>Skor 1:</w:t>
-      </w:r>
-      <w:r>
-        <w:rPr>
-          <w:rFonts w:ascii="Calibri" w:hAnsi="Calibri"/>
-          <w:color w:val="1E293B"/>
-          <w:sz w:val="20"/>
-        </w:rPr>
-        <w:t xml:space="preserve"> Sedang menggunakan Non-MKJP (Suntik, Pil, Kondom) secara teratur.</w:t>
-      </w:r>
-    </w:p>
-    <w:p>
-      <w:pPr>
-        <w:pStyle w:val="ListBullet"/>
-        <w:spacing w:before="20" w:after="40"/>
-        <w:ind w:left="720"/>
-      </w:pPr>
-      <w:r>
-        <w:rPr>
-          <w:rFonts w:ascii="Calibri" w:hAnsi="Calibri"/>
-          <w:i/>
-          <w:color w:val="1E293B"/>
-          <w:sz w:val="20"/>
-        </w:rPr>
-        <w:t>Skor 2:</w:t>
-      </w:r>
-      <w:r>
-        <w:rPr>
-          <w:rFonts w:ascii="Calibri" w:hAnsi="Calibri"/>
-          <w:color w:val="1E293B"/>
-          <w:sz w:val="20"/>
-        </w:rPr>
-        <w:t xml:space="preserve"> Pernah ber-KB namun putus pakai (</w:t>
-      </w:r>
-      <w:r>
-        <w:rPr>
-          <w:rFonts w:ascii="Calibri" w:hAnsi="Calibri"/>
-          <w:i/>
-          <w:color w:val="1E293B"/>
-          <w:sz w:val="20"/>
-        </w:rPr>
-        <w:t>drop out</w:t>
-      </w:r>
-      <w:r>
-        <w:rPr>
-          <w:rFonts w:ascii="Calibri" w:hAnsi="Calibri"/>
-          <w:color w:val="1E293B"/>
-          <w:sz w:val="20"/>
-        </w:rPr>
-        <w:t>).</w:t>
-      </w:r>
-    </w:p>
-    <w:p>
-      <w:pPr>
-        <w:pStyle w:val="ListBullet"/>
-        <w:spacing w:before="20" w:after="40"/>
-        <w:ind w:left="720"/>
-      </w:pPr>
-      <w:r>
-        <w:rPr>
-          <w:rFonts w:ascii="Calibri" w:hAnsi="Calibri"/>
-          <w:i/>
-          <w:color w:val="1E293B"/>
-          <w:sz w:val="20"/>
-        </w:rPr>
-        <w:t>Skor 3:</w:t>
-      </w:r>
-      <w:r>
-        <w:rPr>
-          <w:rFonts w:ascii="Calibri" w:hAnsi="Calibri"/>
-          <w:color w:val="1E293B"/>
-          <w:sz w:val="20"/>
-        </w:rPr>
-        <w:t xml:space="preserve"> Belum pernah ber-KB sama sekali.</w:t>
-      </w:r>
-    </w:p>
-    <w:p>
-      <w:pPr>
-        <w:spacing w:before="40" w:after="40"/>
-        <w:ind w:left="360"/>
-      </w:pPr>
-      <w:r>
-        <w:rPr>
-          <w:rFonts w:ascii="Calibri" w:hAnsi="Calibri"/>
-          <w:b/>
-          <w:color w:val="0B2E59"/>
-          <w:sz w:val="20"/>
-        </w:rPr>
-        <w:t xml:space="preserve">3. </w:t>
-      </w:r>
-      <w:r>
-        <w:rPr>
-          <w:rFonts w:ascii="Calibri" w:hAnsi="Calibri"/>
-          <w:b/>
-          <w:color w:val="1E293B"/>
-          <w:sz w:val="20"/>
-        </w:rPr>
-        <w:t>Pilih Kondisi P4 (Tujuan Reproduksi):</w:t>
-      </w:r>
-    </w:p>
-    <w:p>
-      <w:pPr>
-        <w:pStyle w:val="ListBullet"/>
-        <w:spacing w:before="20" w:after="40"/>
-        <w:ind w:left="720"/>
-      </w:pPr>
-      <w:r>
-        <w:rPr>
-          <w:rFonts w:ascii="Calibri" w:hAnsi="Calibri"/>
-          <w:i/>
-          <w:color w:val="1E293B"/>
-          <w:sz w:val="20"/>
-        </w:rPr>
-        <w:t>Skor 0:</w:t>
-      </w:r>
-      <w:r>
-        <w:rPr>
-          <w:rFonts w:ascii="Calibri" w:hAnsi="Calibri"/>
-          <w:color w:val="1E293B"/>
-          <w:sz w:val="20"/>
-        </w:rPr>
-        <w:t xml:space="preserve"> Ingin anak segera / hamil terencana.</w:t>
-      </w:r>
-    </w:p>
-    <w:p>
-      <w:pPr>
-        <w:pStyle w:val="ListBullet"/>
-        <w:spacing w:before="20" w:after="40"/>
-        <w:ind w:left="720"/>
-      </w:pPr>
-      <w:r>
-        <w:rPr>
-          <w:rFonts w:ascii="Calibri" w:hAnsi="Calibri"/>
-          <w:i/>
-          <w:color w:val="1E293B"/>
-          <w:sz w:val="20"/>
-        </w:rPr>
-        <w:t>Skor 1:</w:t>
-      </w:r>
-      <w:r>
-        <w:rPr>
-          <w:rFonts w:ascii="Calibri" w:hAnsi="Calibri"/>
-          <w:color w:val="1E293B"/>
-          <w:sz w:val="20"/>
-        </w:rPr>
-        <w:t xml:space="preserve"> Ingin anak nanti / menunda &gt; 2 tahun.</w:t>
-      </w:r>
-    </w:p>
-    <w:p>
-      <w:pPr>
-        <w:pStyle w:val="ListBullet"/>
-        <w:spacing w:before="20" w:after="40"/>
-        <w:ind w:left="720"/>
-      </w:pPr>
-      <w:r>
-        <w:rPr>
-          <w:rFonts w:ascii="Calibri" w:hAnsi="Calibri"/>
-          <w:i/>
-          <w:color w:val="1E293B"/>
-          <w:sz w:val="20"/>
-        </w:rPr>
-        <w:t>Skor 2:</w:t>
-      </w:r>
-      <w:r>
-        <w:rPr>
-          <w:rFonts w:ascii="Calibri" w:hAnsi="Calibri"/>
-          <w:color w:val="1E293B"/>
-          <w:sz w:val="20"/>
-        </w:rPr>
-        <w:t xml:space="preserve"> Tidak ingin anak lagi / sudah cukup.</w:t>
-      </w:r>
-    </w:p>
-    <w:p>
-      <w:pPr>
-        <w:pStyle w:val="ListBullet"/>
-        <w:spacing w:before="20" w:after="40"/>
-        <w:ind w:left="720"/>
-      </w:pPr>
-      <w:r>
-        <w:rPr>
-          <w:rFonts w:ascii="Calibri" w:hAnsi="Calibri"/>
-          <w:i/>
-          <w:color w:val="1E293B"/>
-          <w:sz w:val="20"/>
-        </w:rPr>
-        <w:t>Skor 3:</w:t>
-      </w:r>
-      <w:r>
-        <w:rPr>
-          <w:rFonts w:ascii="Calibri" w:hAnsi="Calibri"/>
-          <w:color w:val="1E293B"/>
-          <w:sz w:val="20"/>
-        </w:rPr>
-        <w:t xml:space="preserve"> Ragu-ragu / ada penolakan suami atau keluarga.</w:t>
-      </w:r>
-    </w:p>
-    <w:p>
-      <w:pPr>
-        <w:spacing w:before="40" w:after="40"/>
-        <w:ind w:left="360"/>
-      </w:pPr>
-      <w:r>
-        <w:rPr>
-          <w:rFonts w:ascii="Calibri" w:hAnsi="Calibri"/>
-          <w:b/>
-          <w:color w:val="0B2E59"/>
-          <w:sz w:val="20"/>
-        </w:rPr>
-        <w:t xml:space="preserve">4. </w:t>
-      </w:r>
-      <w:r>
-        <w:rPr>
-          <w:rFonts w:ascii="Calibri" w:hAnsi="Calibri"/>
-          <w:b/>
-          <w:color w:val="1E293B"/>
-          <w:sz w:val="20"/>
-        </w:rPr>
-        <w:t>Pilih Kondisi P5 (Risiko KTD):</w:t>
-      </w:r>
-    </w:p>
-    <w:p>
-      <w:pPr>
-        <w:pStyle w:val="ListBullet"/>
-        <w:spacing w:before="20" w:after="40"/>
-        <w:ind w:left="720"/>
-      </w:pPr>
-      <w:r>
-        <w:rPr>
-          <w:rFonts w:ascii="Calibri" w:hAnsi="Calibri"/>
-          <w:i/>
-          <w:color w:val="1E293B"/>
-          <w:sz w:val="20"/>
-        </w:rPr>
-        <w:t>Skor 0:</w:t>
-      </w:r>
-      <w:r>
-        <w:rPr>
-          <w:rFonts w:ascii="Calibri" w:hAnsi="Calibri"/>
-          <w:color w:val="1E293B"/>
-          <w:sz w:val="20"/>
-        </w:rPr>
-        <w:t xml:space="preserve"> Tidak ada faktor risiko / kondisi kesehatan prima.</w:t>
-      </w:r>
-    </w:p>
-    <w:p>
-      <w:pPr>
-        <w:pStyle w:val="ListBullet"/>
-        <w:spacing w:before="20" w:after="40"/>
-        <w:ind w:left="720"/>
-      </w:pPr>
-      <w:r>
-        <w:rPr>
-          <w:rFonts w:ascii="Calibri" w:hAnsi="Calibri"/>
-          <w:i/>
-          <w:color w:val="1E293B"/>
-          <w:sz w:val="20"/>
-        </w:rPr>
-        <w:t>Skor 1:</w:t>
-      </w:r>
-      <w:r>
-        <w:rPr>
-          <w:rFonts w:ascii="Calibri" w:hAnsi="Calibri"/>
-          <w:color w:val="1E293B"/>
-          <w:sz w:val="20"/>
-        </w:rPr>
-        <w:t xml:space="preserve"> Jarak kehamilan terakhir &lt; 2 tahun.</w:t>
-      </w:r>
-    </w:p>
-    <w:p>
-      <w:pPr>
-        <w:pStyle w:val="ListBullet"/>
-        <w:spacing w:before="20" w:after="40"/>
-        <w:ind w:left="720"/>
-      </w:pPr>
-      <w:r>
-        <w:rPr>
-          <w:rFonts w:ascii="Calibri" w:hAnsi="Calibri"/>
-          <w:i/>
-          <w:color w:val="1E293B"/>
-          <w:sz w:val="20"/>
-        </w:rPr>
-        <w:t>Skor 2:</w:t>
-      </w:r>
-      <w:r>
-        <w:rPr>
-          <w:rFonts w:ascii="Calibri" w:hAnsi="Calibri"/>
-          <w:color w:val="1E293B"/>
-          <w:sz w:val="20"/>
-        </w:rPr>
-        <w:t xml:space="preserve"> Ada riwayat komplikasi persalinan sebelumnya.</w:t>
-      </w:r>
-    </w:p>
-    <w:p>
-      <w:pPr>
-        <w:pStyle w:val="ListBullet"/>
-        <w:spacing w:before="20" w:after="40"/>
-        <w:ind w:left="720"/>
-      </w:pPr>
-      <w:r>
-        <w:rPr>
-          <w:rFonts w:ascii="Calibri" w:hAnsi="Calibri"/>
-          <w:i/>
-          <w:color w:val="1E293B"/>
-          <w:sz w:val="20"/>
-        </w:rPr>
-        <w:t>Skor 3:</w:t>
-      </w:r>
-      <w:r>
-        <w:rPr>
-          <w:rFonts w:ascii="Calibri" w:hAnsi="Calibri"/>
-          <w:color w:val="1E293B"/>
-          <w:sz w:val="20"/>
-        </w:rPr>
-        <w:t xml:space="preserve"> Memiliki riwayat penyakit kronis (hipertensi, anemia, KEK) atau ancaman 4 Terlalu.</w:t>
-      </w:r>
-    </w:p>
-    <w:p>
-      <w:pPr>
-        <w:spacing w:before="40" w:after="40"/>
-        <w:ind w:left="360"/>
-      </w:pPr>
-      <w:r>
-        <w:rPr>
-          <w:rFonts w:ascii="Calibri" w:hAnsi="Calibri"/>
-          <w:b/>
-          <w:color w:val="0B2E59"/>
-          <w:sz w:val="20"/>
-        </w:rPr>
-        <w:t xml:space="preserve">5. </w:t>
-      </w:r>
-      <w:r>
-        <w:rPr>
-          <w:rFonts w:ascii="Calibri" w:hAnsi="Calibri"/>
-          <w:b/>
-          <w:color w:val="1E293B"/>
-          <w:sz w:val="20"/>
-        </w:rPr>
-        <w:t>Tambahkan Catatan Khusus:</w:t>
-      </w:r>
-      <w:r>
-        <w:rPr>
-          <w:rFonts w:ascii="Calibri" w:hAnsi="Calibri"/>
-          <w:color w:val="1E293B"/>
-          <w:sz w:val="20"/>
-        </w:rPr>
-        <w:t xml:space="preserve"> Tuliskan keluhan atau preferensi akseptor (misalnya: </w:t>
-      </w:r>
-      <w:r>
-        <w:rPr>
-          <w:rFonts w:ascii="Calibri" w:hAnsi="Calibri"/>
-          <w:i/>
-          <w:color w:val="1E293B"/>
-          <w:sz w:val="20"/>
-        </w:rPr>
-        <w:t>Istri ingin pasang implan tapi takut jarum suntik</w:t>
-      </w:r>
-      <w:r>
-        <w:rPr>
-          <w:rFonts w:ascii="Calibri" w:hAnsi="Calibri"/>
-          <w:color w:val="1E293B"/>
-          <w:sz w:val="20"/>
-        </w:rPr>
-        <w:t>).</w:t>
-      </w:r>
-    </w:p>
-    <w:p>
-      <w:pPr>
-        <w:keepNext/>
-        <w:spacing w:before="240" w:after="80"/>
-      </w:pPr>
-      <w:r>
-        <w:rPr>
-          <w:rFonts w:ascii="Calibri" w:hAnsi="Calibri"/>
-          <w:b/>
-          <w:color w:val="008060"/>
-          <w:sz w:val="23"/>
-        </w:rPr>
-        <w:t>Hasil Kalkulasi &amp; Ketetapan Prioritas</w:t>
-      </w:r>
-    </w:p>
-    <w:p>
-      <w:pPr>
-        <w:spacing w:before="40" w:after="100" w:line="276" w:lineRule="auto"/>
-      </w:pPr>
-      <w:r>
-        <w:rPr>
-          <w:rFonts w:ascii="Calibri" w:hAnsi="Calibri"/>
-          <w:color w:val="1E293B"/>
-          <w:sz w:val="21"/>
-        </w:rPr>
-        <w:t>Saat Anda memilih opsi radio, panel di sebelah kanan akan menghitung skor seketika tanpa perlu memuat ulang halaman (</w:t>
-      </w:r>
-      <w:r>
-        <w:rPr>
-          <w:rFonts w:ascii="Calibri" w:hAnsi="Calibri"/>
-          <w:i/>
-          <w:color w:val="1E293B"/>
-          <w:sz w:val="21"/>
-        </w:rPr>
-        <w:t>real-time Livewire reactivity</w:t>
-      </w:r>
-      <w:r>
-        <w:rPr>
-          <w:rFonts w:ascii="Calibri" w:hAnsi="Calibri"/>
-          <w:color w:val="1E293B"/>
-          <w:sz w:val="21"/>
-        </w:rPr>
-        <w:t>).</w:t>
-      </w:r>
-    </w:p>
-    <w:p>
-      <w:pPr>
-        <w:keepNext/>
-        <w:spacing w:before="200" w:after="40"/>
+        <w:spacing w:before="200" w:after="80"/>
         <w:jc w:val="center"/>
       </w:pPr>
       <w:r>
@@ -4259,244 +1003,21 @@
           <w:color w:val="64748B"/>
           <w:sz w:val="18"/>
         </w:rPr>
-        <w:t>Gambar: Hasil Kalkulasi Skrining &amp; Deteksi MUPAR</w:t>
-      </w:r>
-    </w:p>
-    <w:p>
-      <w:pPr>
-        <w:spacing w:before="40" w:after="100" w:line="276" w:lineRule="auto"/>
-      </w:pPr>
-      <w:r>
-        <w:rPr>
-          <w:rFonts w:ascii="Calibri" w:hAnsi="Calibri"/>
-          <w:color w:val="1E293B"/>
-          <w:sz w:val="21"/>
-        </w:rPr>
-        <w:t>Sistem menampilkan:</w:t>
+        <w:t>Gambar 5.2: Hasil Skrining, Total Skor, Badge MUPAR &amp; Ketetapan Prioritas</w:t>
       </w:r>
     </w:p>
     <w:p>
       <w:pPr>
         <w:pStyle w:val="ListBullet"/>
-        <w:spacing w:before="20" w:after="40"/>
-        <w:ind w:left="360"/>
+        <w:spacing w:before="20" w:after="60" w:line="276" w:lineRule="auto"/>
       </w:pPr>
       <w:r>
         <w:rPr>
           <w:rFonts w:ascii="Calibri" w:hAnsi="Calibri"/>
-          <w:b/>
-          <w:color w:val="1E293B"/>
+          <w:color w:val="334155"/>
           <w:sz w:val="20"/>
         </w:rPr>
-        <w:t>Total Skor:</w:t>
-      </w:r>
-      <w:r>
-        <w:rPr>
-          <w:rFonts w:ascii="Calibri" w:hAnsi="Calibri"/>
-          <w:color w:val="1E293B"/>
-          <w:sz w:val="20"/>
-        </w:rPr>
-        <w:t xml:space="preserve"> (Contoh: </w:t>
-      </w:r>
-      <w:r>
-        <w:rPr>
-          <w:rFonts w:ascii="Consolas" w:hAnsi="Consolas"/>
-          <w:b/>
-          <w:color w:val="0B2E59"/>
-          <w:sz w:val="19"/>
-        </w:rPr>
-        <w:t>12 / 15</w:t>
-      </w:r>
-      <w:r>
-        <w:rPr>
-          <w:rFonts w:ascii="Calibri" w:hAnsi="Calibri"/>
-          <w:color w:val="1E293B"/>
-          <w:sz w:val="20"/>
-        </w:rPr>
-        <w:t xml:space="preserve"> $\rightarrow$ Kategori </w:t>
-      </w:r>
-      <w:r>
-        <w:rPr>
-          <w:rFonts w:ascii="Calibri" w:hAnsi="Calibri"/>
-          <w:b/>
-          <w:color w:val="1E293B"/>
-          <w:sz w:val="20"/>
-        </w:rPr>
-        <w:t>Tinggi</w:t>
-      </w:r>
-      <w:r>
-        <w:rPr>
-          <w:rFonts w:ascii="Calibri" w:hAnsi="Calibri"/>
-          <w:color w:val="1E293B"/>
-          <w:sz w:val="20"/>
-        </w:rPr>
-        <w:t>).</w:t>
-      </w:r>
-    </w:p>
-    <w:p>
-      <w:pPr>
-        <w:pStyle w:val="ListBullet"/>
-        <w:spacing w:before="20" w:after="40"/>
-        <w:ind w:left="360"/>
-      </w:pPr>
-      <w:r>
-        <w:rPr>
-          <w:rFonts w:ascii="Calibri" w:hAnsi="Calibri"/>
-          <w:b/>
-          <w:color w:val="1E293B"/>
-          <w:sz w:val="20"/>
-        </w:rPr>
-        <w:t>Deteksi MUPAR:</w:t>
-      </w:r>
-      <w:r>
-        <w:rPr>
-          <w:rFonts w:ascii="Calibri" w:hAnsi="Calibri"/>
-          <w:color w:val="1E293B"/>
-          <w:sz w:val="20"/>
-        </w:rPr>
-        <w:t xml:space="preserve"> Label hijau cerah aktif </w:t>
-      </w:r>
-      <w:r>
-        <w:rPr>
-          <w:rFonts w:ascii="Consolas" w:hAnsi="Consolas"/>
-          <w:b/>
-          <w:color w:val="0B2E59"/>
-          <w:sz w:val="19"/>
-        </w:rPr>
-        <w:t>MUPAR Terdeteksi</w:t>
-      </w:r>
-      <w:r>
-        <w:rPr>
-          <w:rFonts w:ascii="Calibri" w:hAnsi="Calibri"/>
-          <w:color w:val="1E293B"/>
-          <w:sz w:val="20"/>
-        </w:rPr>
-        <w:t>.</w:t>
-      </w:r>
-    </w:p>
-    <w:p>
-      <w:pPr>
-        <w:pStyle w:val="ListBullet"/>
-        <w:spacing w:before="20" w:after="40"/>
-        <w:ind w:left="360"/>
-      </w:pPr>
-      <w:r>
-        <w:rPr>
-          <w:rFonts w:ascii="Calibri" w:hAnsi="Calibri"/>
-          <w:b/>
-          <w:color w:val="1E293B"/>
-          <w:sz w:val="20"/>
-        </w:rPr>
-        <w:t>Ketetapan Prioritas Akhir:</w:t>
-      </w:r>
-      <w:r>
-        <w:rPr>
-          <w:rFonts w:ascii="Calibri" w:hAnsi="Calibri"/>
-          <w:color w:val="1E293B"/>
-          <w:sz w:val="20"/>
-        </w:rPr>
-        <w:t xml:space="preserve"> Ditampilkan dalam badge merah menyala: </w:t>
-      </w:r>
-      <w:r>
-        <w:rPr>
-          <w:rFonts w:ascii="Calibri" w:hAnsi="Calibri"/>
-          <w:b/>
-          <w:color w:val="1E293B"/>
-          <w:sz w:val="20"/>
-        </w:rPr>
-        <w:t>PRIORITAS UTAMA</w:t>
-      </w:r>
-      <w:r>
-        <w:rPr>
-          <w:rFonts w:ascii="Calibri" w:hAnsi="Calibri"/>
-          <w:color w:val="1E293B"/>
-          <w:sz w:val="20"/>
-        </w:rPr>
-        <w:t>.</w:t>
-      </w:r>
-    </w:p>
-    <w:p>
-      <w:pPr>
-        <w:pStyle w:val="ListBullet"/>
-        <w:spacing w:before="20" w:after="40"/>
-        <w:ind w:left="360"/>
-      </w:pPr>
-      <w:r>
-        <w:rPr>
-          <w:rFonts w:ascii="Calibri" w:hAnsi="Calibri"/>
-          <w:b/>
-          <w:color w:val="1E293B"/>
-          <w:sz w:val="20"/>
-        </w:rPr>
-        <w:t>Instruksi Tindakan:</w:t>
-      </w:r>
-      <w:r>
-        <w:rPr>
-          <w:rFonts w:ascii="Calibri" w:hAnsi="Calibri"/>
-          <w:color w:val="1E293B"/>
-          <w:sz w:val="20"/>
-        </w:rPr>
-        <w:t xml:space="preserve"> Rekomendasi tindakan lapangan yang terstandarisasi bagi petugas (contoh: </w:t>
-      </w:r>
-      <w:r>
-        <w:rPr>
-          <w:rFonts w:ascii="Calibri" w:hAnsi="Calibri"/>
-          <w:i/>
-          <w:color w:val="1E293B"/>
-          <w:sz w:val="20"/>
-        </w:rPr>
-        <w:t>Lakukan penjangkauan rumah dan konseling intensif dalam 1x24 jam</w:t>
-      </w:r>
-      <w:r>
-        <w:rPr>
-          <w:rFonts w:ascii="Calibri" w:hAnsi="Calibri"/>
-          <w:color w:val="1E293B"/>
-          <w:sz w:val="20"/>
-        </w:rPr>
-        <w:t>).</w:t>
-      </w:r>
-    </w:p>
-    <w:p>
-      <w:pPr>
-        <w:pStyle w:val="ListBullet"/>
-        <w:spacing w:before="20" w:after="40"/>
-        <w:ind w:left="360"/>
-      </w:pPr>
-      <w:r>
-        <w:rPr>
-          <w:rFonts w:ascii="Calibri" w:hAnsi="Calibri"/>
-          <w:color w:val="1E293B"/>
-          <w:sz w:val="20"/>
-        </w:rPr>
-        <w:t xml:space="preserve">Klik tombol </w:t>
-      </w:r>
-      <w:r>
-        <w:rPr>
-          <w:rFonts w:ascii="Calibri" w:hAnsi="Calibri"/>
-          <w:b/>
-          <w:color w:val="1E293B"/>
-          <w:sz w:val="20"/>
-        </w:rPr>
-        <w:t>Simpan Hasil Skrining</w:t>
-      </w:r>
-      <w:r>
-        <w:rPr>
-          <w:rFonts w:ascii="Calibri" w:hAnsi="Calibri"/>
-          <w:color w:val="1E293B"/>
-          <w:sz w:val="20"/>
-        </w:rPr>
-        <w:t xml:space="preserve"> untuk membukukan data.</w:t>
-      </w:r>
-    </w:p>
-    <w:p>
-      <w:pPr>
-        <w:spacing w:before="160" w:after="160"/>
-      </w:pPr>
-      <w:r>
-        <w:rPr>
-          <w:color w:val="E2E8F0"/>
-        </w:rPr>
-        <w:t>——————————————————————————————————————————————————</w:t>
+        <w:t>Klik 'Simpan Hasil Skrining'.</w:t>
       </w:r>
     </w:p>
     <w:p>
@@ -4508,46 +1029,15 @@
         <w:rPr>
           <w:rFonts w:ascii="Calibri" w:hAnsi="Calibri"/>
           <w:b/>
-          <w:color w:val="0B2E59"/>
-          <w:sz w:val="28"/>
+          <w:color w:val="1E3A8A"/>
+          <w:sz w:val="32"/>
         </w:rPr>
-        <w:t>6. Pengelolaan Antrean Prioritas (Priority Queue)</w:t>
+        <w:t>BAB 6: ANTREAN PRIORITAS &amp; PENCATATAN INTERVENSI</w:t>
       </w:r>
     </w:p>
     <w:p>
       <w:pPr>
-        <w:spacing w:before="40" w:after="100" w:line="276" w:lineRule="auto"/>
-      </w:pPr>
-      <w:r>
-        <w:rPr>
-          <w:rFonts w:ascii="Calibri" w:hAnsi="Calibri"/>
-          <w:color w:val="1E293B"/>
-          <w:sz w:val="21"/>
-        </w:rPr>
-        <w:t xml:space="preserve">Data yang telah diskrining secara otomatis masuk ke dalam modul </w:t>
-      </w:r>
-      <w:r>
-        <w:rPr>
-          <w:rFonts w:ascii="Calibri" w:hAnsi="Calibri"/>
-          <w:b/>
-          <w:color w:val="1E293B"/>
-          <w:sz w:val="21"/>
-        </w:rPr>
-        <w:t>Antrean Prioritas Skrining</w:t>
-      </w:r>
-      <w:r>
-        <w:rPr>
-          <w:rFonts w:ascii="Calibri" w:hAnsi="Calibri"/>
-          <w:color w:val="1E293B"/>
-          <w:sz w:val="21"/>
-        </w:rPr>
-        <w:t>. Modul ini memandu PKB menentukan urutan kunjungan rumah harian atau mingguan.</w:t>
-      </w:r>
-    </w:p>
-    <w:p>
-      <w:pPr>
-        <w:keepNext/>
-        <w:spacing w:before="200" w:after="40"/>
+        <w:spacing w:before="200" w:after="80"/>
         <w:jc w:val="center"/>
       </w:pPr>
       <w:r>
@@ -4597,290 +1087,25 @@
           <w:color w:val="64748B"/>
           <w:sz w:val="18"/>
         </w:rPr>
-        <w:t>Gambar: Antrean Prioritas Skrining</w:t>
+        <w:t>Gambar 6.1: Antrean Prioritas Tindak Lanjut Lapangan</w:t>
       </w:r>
     </w:p>
     <w:p>
       <w:pPr>
-        <w:keepNext/>
-        <w:spacing w:before="240" w:after="80"/>
+        <w:spacing w:before="0" w:after="80" w:line="276" w:lineRule="auto"/>
       </w:pPr>
       <w:r>
         <w:rPr>
           <w:rFonts w:ascii="Calibri" w:hAnsi="Calibri"/>
-          <w:b/>
-          <w:color w:val="008060"/>
-          <w:sz w:val="23"/>
+          <w:color w:val="334155"/>
+          <w:sz w:val="21"/>
         </w:rPr>
-        <w:t>Urutan Hirarki Antrean:</w:t>
+        <w:t>Pada menu Antrean Prioritas, klik tombol 'Intervensi' pada baris sasaran berisiko:</w:t>
       </w:r>
     </w:p>
     <w:p>
       <w:pPr>
-        <w:spacing w:before="40" w:after="40"/>
-        <w:ind w:left="360"/>
-      </w:pPr>
-      <w:r>
-        <w:rPr>
-          <w:rFonts w:ascii="Calibri" w:hAnsi="Calibri"/>
-          <w:b/>
-          <w:color w:val="0B2E59"/>
-          <w:sz w:val="20"/>
-        </w:rPr>
-        <w:t xml:space="preserve">1. </w:t>
-      </w:r>
-      <w:r>
-        <w:rPr>
-          <w:rFonts w:ascii="Calibri" w:hAnsi="Calibri"/>
-          <w:b/>
-          <w:color w:val="1E293B"/>
-          <w:sz w:val="20"/>
-        </w:rPr>
-        <w:t>Urutan #1 (Prioritas Utama):</w:t>
-      </w:r>
-      <w:r>
-        <w:rPr>
-          <w:rFonts w:ascii="Calibri" w:hAnsi="Calibri"/>
-          <w:color w:val="1E293B"/>
-          <w:sz w:val="20"/>
-        </w:rPr>
-        <w:t xml:space="preserve"> Skor 11–15 + Status MUPAR (Lencana Merah Pekat). Pasangan muda beranak sedikit yang berada pada risiko kehamilan tinggi tanpa proteksi KB modern.</w:t>
-      </w:r>
-    </w:p>
-    <w:p>
-      <w:pPr>
-        <w:spacing w:before="40" w:after="40"/>
-        <w:ind w:left="360"/>
-      </w:pPr>
-      <w:r>
-        <w:rPr>
-          <w:rFonts w:ascii="Calibri" w:hAnsi="Calibri"/>
-          <w:b/>
-          <w:color w:val="0B2E59"/>
-          <w:sz w:val="20"/>
-        </w:rPr>
-        <w:t xml:space="preserve">2. </w:t>
-      </w:r>
-      <w:r>
-        <w:rPr>
-          <w:rFonts w:ascii="Calibri" w:hAnsi="Calibri"/>
-          <w:b/>
-          <w:color w:val="1E293B"/>
-          <w:sz w:val="20"/>
-        </w:rPr>
-        <w:t>Urutan #2 (Prioritas Tinggi):</w:t>
-      </w:r>
-      <w:r>
-        <w:rPr>
-          <w:rFonts w:ascii="Calibri" w:hAnsi="Calibri"/>
-          <w:color w:val="1E293B"/>
-          <w:sz w:val="20"/>
-        </w:rPr>
-        <w:t xml:space="preserve"> Skor 11–15 + Non-MUPAR (Lencana Merah Sedang).</w:t>
-      </w:r>
-    </w:p>
-    <w:p>
-      <w:pPr>
-        <w:spacing w:before="40" w:after="40"/>
-        <w:ind w:left="360"/>
-      </w:pPr>
-      <w:r>
-        <w:rPr>
-          <w:rFonts w:ascii="Calibri" w:hAnsi="Calibri"/>
-          <w:b/>
-          <w:color w:val="0B2E59"/>
-          <w:sz w:val="20"/>
-        </w:rPr>
-        <w:t xml:space="preserve">3. </w:t>
-      </w:r>
-      <w:r>
-        <w:rPr>
-          <w:rFonts w:ascii="Calibri" w:hAnsi="Calibri"/>
-          <w:b/>
-          <w:color w:val="1E293B"/>
-          <w:sz w:val="20"/>
-        </w:rPr>
-        <w:t>Urutan #3 (Prioritas Edukasi Terjadwal):</w:t>
-      </w:r>
-      <w:r>
-        <w:rPr>
-          <w:rFonts w:ascii="Calibri" w:hAnsi="Calibri"/>
-          <w:color w:val="1E293B"/>
-          <w:sz w:val="20"/>
-        </w:rPr>
-        <w:t xml:space="preserve"> Skor 7–10 + Status MUPAR (Lencana Ungu).</w:t>
-      </w:r>
-    </w:p>
-    <w:p>
-      <w:pPr>
-        <w:spacing w:before="40" w:after="40"/>
-        <w:ind w:left="360"/>
-      </w:pPr>
-      <w:r>
-        <w:rPr>
-          <w:rFonts w:ascii="Calibri" w:hAnsi="Calibri"/>
-          <w:b/>
-          <w:color w:val="0B2E59"/>
-          <w:sz w:val="20"/>
-        </w:rPr>
-        <w:t xml:space="preserve">4. </w:t>
-      </w:r>
-      <w:r>
-        <w:rPr>
-          <w:rFonts w:ascii="Calibri" w:hAnsi="Calibri"/>
-          <w:b/>
-          <w:color w:val="1E293B"/>
-          <w:sz w:val="20"/>
-        </w:rPr>
-        <w:t>Urutan #4 (Prioritas Sedang):</w:t>
-      </w:r>
-      <w:r>
-        <w:rPr>
-          <w:rFonts w:ascii="Calibri" w:hAnsi="Calibri"/>
-          <w:color w:val="1E293B"/>
-          <w:sz w:val="20"/>
-        </w:rPr>
-        <w:t xml:space="preserve"> Skor 7–10 + Non-MUPAR (Lencana Kuning / Amber).</w:t>
-      </w:r>
-    </w:p>
-    <w:p>
-      <w:pPr>
-        <w:spacing w:before="40" w:after="40"/>
-        <w:ind w:left="360"/>
-      </w:pPr>
-      <w:r>
-        <w:rPr>
-          <w:rFonts w:ascii="Calibri" w:hAnsi="Calibri"/>
-          <w:b/>
-          <w:color w:val="0B2E59"/>
-          <w:sz w:val="20"/>
-        </w:rPr>
-        <w:t xml:space="preserve">5. </w:t>
-      </w:r>
-      <w:r>
-        <w:rPr>
-          <w:rFonts w:ascii="Calibri" w:hAnsi="Calibri"/>
-          <w:b/>
-          <w:color w:val="1E293B"/>
-          <w:sz w:val="20"/>
-        </w:rPr>
-        <w:t>Urutan #5 (Monitoring Rutin):</w:t>
-      </w:r>
-      <w:r>
-        <w:rPr>
-          <w:rFonts w:ascii="Calibri" w:hAnsi="Calibri"/>
-          <w:color w:val="1E293B"/>
-          <w:sz w:val="20"/>
-        </w:rPr>
-        <w:t xml:space="preserve"> Skor 0–6 (Lencana Hijau).</w:t>
-      </w:r>
-    </w:p>
-    <w:p>
-      <w:pPr>
-        <w:keepNext/>
-        <w:spacing w:before="240" w:after="80"/>
-      </w:pPr>
-      <w:r>
-        <w:rPr>
-          <w:rFonts w:ascii="Calibri" w:hAnsi="Calibri"/>
-          <w:b/>
-          <w:color w:val="008060"/>
-          <w:sz w:val="23"/>
-        </w:rPr>
-        <w:t>Tindakan pada Antrean:</w:t>
-      </w:r>
-    </w:p>
-    <w:p>
-      <w:pPr>
-        <w:pStyle w:val="ListBullet"/>
-        <w:spacing w:before="20" w:after="40"/>
-        <w:ind w:left="360"/>
-      </w:pPr>
-      <w:r>
-        <w:rPr>
-          <w:rFonts w:ascii="Calibri" w:hAnsi="Calibri"/>
-          <w:b/>
-          <w:color w:val="1E293B"/>
-          <w:sz w:val="20"/>
-        </w:rPr>
-        <w:t>Tombol Rincian:</w:t>
-      </w:r>
-      <w:r>
-        <w:rPr>
-          <w:rFonts w:ascii="Calibri" w:hAnsi="Calibri"/>
-          <w:color w:val="1E293B"/>
-          <w:sz w:val="20"/>
-        </w:rPr>
-        <w:t xml:space="preserve"> Membuka lembar skor detail masing-masing indikator P1–P5.</w:t>
-      </w:r>
-    </w:p>
-    <w:p>
-      <w:pPr>
-        <w:pStyle w:val="ListBullet"/>
-        <w:spacing w:before="20" w:after="40"/>
-        <w:ind w:left="360"/>
-      </w:pPr>
-      <w:r>
-        <w:rPr>
-          <w:rFonts w:ascii="Calibri" w:hAnsi="Calibri"/>
-          <w:b/>
-          <w:color w:val="1E293B"/>
-          <w:sz w:val="20"/>
-        </w:rPr>
-        <w:t>Tombol Intervensi:</w:t>
-      </w:r>
-      <w:r>
-        <w:rPr>
-          <w:rFonts w:ascii="Calibri" w:hAnsi="Calibri"/>
-          <w:color w:val="1E293B"/>
-          <w:sz w:val="20"/>
-        </w:rPr>
-        <w:t xml:space="preserve"> Membuka formulir pencatatan intervensi langsung dari baris antrean tanpa berpindah halaman.</w:t>
-      </w:r>
-    </w:p>
-    <w:p>
-      <w:pPr>
-        <w:spacing w:before="160" w:after="160"/>
-      </w:pPr>
-      <w:r>
-        <w:rPr>
-          <w:color w:val="E2E8F0"/>
-        </w:rPr>
-        <w:t>——————————————————————————————————————————————————</w:t>
-      </w:r>
-    </w:p>
-    <w:p>
-      <w:pPr>
-        <w:keepNext/>
-        <w:spacing w:before="360" w:after="120"/>
-      </w:pPr>
-      <w:r>
-        <w:rPr>
-          <w:rFonts w:ascii="Calibri" w:hAnsi="Calibri"/>
-          <w:b/>
-          <w:color w:val="0B2E59"/>
-          <w:sz w:val="28"/>
-        </w:rPr>
-        <w:t>7. Pencatatan Realisasi Intervensi &amp; Konseling KB</w:t>
-      </w:r>
-    </w:p>
-    <w:p>
-      <w:pPr>
-        <w:spacing w:before="40" w:after="100" w:line="276" w:lineRule="auto"/>
-      </w:pPr>
-      <w:r>
-        <w:rPr>
-          <w:rFonts w:ascii="Calibri" w:hAnsi="Calibri"/>
-          <w:color w:val="1E293B"/>
-          <w:sz w:val="21"/>
-        </w:rPr>
-        <w:t>Setelah petugas melakukan advokasi, konseling KIE, atau fasilitasi ke faskes, catatan hasil intervensi wajib dimasukkan ke dalam sistem.</w:t>
-      </w:r>
-    </w:p>
-    <w:p>
-      <w:pPr>
-        <w:keepNext/>
-        <w:spacing w:before="200" w:after="40"/>
+        <w:spacing w:before="200" w:after="80"/>
         <w:jc w:val="center"/>
       </w:pPr>
       <w:r>
@@ -4930,345 +1155,25 @@
           <w:color w:val="64748B"/>
           <w:sz w:val="18"/>
         </w:rPr>
-        <w:t>Gambar: Modal Catat Intervensi</w:t>
+        <w:t>Gambar 6.2: Modal Pencatatan Realisasi Intervensi KB</w:t>
       </w:r>
     </w:p>
     <w:p>
       <w:pPr>
-        <w:keepNext/>
-        <w:spacing w:before="240" w:after="80"/>
+        <w:spacing w:before="0" w:after="80" w:line="276" w:lineRule="auto"/>
       </w:pPr>
       <w:r>
         <w:rPr>
           <w:rFonts w:ascii="Calibri" w:hAnsi="Calibri"/>
-          <w:b/>
-          <w:color w:val="008060"/>
-          <w:sz w:val="23"/>
+          <w:color w:val="334155"/>
+          <w:sz w:val="21"/>
         </w:rPr>
-        <w:t>Langkah Pengisian Formulir Intervensi:</w:t>
+        <w:t>Isi tanggal kunjungan, jenis intervensi (KIE/advokasi/pemasangan alokon), metode kontrasepsi yang dipilih, hasil kesepakatan, dan catatan lapangan, lalu simpan.</w:t>
       </w:r>
     </w:p>
     <w:p>
       <w:pPr>
-        <w:spacing w:before="40" w:after="40"/>
-        <w:ind w:left="360"/>
-      </w:pPr>
-      <w:r>
-        <w:rPr>
-          <w:rFonts w:ascii="Calibri" w:hAnsi="Calibri"/>
-          <w:b/>
-          <w:color w:val="0B2E59"/>
-          <w:sz w:val="20"/>
-        </w:rPr>
-        <w:t xml:space="preserve">1. </w:t>
-      </w:r>
-      <w:r>
-        <w:rPr>
-          <w:rFonts w:ascii="Calibri" w:hAnsi="Calibri"/>
-          <w:color w:val="1E293B"/>
-          <w:sz w:val="20"/>
-        </w:rPr>
-        <w:t xml:space="preserve">Klik tombol </w:t>
-      </w:r>
-      <w:r>
-        <w:rPr>
-          <w:rFonts w:ascii="Calibri" w:hAnsi="Calibri"/>
-          <w:b/>
-          <w:color w:val="1E293B"/>
-          <w:sz w:val="20"/>
-        </w:rPr>
-        <w:t>Intervensi</w:t>
-      </w:r>
-      <w:r>
-        <w:rPr>
-          <w:rFonts w:ascii="Calibri" w:hAnsi="Calibri"/>
-          <w:color w:val="1E293B"/>
-          <w:sz w:val="20"/>
-        </w:rPr>
-        <w:t xml:space="preserve"> pada daftar Antrean Prioritas.</w:t>
-      </w:r>
-    </w:p>
-    <w:p>
-      <w:pPr>
-        <w:spacing w:before="40" w:after="40"/>
-        <w:ind w:left="360"/>
-      </w:pPr>
-      <w:r>
-        <w:rPr>
-          <w:rFonts w:ascii="Calibri" w:hAnsi="Calibri"/>
-          <w:b/>
-          <w:color w:val="0B2E59"/>
-          <w:sz w:val="20"/>
-        </w:rPr>
-        <w:t xml:space="preserve">2. </w:t>
-      </w:r>
-      <w:r>
-        <w:rPr>
-          <w:rFonts w:ascii="Calibri" w:hAnsi="Calibri"/>
-          <w:color w:val="1E293B"/>
-          <w:sz w:val="20"/>
-        </w:rPr>
-        <w:t>Lengkapi formulir modal:</w:t>
-      </w:r>
-    </w:p>
-    <w:p>
-      <w:pPr>
-        <w:pStyle w:val="ListBullet"/>
-        <w:spacing w:before="20" w:after="40"/>
-        <w:ind w:left="720"/>
-      </w:pPr>
-      <w:r>
-        <w:rPr>
-          <w:rFonts w:ascii="Calibri" w:hAnsi="Calibri"/>
-          <w:b/>
-          <w:color w:val="1E293B"/>
-          <w:sz w:val="20"/>
-        </w:rPr>
-        <w:t>Tanggal Intervensi:</w:t>
-      </w:r>
-      <w:r>
-        <w:rPr>
-          <w:rFonts w:ascii="Calibri" w:hAnsi="Calibri"/>
-          <w:color w:val="1E293B"/>
-          <w:sz w:val="20"/>
-        </w:rPr>
-        <w:t xml:space="preserve"> Tanggal pelaksanaan kunjungan atau konseling.</w:t>
-      </w:r>
-    </w:p>
-    <w:p>
-      <w:pPr>
-        <w:pStyle w:val="ListBullet"/>
-        <w:spacing w:before="20" w:after="40"/>
-        <w:ind w:left="720"/>
-      </w:pPr>
-      <w:r>
-        <w:rPr>
-          <w:rFonts w:ascii="Calibri" w:hAnsi="Calibri"/>
-          <w:b/>
-          <w:color w:val="1E293B"/>
-          <w:sz w:val="20"/>
-        </w:rPr>
-        <w:t>Jenis Pelayanan / KIE:</w:t>
-      </w:r>
-      <w:r>
-        <w:rPr>
-          <w:rFonts w:ascii="Calibri" w:hAnsi="Calibri"/>
-          <w:color w:val="1E293B"/>
-          <w:sz w:val="20"/>
-        </w:rPr>
-        <w:t xml:space="preserve"> Pilih jenis intervensi (Konseling KIE Individu, Rujukan Faskes, Pelayanan Statis/Bergerak, Kunjungan Rumah).</w:t>
-      </w:r>
-    </w:p>
-    <w:p>
-      <w:pPr>
-        <w:pStyle w:val="ListBullet"/>
-        <w:spacing w:before="20" w:after="40"/>
-        <w:ind w:left="720"/>
-      </w:pPr>
-      <w:r>
-        <w:rPr>
-          <w:rFonts w:ascii="Calibri" w:hAnsi="Calibri"/>
-          <w:b/>
-          <w:color w:val="1E293B"/>
-          <w:sz w:val="20"/>
-        </w:rPr>
-        <w:t>Metode KB yang Disepakati:</w:t>
-      </w:r>
-    </w:p>
-    <w:p>
-      <w:pPr>
-        <w:pStyle w:val="ListBullet"/>
-        <w:spacing w:before="20" w:after="40"/>
-        <w:ind w:left="1080"/>
-      </w:pPr>
-      <w:r>
-        <w:rPr>
-          <w:rFonts w:ascii="Calibri" w:hAnsi="Calibri"/>
-          <w:i/>
-          <w:color w:val="1E293B"/>
-          <w:sz w:val="20"/>
-        </w:rPr>
-        <w:t>Modern MKJP:</w:t>
-      </w:r>
-      <w:r>
-        <w:rPr>
-          <w:rFonts w:ascii="Calibri" w:hAnsi="Calibri"/>
-          <w:color w:val="1E293B"/>
-          <w:sz w:val="20"/>
-        </w:rPr>
-        <w:t xml:space="preserve"> IUD, Implan, MOW, MOP.</w:t>
-      </w:r>
-    </w:p>
-    <w:p>
-      <w:pPr>
-        <w:pStyle w:val="ListBullet"/>
-        <w:spacing w:before="20" w:after="40"/>
-        <w:ind w:left="1080"/>
-      </w:pPr>
-      <w:r>
-        <w:rPr>
-          <w:rFonts w:ascii="Calibri" w:hAnsi="Calibri"/>
-          <w:i/>
-          <w:color w:val="1E293B"/>
-          <w:sz w:val="20"/>
-        </w:rPr>
-        <w:t>Modern Non-MKJP:</w:t>
-      </w:r>
-      <w:r>
-        <w:rPr>
-          <w:rFonts w:ascii="Calibri" w:hAnsi="Calibri"/>
-          <w:color w:val="1E293B"/>
-          <w:sz w:val="20"/>
-        </w:rPr>
-        <w:t xml:space="preserve"> Suntik 1/3 Bulan, Pil KB, Kondom.</w:t>
-      </w:r>
-    </w:p>
-    <w:p>
-      <w:pPr>
-        <w:pStyle w:val="ListBullet"/>
-        <w:spacing w:before="20" w:after="40"/>
-        <w:ind w:left="1080"/>
-      </w:pPr>
-      <w:r>
-        <w:rPr>
-          <w:rFonts w:ascii="Calibri" w:hAnsi="Calibri"/>
-          <w:i/>
-          <w:color w:val="1E293B"/>
-          <w:sz w:val="20"/>
-        </w:rPr>
-        <w:t>Belum Ber-KB:</w:t>
-      </w:r>
-      <w:r>
-        <w:rPr>
-          <w:rFonts w:ascii="Calibri" w:hAnsi="Calibri"/>
-          <w:color w:val="1E293B"/>
-          <w:sz w:val="20"/>
-        </w:rPr>
-        <w:t xml:space="preserve"> Jika masih dalam tahap pertimbangan.</w:t>
-      </w:r>
-    </w:p>
-    <w:p>
-      <w:pPr>
-        <w:pStyle w:val="ListBullet"/>
-        <w:spacing w:before="20" w:after="40"/>
-        <w:ind w:left="720"/>
-      </w:pPr>
-      <w:r>
-        <w:rPr>
-          <w:rFonts w:ascii="Calibri" w:hAnsi="Calibri"/>
-          <w:b/>
-          <w:color w:val="1E293B"/>
-          <w:sz w:val="20"/>
-        </w:rPr>
-        <w:t>Hasil &amp; Kesepakatan Konseling:</w:t>
-      </w:r>
-      <w:r>
-        <w:rPr>
-          <w:rFonts w:ascii="Calibri" w:hAnsi="Calibri"/>
-          <w:color w:val="1E293B"/>
-          <w:sz w:val="20"/>
-        </w:rPr>
-        <w:t xml:space="preserve"> Catat tanggapan calon akseptor dan suami.</w:t>
-      </w:r>
-    </w:p>
-    <w:p>
-      <w:pPr>
-        <w:pStyle w:val="ListBullet"/>
-        <w:spacing w:before="20" w:after="40"/>
-        <w:ind w:left="720"/>
-      </w:pPr>
-      <w:r>
-        <w:rPr>
-          <w:rFonts w:ascii="Calibri" w:hAnsi="Calibri"/>
-          <w:b/>
-          <w:color w:val="1E293B"/>
-          <w:sz w:val="20"/>
-        </w:rPr>
-        <w:t>Rencana Tindak Lanjut / Jadwal Kunjungan Ulang:</w:t>
-      </w:r>
-      <w:r>
-        <w:rPr>
-          <w:rFonts w:ascii="Calibri" w:hAnsi="Calibri"/>
-          <w:color w:val="1E293B"/>
-          <w:sz w:val="20"/>
-        </w:rPr>
-        <w:t xml:space="preserve"> Tentukan tanggal kunjungan berikutnya untuk evaluasi efek samping atau jadwal pasang.</w:t>
-      </w:r>
-    </w:p>
-    <w:p>
-      <w:pPr>
-        <w:spacing w:before="40" w:after="40"/>
-        <w:ind w:left="360"/>
-      </w:pPr>
-      <w:r>
-        <w:rPr>
-          <w:rFonts w:ascii="Calibri" w:hAnsi="Calibri"/>
-          <w:b/>
-          <w:color w:val="0B2E59"/>
-          <w:sz w:val="20"/>
-        </w:rPr>
-        <w:t xml:space="preserve">3. </w:t>
-      </w:r>
-      <w:r>
-        <w:rPr>
-          <w:rFonts w:ascii="Calibri" w:hAnsi="Calibri"/>
-          <w:color w:val="1E293B"/>
-          <w:sz w:val="20"/>
-        </w:rPr>
-        <w:t xml:space="preserve">Klik </w:t>
-      </w:r>
-      <w:r>
-        <w:rPr>
-          <w:rFonts w:ascii="Calibri" w:hAnsi="Calibri"/>
-          <w:b/>
-          <w:color w:val="1E293B"/>
-          <w:sz w:val="20"/>
-        </w:rPr>
-        <w:t>Simpan Realisasi Intervensi</w:t>
-      </w:r>
-      <w:r>
-        <w:rPr>
-          <w:rFonts w:ascii="Calibri" w:hAnsi="Calibri"/>
-          <w:color w:val="1E293B"/>
-          <w:sz w:val="20"/>
-        </w:rPr>
-        <w:t>.</w:t>
-      </w:r>
-    </w:p>
-    <w:p>
-      <w:pPr>
-        <w:spacing w:before="40" w:after="100" w:line="276" w:lineRule="auto"/>
-      </w:pPr>
-      <w:r>
-        <w:rPr>
-          <w:rFonts w:ascii="Calibri" w:hAnsi="Calibri"/>
-          <w:color w:val="1E293B"/>
-          <w:sz w:val="21"/>
-        </w:rPr>
-        <w:t xml:space="preserve">Daftar seluruh rekam intervensi dapat dipantau pada menu </w:t>
-      </w:r>
-      <w:r>
-        <w:rPr>
-          <w:rFonts w:ascii="Calibri" w:hAnsi="Calibri"/>
-          <w:b/>
-          <w:color w:val="1E293B"/>
-          <w:sz w:val="21"/>
-        </w:rPr>
-        <w:t>Realisasi Intervensi KB</w:t>
-      </w:r>
-      <w:r>
-        <w:rPr>
-          <w:rFonts w:ascii="Calibri" w:hAnsi="Calibri"/>
-          <w:color w:val="1E293B"/>
-          <w:sz w:val="21"/>
-        </w:rPr>
-        <w:t>.</w:t>
-      </w:r>
-    </w:p>
-    <w:p>
-      <w:pPr>
-        <w:keepNext/>
-        <w:spacing w:before="200" w:after="40"/>
+        <w:spacing w:before="200" w:after="80"/>
         <w:jc w:val="center"/>
       </w:pPr>
       <w:r>
@@ -5318,18 +1223,7 @@
           <w:color w:val="64748B"/>
           <w:sz w:val="18"/>
         </w:rPr>
-        <w:t>Gambar: Daftar Realisasi Intervensi</w:t>
-      </w:r>
-    </w:p>
-    <w:p>
-      <w:pPr>
-        <w:spacing w:before="160" w:after="160"/>
-      </w:pPr>
-      <w:r>
-        <w:rPr>
-          <w:color w:val="E2E8F0"/>
-        </w:rPr>
-        <w:t>——————————————————————————————————————————————————</w:t>
+        <w:t>Gambar 6.3: Rekapitulasi Riwayat Intervensi Lapangan</w:t>
       </w:r>
     </w:p>
     <w:p>
@@ -5341,46 +1235,15 @@
         <w:rPr>
           <w:rFonts w:ascii="Calibri" w:hAnsi="Calibri"/>
           <w:b/>
-          <w:color w:val="0B2E59"/>
-          <w:sz w:val="28"/>
+          <w:color w:val="1E3A8A"/>
+          <w:sz w:val="32"/>
         </w:rPr>
-        <w:t>8. Riwayat Skrining &amp; Pemantauan Data</w:t>
+        <w:t>BAB 7: RIWAYAT SKRINING &amp; ANALITIK WILAYAH</w:t>
       </w:r>
     </w:p>
     <w:p>
       <w:pPr>
-        <w:spacing w:before="40" w:after="100" w:line="276" w:lineRule="auto"/>
-      </w:pPr>
-      <w:r>
-        <w:rPr>
-          <w:rFonts w:ascii="Calibri" w:hAnsi="Calibri"/>
-          <w:color w:val="1E293B"/>
-          <w:sz w:val="21"/>
-        </w:rPr>
-        <w:t xml:space="preserve">Menu </w:t>
-      </w:r>
-      <w:r>
-        <w:rPr>
-          <w:rFonts w:ascii="Calibri" w:hAnsi="Calibri"/>
-          <w:b/>
-          <w:color w:val="1E293B"/>
-          <w:sz w:val="21"/>
-        </w:rPr>
-        <w:t>Riwayat Skrining</w:t>
-      </w:r>
-      <w:r>
-        <w:rPr>
-          <w:rFonts w:ascii="Calibri" w:hAnsi="Calibri"/>
-          <w:color w:val="1E293B"/>
-          <w:sz w:val="21"/>
-        </w:rPr>
-        <w:t xml:space="preserve"> menyimpan seluruh jejak audit penapisan yang pernah dilakukan oleh petugas lapangan.</w:t>
-      </w:r>
-    </w:p>
-    <w:p>
-      <w:pPr>
-        <w:keepNext/>
-        <w:spacing w:before="200" w:after="40"/>
+        <w:spacing w:before="200" w:after="80"/>
         <w:jc w:val="center"/>
       </w:pPr>
       <w:r>
@@ -5430,110 +1293,12 @@
           <w:color w:val="64748B"/>
           <w:sz w:val="18"/>
         </w:rPr>
-        <w:t>Gambar: Riwayat Skrining Petugas</w:t>
+        <w:t>Gambar 7.1: Riwayat Skrining Berkala PUS</w:t>
       </w:r>
     </w:p>
     <w:p>
       <w:pPr>
-        <w:spacing w:before="40" w:after="100" w:line="276" w:lineRule="auto"/>
-      </w:pPr>
-      <w:r>
-        <w:rPr>
-          <w:rFonts w:ascii="Calibri" w:hAnsi="Calibri"/>
-          <w:color w:val="1E293B"/>
-          <w:sz w:val="21"/>
-        </w:rPr>
-        <w:t>Pada halaman ini petugas dapat:</w:t>
-      </w:r>
-    </w:p>
-    <w:p>
-      <w:pPr>
-        <w:pStyle w:val="ListBullet"/>
-        <w:spacing w:before="20" w:after="40"/>
-        <w:ind w:left="360"/>
-      </w:pPr>
-      <w:r>
-        <w:rPr>
-          <w:rFonts w:ascii="Calibri" w:hAnsi="Calibri"/>
-          <w:color w:val="1E293B"/>
-          <w:sz w:val="20"/>
-        </w:rPr>
-        <w:t>Melihat tanggal penapisan terakhir setiap PUS.</w:t>
-      </w:r>
-    </w:p>
-    <w:p>
-      <w:pPr>
-        <w:pStyle w:val="ListBullet"/>
-        <w:spacing w:before="20" w:after="40"/>
-        <w:ind w:left="360"/>
-      </w:pPr>
-      <w:r>
-        <w:rPr>
-          <w:rFonts w:ascii="Calibri" w:hAnsi="Calibri"/>
-          <w:color w:val="1E293B"/>
-          <w:sz w:val="20"/>
-        </w:rPr>
-        <w:t>Memeriksa skor breakdown (P1, P2, P3, P4, P5).</w:t>
-      </w:r>
-    </w:p>
-    <w:p>
-      <w:pPr>
-        <w:pStyle w:val="ListBullet"/>
-        <w:spacing w:before="20" w:after="40"/>
-        <w:ind w:left="360"/>
-      </w:pPr>
-      <w:r>
-        <w:rPr>
-          <w:rFonts w:ascii="Calibri" w:hAnsi="Calibri"/>
-          <w:color w:val="1E293B"/>
-          <w:sz w:val="20"/>
-        </w:rPr>
-        <w:t>Memantau apakah PUS tersebut sudah memiliki catatan intervensi tindak lanjut atau belum.</w:t>
-      </w:r>
-    </w:p>
-    <w:p>
-      <w:pPr>
-        <w:spacing w:before="160" w:after="160"/>
-      </w:pPr>
-      <w:r>
-        <w:rPr>
-          <w:color w:val="E2E8F0"/>
-        </w:rPr>
-        <w:t>——————————————————————————————————————————————————</w:t>
-      </w:r>
-    </w:p>
-    <w:p>
-      <w:pPr>
-        <w:keepNext/>
-        <w:spacing w:before="360" w:after="120"/>
-      </w:pPr>
-      <w:r>
-        <w:rPr>
-          <w:rFonts w:ascii="Calibri" w:hAnsi="Calibri"/>
-          <w:b/>
-          <w:color w:val="0B2E59"/>
-          <w:sz w:val="28"/>
-        </w:rPr>
-        <w:t>9. Modul Proyeksi Capaian MCPR, TFR &amp; Nilai Ekonomis</w:t>
-      </w:r>
-    </w:p>
-    <w:p>
-      <w:pPr>
-        <w:spacing w:before="40" w:after="100" w:line="276" w:lineRule="auto"/>
-      </w:pPr>
-      <w:r>
-        <w:rPr>
-          <w:rFonts w:ascii="Calibri" w:hAnsi="Calibri"/>
-          <w:color w:val="1E293B"/>
-          <w:sz w:val="21"/>
-        </w:rPr>
-        <w:t>Aplikasi SI-MENTILIN dilengkapi modul analitik makro untuk mengukur kontribusi kerja lapangan petugas terhadap target pembangunan keluarga berencana.</w:t>
-      </w:r>
-    </w:p>
-    <w:p>
-      <w:pPr>
-        <w:keepNext/>
-        <w:spacing w:before="200" w:after="40"/>
+        <w:spacing w:before="200" w:after="80"/>
         <w:jc w:val="center"/>
       </w:pPr>
       <w:r>
@@ -5583,103 +1348,7 @@
           <w:color w:val="64748B"/>
           <w:sz w:val="18"/>
         </w:rPr>
-        <w:t>Gambar: Modul Proyeksi MCPR, TFR &amp; Nilai Ekonomis</w:t>
-      </w:r>
-    </w:p>
-    <w:p>
-      <w:pPr>
-        <w:spacing w:before="40" w:after="100" w:line="276" w:lineRule="auto"/>
-      </w:pPr>
-      <w:r>
-        <w:rPr>
-          <w:rFonts w:ascii="Calibri" w:hAnsi="Calibri"/>
-          <w:color w:val="1E293B"/>
-          <w:sz w:val="21"/>
-        </w:rPr>
-        <w:t>Petugas dapat mempelajari:</w:t>
-      </w:r>
-    </w:p>
-    <w:p>
-      <w:pPr>
-        <w:pStyle w:val="ListBullet"/>
-        <w:spacing w:before="20" w:after="40"/>
-        <w:ind w:left="360"/>
-      </w:pPr>
-      <w:r>
-        <w:rPr>
-          <w:rFonts w:ascii="Calibri" w:hAnsi="Calibri"/>
-          <w:b/>
-          <w:color w:val="1E293B"/>
-          <w:sz w:val="20"/>
-        </w:rPr>
-        <w:t>Tingkat Prevalensi Kontrasepsi Modern (MCPR):</w:t>
-      </w:r>
-      <w:r>
-        <w:rPr>
-          <w:rFonts w:ascii="Calibri" w:hAnsi="Calibri"/>
-          <w:color w:val="1E293B"/>
-          <w:sz w:val="20"/>
-        </w:rPr>
-        <w:t xml:space="preserve"> Capaian penggunaan alokon modern di wilayah kerja.</w:t>
-      </w:r>
-    </w:p>
-    <w:p>
-      <w:pPr>
-        <w:pStyle w:val="ListBullet"/>
-        <w:spacing w:before="20" w:after="40"/>
-        <w:ind w:left="360"/>
-      </w:pPr>
-      <w:r>
-        <w:rPr>
-          <w:rFonts w:ascii="Calibri" w:hAnsi="Calibri"/>
-          <w:b/>
-          <w:color w:val="1E293B"/>
-          <w:sz w:val="20"/>
-        </w:rPr>
-        <w:t>Proyeksi Penurunan TFR (Total Fertility Rate):</w:t>
-      </w:r>
-      <w:r>
-        <w:rPr>
-          <w:rFonts w:ascii="Calibri" w:hAnsi="Calibri"/>
-          <w:color w:val="1E293B"/>
-          <w:sz w:val="20"/>
-        </w:rPr>
-        <w:t xml:space="preserve"> Dampak penapisan PUS MUPAR terhadap angka kelahiran total.</w:t>
-      </w:r>
-    </w:p>
-    <w:p>
-      <w:pPr>
-        <w:pStyle w:val="ListBullet"/>
-        <w:spacing w:before="20" w:after="40"/>
-        <w:ind w:left="360"/>
-      </w:pPr>
-      <w:r>
-        <w:rPr>
-          <w:rFonts w:ascii="Calibri" w:hAnsi="Calibri"/>
-          <w:b/>
-          <w:color w:val="1E293B"/>
-          <w:sz w:val="20"/>
-        </w:rPr>
-        <w:t>Nilai Ekonomis Penyelamatan (Cost Savings):</w:t>
-      </w:r>
-      <w:r>
-        <w:rPr>
-          <w:rFonts w:ascii="Calibri" w:hAnsi="Calibri"/>
-          <w:color w:val="1E293B"/>
-          <w:sz w:val="20"/>
-        </w:rPr>
-        <w:t xml:space="preserve"> Estimasi penghematan beban pembiayaan medis obstetri dan risiko stunting yang berhasil dicegah berkat intervensi dini petugas.</w:t>
-      </w:r>
-    </w:p>
-    <w:p>
-      <w:pPr>
-        <w:spacing w:before="160" w:after="160"/>
-      </w:pPr>
-      <w:r>
-        <w:rPr>
-          <w:color w:val="E2E8F0"/>
-        </w:rPr>
-        <w:t>——————————————————————————————————————————————————</w:t>
+        <w:t>Gambar 7.2: Modul Analitik Capaian MCPR Wilayah</w:t>
       </w:r>
     </w:p>
     <w:p>
@@ -5691,46 +1360,15 @@
         <w:rPr>
           <w:rFonts w:ascii="Calibri" w:hAnsi="Calibri"/>
           <w:b/>
-          <w:color w:val="0B2E59"/>
-          <w:sz w:val="28"/>
+          <w:color w:val="1E3A8A"/>
+          <w:sz w:val="32"/>
         </w:rPr>
-        <w:t>10. Pelaporan &amp; Ekspor Data Tingkat Lapangan</w:t>
+        <w:t>BAB 8: MEMBUAT &amp; MENGEKSPOR LAPORAN TINGKAT LAPANGAN</w:t>
       </w:r>
     </w:p>
     <w:p>
       <w:pPr>
-        <w:spacing w:before="40" w:after="100" w:line="276" w:lineRule="auto"/>
-      </w:pPr>
-      <w:r>
-        <w:rPr>
-          <w:rFonts w:ascii="Calibri" w:hAnsi="Calibri"/>
-          <w:color w:val="1E293B"/>
-          <w:sz w:val="21"/>
-        </w:rPr>
-        <w:t xml:space="preserve">Modul </w:t>
-      </w:r>
-      <w:r>
-        <w:rPr>
-          <w:rFonts w:ascii="Calibri" w:hAnsi="Calibri"/>
-          <w:b/>
-          <w:color w:val="1E293B"/>
-          <w:sz w:val="21"/>
-        </w:rPr>
-        <w:t>Laporan</w:t>
-      </w:r>
-      <w:r>
-        <w:rPr>
-          <w:rFonts w:ascii="Calibri" w:hAnsi="Calibri"/>
-          <w:color w:val="1E293B"/>
-          <w:sz w:val="21"/>
-        </w:rPr>
-        <w:t xml:space="preserve"> mempermudah petugas dalam menyusun laporan bulanan kinerja lapangan ke Koordinator Kecamatan maupun Dinas.</w:t>
-      </w:r>
-    </w:p>
-    <w:p>
-      <w:pPr>
-        <w:keepNext/>
-        <w:spacing w:before="200" w:after="40"/>
+        <w:spacing w:before="200" w:after="80"/>
         <w:jc w:val="center"/>
       </w:pPr>
       <w:r>
@@ -5780,579 +1418,72 @@
           <w:color w:val="64748B"/>
           <w:sz w:val="18"/>
         </w:rPr>
-        <w:t>Gambar: Modul Laporan PKB</w:t>
+        <w:t>Gambar 8.1: Modul Rekapitulasi Laporan Petugas Lapangan</w:t>
       </w:r>
     </w:p>
     <w:p>
       <w:pPr>
-        <w:keepNext/>
-        <w:spacing w:before="240" w:after="80"/>
+        <w:spacing w:before="0" w:after="80" w:line="276" w:lineRule="auto"/>
       </w:pPr>
       <w:r>
         <w:rPr>
           <w:rFonts w:ascii="Calibri" w:hAnsi="Calibri"/>
           <w:b/>
-          <w:color w:val="008060"/>
-          <w:sz w:val="23"/>
+          <w:color w:val="1E293B"/>
+          <w:sz w:val="21"/>
         </w:rPr>
-        <w:t>Cara Mengunduh Laporan:</w:t>
-      </w:r>
-    </w:p>
-    <w:p>
-      <w:pPr>
-        <w:spacing w:before="40" w:after="40"/>
-        <w:ind w:left="360"/>
-      </w:pPr>
-      <w:r>
-        <w:rPr>
-          <w:rFonts w:ascii="Calibri" w:hAnsi="Calibri"/>
-          <w:b/>
-          <w:color w:val="0B2E59"/>
-          <w:sz w:val="20"/>
-        </w:rPr>
-        <w:t xml:space="preserve">1. </w:t>
+        <w:t xml:space="preserve">Prosedur: </w:t>
       </w:r>
       <w:r>
         <w:rPr>
           <w:rFonts w:ascii="Calibri" w:hAnsi="Calibri"/>
-          <w:color w:val="1E293B"/>
-          <w:sz w:val="20"/>
+          <w:color w:val="334155"/>
+          <w:sz w:val="21"/>
         </w:rPr>
-        <w:t xml:space="preserve">Akses menu </w:t>
-      </w:r>
-      <w:r>
-        <w:rPr>
-          <w:rFonts w:ascii="Calibri" w:hAnsi="Calibri"/>
-          <w:b/>
-          <w:color w:val="1E293B"/>
-          <w:sz w:val="20"/>
-        </w:rPr>
-        <w:t>Laporan</w:t>
-      </w:r>
-      <w:r>
-        <w:rPr>
-          <w:rFonts w:ascii="Calibri" w:hAnsi="Calibri"/>
-          <w:color w:val="1E293B"/>
-          <w:sz w:val="20"/>
-        </w:rPr>
-        <w:t>.</w:t>
-      </w:r>
-    </w:p>
-    <w:p>
-      <w:pPr>
-        <w:spacing w:before="40" w:after="40"/>
-        <w:ind w:left="360"/>
-      </w:pPr>
-      <w:r>
-        <w:rPr>
-          <w:rFonts w:ascii="Calibri" w:hAnsi="Calibri"/>
-          <w:b/>
-          <w:color w:val="0B2E59"/>
-          <w:sz w:val="20"/>
-        </w:rPr>
-        <w:t xml:space="preserve">2. </w:t>
-      </w:r>
-      <w:r>
-        <w:rPr>
-          <w:rFonts w:ascii="Calibri" w:hAnsi="Calibri"/>
-          <w:color w:val="1E293B"/>
-          <w:sz w:val="20"/>
-        </w:rPr>
-        <w:t xml:space="preserve">Tentukan filter rentang tanggal (contoh: </w:t>
-      </w:r>
-      <w:r>
-        <w:rPr>
-          <w:rFonts w:ascii="Calibri" w:hAnsi="Calibri"/>
-          <w:i/>
-          <w:color w:val="1E293B"/>
-          <w:sz w:val="20"/>
-        </w:rPr>
-        <w:t>01/10/2026 s.d 31/10/2026</w:t>
-      </w:r>
-      <w:r>
-        <w:rPr>
-          <w:rFonts w:ascii="Calibri" w:hAnsi="Calibri"/>
-          <w:color w:val="1E293B"/>
-          <w:sz w:val="20"/>
-        </w:rPr>
-        <w:t>).</w:t>
-      </w:r>
-    </w:p>
-    <w:p>
-      <w:pPr>
-        <w:spacing w:before="40" w:after="40"/>
-        <w:ind w:left="360"/>
-      </w:pPr>
-      <w:r>
-        <w:rPr>
-          <w:rFonts w:ascii="Calibri" w:hAnsi="Calibri"/>
-          <w:b/>
-          <w:color w:val="0B2E59"/>
-          <w:sz w:val="20"/>
-        </w:rPr>
-        <w:t xml:space="preserve">3. </w:t>
-      </w:r>
-      <w:r>
-        <w:rPr>
-          <w:rFonts w:ascii="Calibri" w:hAnsi="Calibri"/>
-          <w:color w:val="1E293B"/>
-          <w:sz w:val="20"/>
-        </w:rPr>
-        <w:t>Pilih jenis laporan yang dibutuhkan:</w:t>
+        <w:t>Langkah Pembuatan Laporan:</w:t>
       </w:r>
     </w:p>
     <w:p>
       <w:pPr>
         <w:pStyle w:val="ListBullet"/>
-        <w:spacing w:before="20" w:after="40"/>
-        <w:ind w:left="720"/>
+        <w:spacing w:before="20" w:after="60" w:line="276" w:lineRule="auto"/>
       </w:pPr>
       <w:r>
         <w:rPr>
           <w:rFonts w:ascii="Calibri" w:hAnsi="Calibri"/>
-          <w:i/>
-          <w:color w:val="1E293B"/>
+          <w:color w:val="334155"/>
           <w:sz w:val="20"/>
         </w:rPr>
-        <w:t>Rekapitulasi Skrining 5 Indikator</w:t>
+        <w:t>Pilih desa binaan dan periode bulan/tahun.</w:t>
       </w:r>
     </w:p>
     <w:p>
       <w:pPr>
         <w:pStyle w:val="ListBullet"/>
-        <w:spacing w:before="20" w:after="40"/>
-        <w:ind w:left="720"/>
+        <w:spacing w:before="20" w:after="60" w:line="276" w:lineRule="auto"/>
       </w:pPr>
       <w:r>
         <w:rPr>
           <w:rFonts w:ascii="Calibri" w:hAnsi="Calibri"/>
-          <w:i/>
-          <w:color w:val="1E293B"/>
+          <w:color w:val="334155"/>
           <w:sz w:val="20"/>
         </w:rPr>
-        <w:t>Daftar Sasaran PUS MUPAR Risiko Tinggi</w:t>
+        <w:t>Klik tombol hijau 'Ekspor CSV / Excel' untuk mengunduh rekapitulasi data.</w:t>
       </w:r>
     </w:p>
     <w:p>
       <w:pPr>
         <w:pStyle w:val="ListBullet"/>
-        <w:spacing w:before="20" w:after="40"/>
-        <w:ind w:left="720"/>
+        <w:spacing w:before="20" w:after="60" w:line="276" w:lineRule="auto"/>
       </w:pPr>
       <w:r>
         <w:rPr>
           <w:rFonts w:ascii="Calibri" w:hAnsi="Calibri"/>
-          <w:i/>
-          <w:color w:val="1E293B"/>
+          <w:color w:val="334155"/>
           <w:sz w:val="20"/>
         </w:rPr>
-        <w:t>Realisasi Pelayanan Intervensi KB</w:t>
+        <w:t>Klik tombol 'Cetak Laporan / PDF' untuk mencetak laporan resmi siap tanda tangan.</w:t>
       </w:r>
-    </w:p>
-    <w:p>
-      <w:pPr>
-        <w:spacing w:before="40" w:after="40"/>
-        <w:ind w:left="360"/>
-      </w:pPr>
-      <w:r>
-        <w:rPr>
-          <w:rFonts w:ascii="Calibri" w:hAnsi="Calibri"/>
-          <w:b/>
-          <w:color w:val="0B2E59"/>
-          <w:sz w:val="20"/>
-        </w:rPr>
-        <w:t xml:space="preserve">4. </w:t>
-      </w:r>
-      <w:r>
-        <w:rPr>
-          <w:rFonts w:ascii="Calibri" w:hAnsi="Calibri"/>
-          <w:color w:val="1E293B"/>
-          <w:sz w:val="20"/>
-        </w:rPr>
-        <w:t xml:space="preserve">Klik tombol </w:t>
-      </w:r>
-      <w:r>
-        <w:rPr>
-          <w:rFonts w:ascii="Calibri" w:hAnsi="Calibri"/>
-          <w:b/>
-          <w:color w:val="1E293B"/>
-          <w:sz w:val="20"/>
-        </w:rPr>
-        <w:t>Ekspor PDF</w:t>
-      </w:r>
-      <w:r>
-        <w:rPr>
-          <w:rFonts w:ascii="Calibri" w:hAnsi="Calibri"/>
-          <w:color w:val="1E293B"/>
-          <w:sz w:val="20"/>
-        </w:rPr>
-        <w:t xml:space="preserve"> untuk dokumen cetak bertandatangan, atau </w:t>
-      </w:r>
-      <w:r>
-        <w:rPr>
-          <w:rFonts w:ascii="Calibri" w:hAnsi="Calibri"/>
-          <w:b/>
-          <w:color w:val="1E293B"/>
-          <w:sz w:val="20"/>
-        </w:rPr>
-        <w:t>Ekspor Excel (CSV)</w:t>
-      </w:r>
-      <w:r>
-        <w:rPr>
-          <w:rFonts w:ascii="Calibri" w:hAnsi="Calibri"/>
-          <w:color w:val="1E293B"/>
-          <w:sz w:val="20"/>
-        </w:rPr>
-        <w:t xml:space="preserve"> untuk pengolahan spreadsheet mandiri.</w:t>
-      </w:r>
-    </w:p>
-    <w:p>
-      <w:pPr>
-        <w:spacing w:before="160" w:after="160"/>
-      </w:pPr>
-      <w:r>
-        <w:rPr>
-          <w:color w:val="E2E8F0"/>
-        </w:rPr>
-        <w:t>——————————————————————————————————————————————————</w:t>
-      </w:r>
-    </w:p>
-    <w:p>
-      <w:pPr>
-        <w:keepNext/>
-        <w:spacing w:before="360" w:after="120"/>
-      </w:pPr>
-      <w:r>
-        <w:rPr>
-          <w:rFonts w:ascii="Calibri" w:hAnsi="Calibri"/>
-          <w:b/>
-          <w:color w:val="0B2E59"/>
-          <w:sz w:val="28"/>
-        </w:rPr>
-        <w:t>11. Troubleshooting &amp; Tanya Jawab (FAQ)</w:t>
-      </w:r>
-    </w:p>
-    <w:p>
-      <w:pPr>
-        <w:keepNext/>
-        <w:spacing w:before="240" w:after="80"/>
-      </w:pPr>
-      <w:r>
-        <w:rPr>
-          <w:rFonts w:ascii="Calibri" w:hAnsi="Calibri"/>
-          <w:b/>
-          <w:color w:val="008060"/>
-          <w:sz w:val="23"/>
-        </w:rPr>
-        <w:t>Q1: Mengapa nama istri yang saya cari tidak muncul saat ingin melakukan skrining?</w:t>
-      </w:r>
-    </w:p>
-    <w:tbl>
-      <w:tblPr>
-        <w:tblW w:type="auto" w:w="0"/>
-        <w:jc w:val="center"/>
-        <w:tblLook w:firstColumn="1" w:firstRow="1" w:lastColumn="0" w:lastRow="0" w:noHBand="0" w:noVBand="1" w:val="04A0"/>
-      </w:tblPr>
-      <w:tblGrid>
-        <w:gridCol w:w="9360"/>
-      </w:tblGrid>
-      <w:tr>
-        <w:tc>
-          <w:tcPr>
-            <w:tcW w:type="dxa" w:w="9360"/>
-            <w:shd w:fill="F0FDF4"/>
-            <w:tcMar>
-              <w:top w:w="100" w:type="dxa"/>
-              <w:bottom w:w="100" w:type="dxa"/>
-              <w:left w:w="150" w:type="dxa"/>
-              <w:right w:w="150" w:type="dxa"/>
-            </w:tcMar>
-            <w:tcBorders>
-              <w:left w:val="single" w:sz="24" w:space="0" w:color="008060"/>
-              <w:top w:val="none"/>
-              <w:bottom w:val="none"/>
-              <w:right w:val="none"/>
-            </w:tcBorders>
-          </w:tcPr>
-          <w:p>
-            <w:pPr>
-              <w:spacing w:before="40" w:after="40"/>
-            </w:pPr>
-            <w:r>
-              <w:rPr>
-                <w:rFonts w:ascii="Calibri" w:hAnsi="Calibri"/>
-                <w:b/>
-                <w:color w:val="008060"/>
-                <w:sz w:val="20"/>
-              </w:rPr>
-              <w:t>Jawaban:</w:t>
-            </w:r>
-            <w:r>
-              <w:rPr>
-                <w:rFonts w:ascii="Calibri" w:hAnsi="Calibri"/>
-                <w:color w:val="008060"/>
-                <w:sz w:val="20"/>
-              </w:rPr>
-              <w:t xml:space="preserve"> Pastikan data profil PUS tersebut sudah diinput terlebih dahulu pada menu </w:t>
-            </w:r>
-            <w:r>
-              <w:rPr>
-                <w:rFonts w:ascii="Calibri" w:hAnsi="Calibri"/>
-                <w:b/>
-                <w:color w:val="008060"/>
-                <w:sz w:val="20"/>
-              </w:rPr>
-              <w:t>Data PUS</w:t>
-            </w:r>
-            <w:r>
-              <w:rPr>
-                <w:rFonts w:ascii="Calibri" w:hAnsi="Calibri"/>
-                <w:color w:val="008060"/>
-                <w:sz w:val="20"/>
-              </w:rPr>
-              <w:t>. Hanya data PUS yang terdaftar di desa binaan Anda yang akan muncul pada pencarian.</w:t>
-            </w:r>
-          </w:p>
-        </w:tc>
-      </w:tr>
-    </w:tbl>
-    <w:p>
-      <w:pPr>
-        <w:spacing w:after="80"/>
-      </w:pPr>
-    </w:p>
-    <w:p>
-      <w:pPr>
-        <w:keepNext/>
-        <w:spacing w:before="240" w:after="80"/>
-      </w:pPr>
-      <w:r>
-        <w:rPr>
-          <w:rFonts w:ascii="Calibri" w:hAnsi="Calibri"/>
-          <w:b/>
-          <w:color w:val="008060"/>
-          <w:sz w:val="23"/>
-        </w:rPr>
-        <w:t>Q2: Mengapa PUS dengan skor 9 bisa berada di antrean lebih atas dibanding PUS dengan skor 10?</w:t>
-      </w:r>
-    </w:p>
-    <w:tbl>
-      <w:tblPr>
-        <w:tblW w:type="auto" w:w="0"/>
-        <w:jc w:val="center"/>
-        <w:tblLook w:firstColumn="1" w:firstRow="1" w:lastColumn="0" w:lastRow="0" w:noHBand="0" w:noVBand="1" w:val="04A0"/>
-      </w:tblPr>
-      <w:tblGrid>
-        <w:gridCol w:w="9360"/>
-      </w:tblGrid>
-      <w:tr>
-        <w:tc>
-          <w:tcPr>
-            <w:tcW w:type="dxa" w:w="9360"/>
-            <w:shd w:fill="F0FDF4"/>
-            <w:tcMar>
-              <w:top w:w="100" w:type="dxa"/>
-              <w:bottom w:w="100" w:type="dxa"/>
-              <w:left w:w="150" w:type="dxa"/>
-              <w:right w:w="150" w:type="dxa"/>
-            </w:tcMar>
-            <w:tcBorders>
-              <w:left w:val="single" w:sz="24" w:space="0" w:color="008060"/>
-              <w:top w:val="none"/>
-              <w:bottom w:val="none"/>
-              <w:right w:val="none"/>
-            </w:tcBorders>
-          </w:tcPr>
-          <w:p>
-            <w:pPr>
-              <w:spacing w:before="40" w:after="40"/>
-            </w:pPr>
-            <w:r>
-              <w:rPr>
-                <w:rFonts w:ascii="Calibri" w:hAnsi="Calibri"/>
-                <w:b/>
-                <w:color w:val="008060"/>
-                <w:sz w:val="20"/>
-              </w:rPr>
-              <w:t>Jawaban:</w:t>
-            </w:r>
-            <w:r>
-              <w:rPr>
-                <w:rFonts w:ascii="Calibri" w:hAnsi="Calibri"/>
-                <w:color w:val="008060"/>
-                <w:sz w:val="20"/>
-              </w:rPr>
-              <w:t xml:space="preserve"> Periksa status </w:t>
-            </w:r>
-            <w:r>
-              <w:rPr>
-                <w:rFonts w:ascii="Calibri" w:hAnsi="Calibri"/>
-                <w:b/>
-                <w:color w:val="008060"/>
-                <w:sz w:val="20"/>
-              </w:rPr>
-              <w:t>MUPAR</w:t>
-            </w:r>
-            <w:r>
-              <w:rPr>
-                <w:rFonts w:ascii="Calibri" w:hAnsi="Calibri"/>
-                <w:color w:val="008060"/>
-                <w:sz w:val="20"/>
-              </w:rPr>
-              <w:t>. Berdasarkan logika bisnis SI-MENTILIN, PUS dengan skor 7–10 yang berstatus MUPAR (Prioritas Edukasi Terjadwal #3) memiliki bobot urgensi penanganan yang lebih diutamakan dibandingkan PUS non-MUPAR pada rentang skor yang sama.</w:t>
-            </w:r>
-          </w:p>
-        </w:tc>
-      </w:tr>
-    </w:tbl>
-    <w:p>
-      <w:pPr>
-        <w:spacing w:after="80"/>
-      </w:pPr>
-    </w:p>
-    <w:p>
-      <w:pPr>
-        <w:keepNext/>
-        <w:spacing w:before="240" w:after="80"/>
-      </w:pPr>
-      <w:r>
-        <w:rPr>
-          <w:rFonts w:ascii="Calibri" w:hAnsi="Calibri"/>
-          <w:b/>
-          <w:color w:val="008060"/>
-          <w:sz w:val="23"/>
-        </w:rPr>
-        <w:t>Q3: Apakah saya bisa mengubah hasil skrining jika salah memilih opsi?</w:t>
-      </w:r>
-    </w:p>
-    <w:tbl>
-      <w:tblPr>
-        <w:tblW w:type="auto" w:w="0"/>
-        <w:jc w:val="center"/>
-        <w:tblLook w:firstColumn="1" w:firstRow="1" w:lastColumn="0" w:lastRow="0" w:noHBand="0" w:noVBand="1" w:val="04A0"/>
-      </w:tblPr>
-      <w:tblGrid>
-        <w:gridCol w:w="9360"/>
-      </w:tblGrid>
-      <w:tr>
-        <w:tc>
-          <w:tcPr>
-            <w:tcW w:type="dxa" w:w="9360"/>
-            <w:shd w:fill="F0FDF4"/>
-            <w:tcMar>
-              <w:top w:w="100" w:type="dxa"/>
-              <w:bottom w:w="100" w:type="dxa"/>
-              <w:left w:w="150" w:type="dxa"/>
-              <w:right w:w="150" w:type="dxa"/>
-            </w:tcMar>
-            <w:tcBorders>
-              <w:left w:val="single" w:sz="24" w:space="0" w:color="008060"/>
-              <w:top w:val="none"/>
-              <w:bottom w:val="none"/>
-              <w:right w:val="none"/>
-            </w:tcBorders>
-          </w:tcPr>
-          <w:p>
-            <w:pPr>
-              <w:spacing w:before="40" w:after="40"/>
-            </w:pPr>
-            <w:r>
-              <w:rPr>
-                <w:rFonts w:ascii="Calibri" w:hAnsi="Calibri"/>
-                <w:b/>
-                <w:color w:val="008060"/>
-                <w:sz w:val="20"/>
-              </w:rPr>
-              <w:t>Jawaban:</w:t>
-            </w:r>
-            <w:r>
-              <w:rPr>
-                <w:rFonts w:ascii="Calibri" w:hAnsi="Calibri"/>
-                <w:color w:val="008060"/>
-                <w:sz w:val="20"/>
-              </w:rPr>
-              <w:t xml:space="preserve"> Anda dapat melakukan skrining ulang kapan saja. Sistem akan mencatat riwayat penapisan terbaru sebagai acuan antrean terkini.</w:t>
-            </w:r>
-          </w:p>
-        </w:tc>
-      </w:tr>
-    </w:tbl>
-    <w:p>
-      <w:pPr>
-        <w:spacing w:after="80"/>
-      </w:pPr>
-    </w:p>
-    <w:p>
-      <w:pPr>
-        <w:keepNext/>
-        <w:spacing w:before="240" w:after="80"/>
-      </w:pPr>
-      <w:r>
-        <w:rPr>
-          <w:rFonts w:ascii="Calibri" w:hAnsi="Calibri"/>
-          <w:b/>
-          <w:color w:val="008060"/>
-          <w:sz w:val="23"/>
-        </w:rPr>
-        <w:t>Q4: Apa yang harus dilakukan jika lupa kata sandi akun?</w:t>
-      </w:r>
-    </w:p>
-    <w:tbl>
-      <w:tblPr>
-        <w:tblW w:type="auto" w:w="0"/>
-        <w:jc w:val="center"/>
-        <w:tblLook w:firstColumn="1" w:firstRow="1" w:lastColumn="0" w:lastRow="0" w:noHBand="0" w:noVBand="1" w:val="04A0"/>
-      </w:tblPr>
-      <w:tblGrid>
-        <w:gridCol w:w="9360"/>
-      </w:tblGrid>
-      <w:tr>
-        <w:tc>
-          <w:tcPr>
-            <w:tcW w:type="dxa" w:w="9360"/>
-            <w:shd w:fill="F0FDF4"/>
-            <w:tcMar>
-              <w:top w:w="100" w:type="dxa"/>
-              <w:bottom w:w="100" w:type="dxa"/>
-              <w:left w:w="150" w:type="dxa"/>
-              <w:right w:w="150" w:type="dxa"/>
-            </w:tcMar>
-            <w:tcBorders>
-              <w:left w:val="single" w:sz="24" w:space="0" w:color="008060"/>
-              <w:top w:val="none"/>
-              <w:bottom w:val="none"/>
-              <w:right w:val="none"/>
-            </w:tcBorders>
-          </w:tcPr>
-          <w:p>
-            <w:pPr>
-              <w:spacing w:before="40" w:after="40"/>
-            </w:pPr>
-            <w:r>
-              <w:rPr>
-                <w:rFonts w:ascii="Calibri" w:hAnsi="Calibri"/>
-                <w:b/>
-                <w:color w:val="008060"/>
-                <w:sz w:val="20"/>
-              </w:rPr>
-              <w:t>Jawaban:</w:t>
-            </w:r>
-            <w:r>
-              <w:rPr>
-                <w:rFonts w:ascii="Calibri" w:hAnsi="Calibri"/>
-                <w:color w:val="008060"/>
-                <w:sz w:val="20"/>
-              </w:rPr>
-              <w:t xml:space="preserve"> Hubungi Administrator Dinas di DP2KBP3A Kabupaten Bangka untuk melakukan reset kata sandi melalui Modul Manajemen Pengguna.</w:t>
-            </w:r>
-          </w:p>
-        </w:tc>
-      </w:tr>
-    </w:tbl>
-    <w:p>
-      <w:pPr>
-        <w:spacing w:after="80"/>
-      </w:pPr>
     </w:p>
     <w:sectPr>
       <w:headerReference w:type="default" r:id="rId9"/>
@@ -6360,6 +1491,7 @@
       <w:pgSz w:w="12240" w:h="15840"/>
       <w:pgMar w:top="1440" w:right="1440" w:bottom="1440" w:left="1440" w:header="720" w:footer="720" w:gutter="0"/>
       <w:cols w:space="720"/>
+      <w:titlePg/>
       <w:docGrid w:linePitch="360"/>
     </w:sectPr>
   </w:body>
@@ -6371,7 +1503,7 @@
   <w:p>
     <w:pPr>
       <w:pStyle w:val="Footer"/>
-      <w:jc w:val="center"/>
+      <w:jc w:val="left"/>
     </w:pPr>
     <w:r>
       <w:rPr>
@@ -6379,7 +1511,7 @@
         <w:color w:val="64748B"/>
         <w:sz w:val="17"/>
       </w:rPr>
-      <w:t>SI-MENTILIN — Sistem Skrining Lima Indikator PUS &amp; Penanda Sasaran MUPAR</w:t>
+      <w:t>Dinas Pengendalian Penduduk, KB, Pemberdayaan Perempuan &amp; Perlindungan Anak Kab. Bangka</w:t>
     </w:r>
   </w:p>
 </w:ftr>
@@ -6398,7 +1530,7 @@
         <w:color w:val="64748B"/>
         <w:sz w:val="17"/>
       </w:rPr>
-      <w:t>SI-MENTILIN | Petugas Lapangan (PKB/PLKB) — DP2KBP3A KAB. BANGKA</w:t>
+      <w:t>SI-MENTILIN | Buku Panduan Operasional Penggunaan Sistem (Multi-Role)</w:t>
     </w:r>
   </w:p>
 </w:hdr>
